--- a/report_template/template_main/HRDComplete_CustomEdition_HRB_v1.1.0.docx
+++ b/report_template/template_main/HRDComplete_CustomEdition_HRB_v1.1.0.docx
@@ -118,7 +118,7 @@
                     </wp:anchor>
                   </w:drawing>
                 </mc:Choice>
-                <mc:Fallback xmlns:w16du="http://schemas.microsoft.com/office/word/2023/wordml/word16du" xmlns:oel="http://schemas.microsoft.com/office/2019/extlst">
+                <mc:Fallback xmlns:oel="http://schemas.microsoft.com/office/2019/extlst" xmlns:w16du="http://schemas.microsoft.com/office/word/2023/wordml/word16du">
                   <w:pict>
                     <v:shapetype w14:anchorId="03426675" id="_x0000_t120" coordsize="21600,21600" o:spt="120" path="m10800,qx,10800,10800,21600,21600,10800,10800,xe">
                       <v:path gradientshapeok="t" o:connecttype="custom" o:connectlocs="10800,0;3163,3163;0,10800;3163,18437;10800,21600;18437,18437;21600,10800;18437,3163" textboxrect="3163,3163,18437,18437"/>
@@ -249,7 +249,7 @@
                     </wp:anchor>
                   </w:drawing>
                 </mc:Choice>
-                <mc:Fallback xmlns:w16du="http://schemas.microsoft.com/office/word/2023/wordml/word16du" xmlns:oel="http://schemas.microsoft.com/office/2019/extlst">
+                <mc:Fallback xmlns:oel="http://schemas.microsoft.com/office/2019/extlst" xmlns:w16du="http://schemas.microsoft.com/office/word/2023/wordml/word16du">
                   <w:pict>
                     <v:roundrect w14:anchorId="27DC0408" id="矩形: 圆角 69" o:spid="_x0000_s1026" style="position:absolute;left:0;text-align:left;margin-left:-2.75pt;margin-top:3.25pt;width:71.3pt;height:25.3pt;z-index:-251626496;visibility:visible;mso-wrap-style:square;mso-wrap-distance-left:9pt;mso-wrap-distance-top:0;mso-wrap-distance-right:9pt;mso-wrap-distance-bottom:0;mso-position-horizontal:absolute;mso-position-horizontal-relative:margin;mso-position-vertical:absolute;mso-position-vertical-relative:text;v-text-anchor:middle" arcsize="10923f" o:gfxdata="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" fillcolor="#f2f2f2 [3052]" stroked="f" strokeweight="1pt">
                       <v:stroke joinstyle="miter"/>
@@ -1166,25 +1166,7 @@
                 <w:sz w:val="17"/>
                 <w:szCs w:val="17"/>
               </w:rPr>
-              <w:t>PARP抑制剂和其他相关靶</w:t>
-            </w:r>
-            <w:proofErr w:type="gramStart"/>
-            <w:r>
-              <w:rPr>
-                <w:rFonts w:ascii="思源黑体 CN Normal" w:eastAsia="思源黑体 CN Normal" w:hAnsi="思源黑体 CN Normal"/>
-                <w:sz w:val="17"/>
-                <w:szCs w:val="17"/>
-              </w:rPr>
-              <w:t>向药物</w:t>
-            </w:r>
-            <w:proofErr w:type="gramEnd"/>
-            <w:r>
-              <w:rPr>
-                <w:rFonts w:ascii="思源黑体 CN Normal" w:eastAsia="思源黑体 CN Normal" w:hAnsi="思源黑体 CN Normal"/>
-                <w:sz w:val="17"/>
-                <w:szCs w:val="17"/>
-              </w:rPr>
-              <w:t>提供指导建议</w:t>
+              <w:t>PARP抑制剂和其他相关靶向药物提供指导建议</w:t>
             </w:r>
           </w:p>
         </w:tc>
@@ -1207,9 +1189,144 @@
           <w:szCs w:val="13"/>
           <w:highlight w:val="magenta"/>
         </w:rPr>
-        <w:t xml:space="preserve">{{r </w:t>
-      </w:r>
-      <w:proofErr w:type="spellStart"/>
+        <w:t>{{r page_break }}</w:t>
+      </w:r>
+    </w:p>
+    <w:p>
+      <w:pPr>
+        <w:pStyle w:val="2"/>
+        <w:spacing w:before="0" w:after="0" w:line="240" w:lineRule="auto"/>
+        <w:rPr>
+          <w:rFonts w:ascii="思源黑体 CN Bold" w:eastAsia="思源黑体 CN Bold" w:hAnsi="思源黑体 CN Bold"/>
+          <w:color w:val="1E7648"/>
+          <w:sz w:val="24"/>
+          <w:szCs w:val="24"/>
+        </w:rPr>
+      </w:pPr>
+      <w:r>
+        <w:rPr>
+          <w:rFonts w:ascii="思源黑体 CN Bold" w:eastAsia="思源黑体 CN Bold" w:hAnsi="思源黑体 CN Bold"/>
+          <w:color w:val="1E7648"/>
+          <w:sz w:val="24"/>
+          <w:szCs w:val="24"/>
+        </w:rPr>
+        <w:t>&gt;</w:t>
+      </w:r>
+      <w:r>
+        <w:rPr>
+          <w:rFonts w:ascii="思源黑体 CN Bold" w:eastAsia="思源黑体 CN Bold" w:hAnsi="思源黑体 CN Bold" w:hint="eastAsia"/>
+          <w:color w:val="1E7648"/>
+          <w:sz w:val="24"/>
+          <w:szCs w:val="24"/>
+        </w:rPr>
+        <w:t>1.</w:t>
+      </w:r>
+      <w:r>
+        <w:rPr>
+          <w:rFonts w:ascii="思源黑体 CN Bold" w:eastAsia="思源黑体 CN Bold" w:hAnsi="思源黑体 CN Bold"/>
+          <w:color w:val="1E7648"/>
+          <w:sz w:val="24"/>
+          <w:szCs w:val="24"/>
+        </w:rPr>
+        <w:t xml:space="preserve">3 </w:t>
+      </w:r>
+      <w:r>
+        <w:rPr>
+          <w:rFonts w:ascii="思源黑体 CN Bold" w:eastAsia="思源黑体 CN Bold" w:hAnsi="思源黑体 CN Bold" w:hint="eastAsia"/>
+          <w:color w:val="1E7648"/>
+          <w:sz w:val="24"/>
+          <w:szCs w:val="24"/>
+        </w:rPr>
+        <w:t>检测结果小结</w:t>
+      </w:r>
+    </w:p>
+    <w:p>
+      <w:pPr>
+        <w:rPr>
+          <w:rFonts w:ascii="思源黑体 CN Bold" w:eastAsia="思源黑体 CN Bold" w:hAnsi="思源黑体 CN Bold" w:cstheme="majorBidi"/>
+          <w:b/>
+          <w:bCs/>
+          <w:color w:val="1E7648"/>
+          <w:sz w:val="24"/>
+          <w:szCs w:val="24"/>
+        </w:rPr>
+      </w:pPr>
+      <w:r>
+        <w:rPr>
+          <w:rFonts w:ascii="思源黑体 CN Bold" w:eastAsia="思源黑体 CN Bold" w:hAnsi="思源黑体 CN Bold" w:cstheme="majorBidi" w:hint="eastAsia"/>
+          <w:b/>
+          <w:bCs/>
+          <w:color w:val="1E7648"/>
+          <w:sz w:val="24"/>
+          <w:szCs w:val="24"/>
+        </w:rPr>
+        <w:t>{</w:t>
+      </w:r>
+      <w:r>
+        <w:rPr>
+          <w:rFonts w:ascii="思源黑体 CN Bold" w:eastAsia="思源黑体 CN Bold" w:hAnsi="思源黑体 CN Bold" w:cstheme="majorBidi"/>
+          <w:b/>
+          <w:bCs/>
+          <w:color w:val="1E7648"/>
+          <w:sz w:val="24"/>
+          <w:szCs w:val="24"/>
+        </w:rPr>
+        <w:t xml:space="preserve">{p </w:t>
+      </w:r>
+      <w:r>
+        <w:rPr>
+          <w:rFonts w:ascii="思源黑体 CN Bold" w:eastAsia="思源黑体 CN Bold" w:hAnsi="思源黑体 CN Bold" w:cstheme="majorBidi" w:hint="eastAsia"/>
+          <w:b/>
+          <w:bCs/>
+          <w:color w:val="1E7648"/>
+          <w:sz w:val="24"/>
+          <w:szCs w:val="24"/>
+        </w:rPr>
+        <w:t>sub</w:t>
+      </w:r>
+      <w:r>
+        <w:rPr>
+          <w:rFonts w:ascii="思源黑体 CN Bold" w:eastAsia="思源黑体 CN Bold" w:hAnsi="思源黑体 CN Bold" w:cstheme="majorBidi"/>
+          <w:b/>
+          <w:bCs/>
+          <w:color w:val="1E7648"/>
+          <w:sz w:val="24"/>
+          <w:szCs w:val="24"/>
+        </w:rPr>
+        <w:t>doc.</w:t>
+      </w:r>
+      <w:r>
+        <w:rPr>
+          <w:rFonts w:ascii="思源黑体 CN Bold" w:eastAsia="思源黑体 CN Bold" w:hAnsi="思源黑体 CN Bold" w:cstheme="majorBidi"/>
+          <w:b/>
+          <w:bCs/>
+          <w:color w:val="1E7648"/>
+          <w:sz w:val="24"/>
+          <w:szCs w:val="24"/>
+        </w:rPr>
+        <w:t>dyn_1_Overview_Summary</w:t>
+      </w:r>
+      <w:r>
+        <w:rPr>
+          <w:rFonts w:ascii="思源黑体 CN Bold" w:eastAsia="思源黑体 CN Bold" w:hAnsi="思源黑体 CN Bold" w:cstheme="majorBidi"/>
+          <w:b/>
+          <w:bCs/>
+          <w:color w:val="1E7648"/>
+          <w:sz w:val="24"/>
+          <w:szCs w:val="24"/>
+        </w:rPr>
+        <w:t>}}</w:t>
+      </w:r>
+    </w:p>
+    <w:p>
+      <w:pPr>
+        <w:rPr>
+          <w:rFonts w:ascii="思源黑体 CN Light" w:eastAsia="思源黑体 CN Light" w:hAnsi="思源黑体 CN Light"/>
+          <w:color w:val="595959" w:themeColor="text1" w:themeTint="A6"/>
+          <w:sz w:val="13"/>
+          <w:szCs w:val="13"/>
+        </w:rPr>
+      </w:pPr>
       <w:r>
         <w:rPr>
           <w:rFonts w:ascii="思源黑体 CN Light" w:eastAsia="思源黑体 CN Light" w:hAnsi="思源黑体 CN Light" w:hint="eastAsia"/>
@@ -1218,230 +1335,7 @@
           <w:szCs w:val="13"/>
           <w:highlight w:val="magenta"/>
         </w:rPr>
-        <w:t>page_</w:t>
-      </w:r>
-      <w:proofErr w:type="gramStart"/>
-      <w:r>
-        <w:rPr>
-          <w:rFonts w:ascii="思源黑体 CN Light" w:eastAsia="思源黑体 CN Light" w:hAnsi="思源黑体 CN Light" w:hint="eastAsia"/>
-          <w:color w:val="595959" w:themeColor="text1" w:themeTint="A6"/>
-          <w:sz w:val="13"/>
-          <w:szCs w:val="13"/>
-          <w:highlight w:val="magenta"/>
-        </w:rPr>
-        <w:t>break</w:t>
-      </w:r>
-      <w:proofErr w:type="spellEnd"/>
-      <w:r>
-        <w:rPr>
-          <w:rFonts w:ascii="思源黑体 CN Light" w:eastAsia="思源黑体 CN Light" w:hAnsi="思源黑体 CN Light" w:hint="eastAsia"/>
-          <w:color w:val="595959" w:themeColor="text1" w:themeTint="A6"/>
-          <w:sz w:val="13"/>
-          <w:szCs w:val="13"/>
-          <w:highlight w:val="magenta"/>
-        </w:rPr>
-        <w:t xml:space="preserve"> }</w:t>
-      </w:r>
-      <w:proofErr w:type="gramEnd"/>
-      <w:r>
-        <w:rPr>
-          <w:rFonts w:ascii="思源黑体 CN Light" w:eastAsia="思源黑体 CN Light" w:hAnsi="思源黑体 CN Light" w:hint="eastAsia"/>
-          <w:color w:val="595959" w:themeColor="text1" w:themeTint="A6"/>
-          <w:sz w:val="13"/>
-          <w:szCs w:val="13"/>
-          <w:highlight w:val="magenta"/>
-        </w:rPr>
-        <w:t>}</w:t>
-      </w:r>
-    </w:p>
-    <w:p>
-      <w:pPr>
-        <w:pStyle w:val="2"/>
-        <w:spacing w:before="0" w:after="0" w:line="240" w:lineRule="auto"/>
-        <w:rPr>
-          <w:rFonts w:ascii="思源黑体 CN Bold" w:eastAsia="思源黑体 CN Bold" w:hAnsi="思源黑体 CN Bold"/>
-          <w:color w:val="1E7648"/>
-          <w:sz w:val="24"/>
-          <w:szCs w:val="24"/>
-        </w:rPr>
-      </w:pPr>
-      <w:r>
-        <w:rPr>
-          <w:rFonts w:ascii="思源黑体 CN Bold" w:eastAsia="思源黑体 CN Bold" w:hAnsi="思源黑体 CN Bold"/>
-          <w:color w:val="1E7648"/>
-          <w:sz w:val="24"/>
-          <w:szCs w:val="24"/>
-        </w:rPr>
-        <w:t>&gt;</w:t>
-      </w:r>
-      <w:r>
-        <w:rPr>
-          <w:rFonts w:ascii="思源黑体 CN Bold" w:eastAsia="思源黑体 CN Bold" w:hAnsi="思源黑体 CN Bold" w:hint="eastAsia"/>
-          <w:color w:val="1E7648"/>
-          <w:sz w:val="24"/>
-          <w:szCs w:val="24"/>
-        </w:rPr>
-        <w:t>1.</w:t>
-      </w:r>
-      <w:r>
-        <w:rPr>
-          <w:rFonts w:ascii="思源黑体 CN Bold" w:eastAsia="思源黑体 CN Bold" w:hAnsi="思源黑体 CN Bold"/>
-          <w:color w:val="1E7648"/>
-          <w:sz w:val="24"/>
-          <w:szCs w:val="24"/>
-        </w:rPr>
-        <w:t xml:space="preserve">3 </w:t>
-      </w:r>
-      <w:r>
-        <w:rPr>
-          <w:rFonts w:ascii="思源黑体 CN Bold" w:eastAsia="思源黑体 CN Bold" w:hAnsi="思源黑体 CN Bold" w:hint="eastAsia"/>
-          <w:color w:val="1E7648"/>
-          <w:sz w:val="24"/>
-          <w:szCs w:val="24"/>
-        </w:rPr>
-        <w:t>检测结果小结</w:t>
-      </w:r>
-    </w:p>
-    <w:p>
-      <w:pPr>
-        <w:rPr>
-          <w:rFonts w:ascii="思源黑体 CN Bold" w:eastAsia="思源黑体 CN Bold" w:hAnsi="思源黑体 CN Bold" w:cstheme="majorBidi"/>
-          <w:b/>
-          <w:bCs/>
-          <w:color w:val="1E7648"/>
-          <w:sz w:val="24"/>
-          <w:szCs w:val="24"/>
-        </w:rPr>
-      </w:pPr>
-      <w:r>
-        <w:rPr>
-          <w:rFonts w:ascii="思源黑体 CN Bold" w:eastAsia="思源黑体 CN Bold" w:hAnsi="思源黑体 CN Bold" w:cstheme="majorBidi" w:hint="eastAsia"/>
-          <w:b/>
-          <w:bCs/>
-          <w:color w:val="1E7648"/>
-          <w:sz w:val="24"/>
-          <w:szCs w:val="24"/>
-        </w:rPr>
-        <w:t>{</w:t>
-      </w:r>
-      <w:r>
-        <w:rPr>
-          <w:rFonts w:ascii="思源黑体 CN Bold" w:eastAsia="思源黑体 CN Bold" w:hAnsi="思源黑体 CN Bold" w:cstheme="majorBidi"/>
-          <w:b/>
-          <w:bCs/>
-          <w:color w:val="1E7648"/>
-          <w:sz w:val="24"/>
-          <w:szCs w:val="24"/>
-        </w:rPr>
-        <w:t xml:space="preserve">{p </w:t>
-      </w:r>
-      <w:r>
-        <w:rPr>
-          <w:rFonts w:ascii="思源黑体 CN Bold" w:eastAsia="思源黑体 CN Bold" w:hAnsi="思源黑体 CN Bold" w:cstheme="majorBidi" w:hint="eastAsia"/>
-          <w:b/>
-          <w:bCs/>
-          <w:color w:val="1E7648"/>
-          <w:sz w:val="24"/>
-          <w:szCs w:val="24"/>
-        </w:rPr>
-        <w:t>sub</w:t>
-      </w:r>
-      <w:r>
-        <w:rPr>
-          <w:rFonts w:ascii="思源黑体 CN Bold" w:eastAsia="思源黑体 CN Bold" w:hAnsi="思源黑体 CN Bold" w:cstheme="majorBidi"/>
-          <w:b/>
-          <w:bCs/>
-          <w:color w:val="1E7648"/>
-          <w:sz w:val="24"/>
-          <w:szCs w:val="24"/>
-        </w:rPr>
-        <w:t>doc.</w:t>
-      </w:r>
-      <w:r>
-        <w:rPr>
-          <w:rFonts w:ascii="思源黑体 CN Bold" w:eastAsia="思源黑体 CN Bold" w:hAnsi="思源黑体 CN Bold" w:cstheme="majorBidi"/>
-          <w:b/>
-          <w:bCs/>
-          <w:color w:val="1E7648"/>
-          <w:sz w:val="24"/>
-          <w:szCs w:val="24"/>
-        </w:rPr>
-        <w:t>dyn_1_Overview_Summary</w:t>
-      </w:r>
-      <w:r>
-        <w:rPr>
-          <w:rFonts w:ascii="思源黑体 CN Bold" w:eastAsia="思源黑体 CN Bold" w:hAnsi="思源黑体 CN Bold" w:cstheme="majorBidi"/>
-          <w:b/>
-          <w:bCs/>
-          <w:color w:val="1E7648"/>
-          <w:sz w:val="24"/>
-          <w:szCs w:val="24"/>
-        </w:rPr>
-        <w:t>}}</w:t>
-      </w:r>
-    </w:p>
-    <w:p>
-      <w:pPr>
-        <w:rPr>
-          <w:rFonts w:ascii="思源黑体 CN Light" w:eastAsia="思源黑体 CN Light" w:hAnsi="思源黑体 CN Light"/>
-          <w:color w:val="595959" w:themeColor="text1" w:themeTint="A6"/>
-          <w:sz w:val="13"/>
-          <w:szCs w:val="13"/>
-        </w:rPr>
-      </w:pPr>
-      <w:r>
-        <w:rPr>
-          <w:rFonts w:ascii="思源黑体 CN Light" w:eastAsia="思源黑体 CN Light" w:hAnsi="思源黑体 CN Light" w:hint="eastAsia"/>
-          <w:color w:val="595959" w:themeColor="text1" w:themeTint="A6"/>
-          <w:sz w:val="13"/>
-          <w:szCs w:val="13"/>
-          <w:highlight w:val="magenta"/>
-        </w:rPr>
-        <w:t xml:space="preserve">{{r </w:t>
-      </w:r>
-      <w:proofErr w:type="spellStart"/>
-      <w:r>
-        <w:rPr>
-          <w:rFonts w:ascii="思源黑体 CN Light" w:eastAsia="思源黑体 CN Light" w:hAnsi="思源黑体 CN Light" w:hint="eastAsia"/>
-          <w:color w:val="595959" w:themeColor="text1" w:themeTint="A6"/>
-          <w:sz w:val="13"/>
-          <w:szCs w:val="13"/>
-          <w:highlight w:val="magenta"/>
-        </w:rPr>
-        <w:t>page_</w:t>
-      </w:r>
-      <w:proofErr w:type="gramStart"/>
-      <w:r>
-        <w:rPr>
-          <w:rFonts w:ascii="思源黑体 CN Light" w:eastAsia="思源黑体 CN Light" w:hAnsi="思源黑体 CN Light" w:hint="eastAsia"/>
-          <w:color w:val="595959" w:themeColor="text1" w:themeTint="A6"/>
-          <w:sz w:val="13"/>
-          <w:szCs w:val="13"/>
-          <w:highlight w:val="magenta"/>
-        </w:rPr>
-        <w:t>break</w:t>
-      </w:r>
-      <w:proofErr w:type="spellEnd"/>
-      <w:r>
-        <w:rPr>
-          <w:rFonts w:ascii="思源黑体 CN Light" w:eastAsia="思源黑体 CN Light" w:hAnsi="思源黑体 CN Light" w:hint="eastAsia"/>
-          <w:color w:val="595959" w:themeColor="text1" w:themeTint="A6"/>
-          <w:sz w:val="13"/>
-          <w:szCs w:val="13"/>
-          <w:highlight w:val="magenta"/>
-        </w:rPr>
-        <w:t xml:space="preserve"> }</w:t>
-      </w:r>
-      <w:proofErr w:type="gramEnd"/>
-      <w:r>
-        <w:rPr>
-          <w:rFonts w:ascii="思源黑体 CN Light" w:eastAsia="思源黑体 CN Light" w:hAnsi="思源黑体 CN Light" w:hint="eastAsia"/>
-          <w:color w:val="595959" w:themeColor="text1" w:themeTint="A6"/>
-          <w:sz w:val="13"/>
-          <w:szCs w:val="13"/>
-          <w:highlight w:val="magenta"/>
-        </w:rPr>
-        <w:t>}</w:t>
+        <w:t>{{r page_break }}</w:t>
       </w:r>
     </w:p>
     <w:p>
@@ -1554,16 +1448,7 @@
           <w:sz w:val="21"/>
           <w:szCs w:val="21"/>
         </w:rPr>
-        <w:t>同源重组缺陷（</w:t>
-      </w:r>
-      <w:r>
-        <w:rPr>
-          <w:rFonts w:ascii="思源黑体 CN Bold" w:eastAsia="思源黑体 CN Bold" w:hAnsi="思源黑体 CN Bold" w:cstheme="minorBidi" w:hint="eastAsia"/>
-          <w:color w:val="1E7648"/>
-          <w:sz w:val="21"/>
-          <w:szCs w:val="21"/>
-        </w:rPr>
-        <w:t>H</w:t>
+        <w:t>同源重组缺陷（H</w:t>
       </w:r>
       <w:r>
         <w:rPr>
@@ -1833,41 +1718,7 @@
                 <w:szCs w:val="17"/>
                 <w:highlight w:val="green"/>
               </w:rPr>
-              <w:t xml:space="preserve">{%p if “v1.1.0” in </w:t>
-            </w:r>
-            <w:proofErr w:type="spellStart"/>
-            <w:proofErr w:type="gramStart"/>
-            <w:r>
-              <w:rPr>
-                <w:rFonts w:ascii="思源黑体 CN Normal" w:eastAsia="思源黑体 CN Normal" w:hAnsi="思源黑体 CN Normal"/>
-                <w:color w:val="000000" w:themeColor="text1"/>
-                <w:sz w:val="17"/>
-                <w:szCs w:val="17"/>
-                <w:highlight w:val="green"/>
-              </w:rPr>
-              <w:t>sample.json</w:t>
-            </w:r>
-            <w:proofErr w:type="gramEnd"/>
-            <w:r>
-              <w:rPr>
-                <w:rFonts w:ascii="思源黑体 CN Normal" w:eastAsia="思源黑体 CN Normal" w:hAnsi="思源黑体 CN Normal"/>
-                <w:color w:val="000000" w:themeColor="text1"/>
-                <w:sz w:val="17"/>
-                <w:szCs w:val="17"/>
-                <w:highlight w:val="green"/>
-              </w:rPr>
-              <w:t>_batch_name</w:t>
-            </w:r>
-            <w:proofErr w:type="spellEnd"/>
-            <w:r>
-              <w:rPr>
-                <w:rFonts w:ascii="思源黑体 CN Normal" w:eastAsia="思源黑体 CN Normal" w:hAnsi="思源黑体 CN Normal"/>
-                <w:color w:val="000000" w:themeColor="text1"/>
-                <w:sz w:val="17"/>
-                <w:szCs w:val="17"/>
-                <w:highlight w:val="green"/>
-              </w:rPr>
-              <w:t>%}</w:t>
+              <w:t>{%p if “v1.1.0” in sample.json_batch_name%}</w:t>
             </w:r>
           </w:p>
           <w:p>
@@ -1896,47 +1747,7 @@
                 <w:sz w:val="17"/>
                 <w:szCs w:val="17"/>
               </w:rPr>
-              <w:t xml:space="preserve">%p if </w:t>
-            </w:r>
-            <w:proofErr w:type="spellStart"/>
-            <w:r>
-              <w:rPr>
-                <w:rFonts w:ascii="思源黑体 CN Normal" w:eastAsia="思源黑体 CN Normal" w:hAnsi="思源黑体 CN Normal"/>
-                <w:color w:val="000000" w:themeColor="text1"/>
-                <w:sz w:val="17"/>
-                <w:szCs w:val="17"/>
-              </w:rPr>
-              <w:t>hrd.var_id</w:t>
-            </w:r>
-            <w:proofErr w:type="spellEnd"/>
-            <w:r>
-              <w:rPr>
-                <w:rFonts w:ascii="思源黑体 CN Normal" w:eastAsia="思源黑体 CN Normal" w:hAnsi="思源黑体 CN Normal"/>
-                <w:color w:val="000000" w:themeColor="text1"/>
-                <w:sz w:val="17"/>
-                <w:szCs w:val="17"/>
-              </w:rPr>
-              <w:t>=</w:t>
-            </w:r>
-            <w:proofErr w:type="gramStart"/>
-            <w:r>
-              <w:rPr>
-                <w:rFonts w:ascii="思源黑体 CN Normal" w:eastAsia="思源黑体 CN Normal" w:hAnsi="思源黑体 CN Normal"/>
-                <w:color w:val="000000" w:themeColor="text1"/>
-                <w:sz w:val="17"/>
-                <w:szCs w:val="17"/>
-              </w:rPr>
-              <w:t>=”HRD</w:t>
-            </w:r>
-            <w:proofErr w:type="gramEnd"/>
-            <w:r>
-              <w:rPr>
-                <w:rFonts w:ascii="思源黑体 CN Normal" w:eastAsia="思源黑体 CN Normal" w:hAnsi="思源黑体 CN Normal"/>
-                <w:color w:val="000000" w:themeColor="text1"/>
-                <w:sz w:val="17"/>
-                <w:szCs w:val="17"/>
-              </w:rPr>
-              <w:t>+”%}</w:t>
+              <w:t>%p if hrd.var_id==”HRD+”%}</w:t>
             </w:r>
           </w:p>
           <w:p>
@@ -2132,47 +1943,7 @@
                 <w:sz w:val="17"/>
                 <w:szCs w:val="17"/>
               </w:rPr>
-              <w:t xml:space="preserve">%p if </w:t>
-            </w:r>
-            <w:proofErr w:type="spellStart"/>
-            <w:r>
-              <w:rPr>
-                <w:rFonts w:ascii="思源黑体 CN Normal" w:eastAsia="思源黑体 CN Normal" w:hAnsi="思源黑体 CN Normal"/>
-                <w:color w:val="000000" w:themeColor="text1"/>
-                <w:sz w:val="17"/>
-                <w:szCs w:val="17"/>
-              </w:rPr>
-              <w:t>var.gss.gss.var_id</w:t>
-            </w:r>
-            <w:proofErr w:type="spellEnd"/>
-            <w:r>
-              <w:rPr>
-                <w:rFonts w:ascii="思源黑体 CN Normal" w:eastAsia="思源黑体 CN Normal" w:hAnsi="思源黑体 CN Normal"/>
-                <w:color w:val="000000" w:themeColor="text1"/>
-                <w:sz w:val="17"/>
-                <w:szCs w:val="17"/>
-              </w:rPr>
-              <w:t>=</w:t>
-            </w:r>
-            <w:proofErr w:type="gramStart"/>
-            <w:r>
-              <w:rPr>
-                <w:rFonts w:ascii="思源黑体 CN Normal" w:eastAsia="思源黑体 CN Normal" w:hAnsi="思源黑体 CN Normal"/>
-                <w:color w:val="000000" w:themeColor="text1"/>
-                <w:sz w:val="17"/>
-                <w:szCs w:val="17"/>
-              </w:rPr>
-              <w:t>=”HRD</w:t>
-            </w:r>
-            <w:proofErr w:type="gramEnd"/>
-            <w:r>
-              <w:rPr>
-                <w:rFonts w:ascii="思源黑体 CN Normal" w:eastAsia="思源黑体 CN Normal" w:hAnsi="思源黑体 CN Normal"/>
-                <w:color w:val="000000" w:themeColor="text1"/>
-                <w:sz w:val="17"/>
-                <w:szCs w:val="17"/>
-              </w:rPr>
-              <w:t>+”%}</w:t>
+              <w:t>%p if var.gss.gss.var_id==”HRD+”%}</w:t>
             </w:r>
           </w:p>
           <w:p>
@@ -2390,27 +2161,7 @@
                 <w:sz w:val="17"/>
                 <w:szCs w:val="17"/>
               </w:rPr>
-              <w:t>%p if var.ec_type.BRCA1_level12+var.ec_</w:t>
-            </w:r>
-            <w:proofErr w:type="gramStart"/>
-            <w:r>
-              <w:rPr>
-                <w:rFonts w:ascii="思源黑体 CN Normal" w:eastAsia="思源黑体 CN Normal" w:hAnsi="思源黑体 CN Normal"/>
-                <w:color w:val="000000" w:themeColor="text1"/>
-                <w:sz w:val="17"/>
-                <w:szCs w:val="17"/>
-              </w:rPr>
-              <w:t>type.BRCA</w:t>
-            </w:r>
-            <w:proofErr w:type="gramEnd"/>
-            <w:r>
-              <w:rPr>
-                <w:rFonts w:ascii="思源黑体 CN Normal" w:eastAsia="思源黑体 CN Normal" w:hAnsi="思源黑体 CN Normal"/>
-                <w:color w:val="000000" w:themeColor="text1"/>
-                <w:sz w:val="17"/>
-                <w:szCs w:val="17"/>
-              </w:rPr>
-              <w:t>2_level12%}</w:t>
+              <w:t>%p if var.ec_type.BRCA1_level12+var.ec_type.BRCA2_level12%}</w:t>
             </w:r>
           </w:p>
           <w:p>
@@ -2594,7 +2345,6 @@
                 <w:szCs w:val="17"/>
               </w:rPr>
             </w:pPr>
-            <w:proofErr w:type="gramStart"/>
             <w:r>
               <w:rPr>
                 <w:rFonts w:ascii="思源黑体 CN Normal" w:eastAsia="思源黑体 CN Normal" w:hAnsi="思源黑体 CN Normal" w:hint="eastAsia"/>
@@ -2611,17 +2361,7 @@
                 <w:sz w:val="17"/>
                 <w:szCs w:val="17"/>
               </w:rPr>
-              <w:t xml:space="preserve"> var.ec</w:t>
-            </w:r>
-            <w:proofErr w:type="gramEnd"/>
-            <w:r>
-              <w:rPr>
-                <w:rFonts w:ascii="思源黑体 CN Normal" w:eastAsia="思源黑体 CN Normal" w:hAnsi="思源黑体 CN Normal"/>
-                <w:color w:val="000000" w:themeColor="text1"/>
-                <w:sz w:val="17"/>
-                <w:szCs w:val="17"/>
-              </w:rPr>
-              <w:t>_type.BRCA1_level12</w:t>
+              <w:t xml:space="preserve"> var.ec_type.BRCA1_level12</w:t>
             </w:r>
             <w:r>
               <w:rPr>
@@ -2697,41 +2437,7 @@
                 <w:szCs w:val="17"/>
                 <w:highlight w:val="green"/>
               </w:rPr>
-              <w:t xml:space="preserve">{%p if “v1.1.0” in </w:t>
-            </w:r>
-            <w:proofErr w:type="spellStart"/>
-            <w:proofErr w:type="gramStart"/>
-            <w:r>
-              <w:rPr>
-                <w:rFonts w:ascii="思源黑体 CN Normal" w:eastAsia="思源黑体 CN Normal" w:hAnsi="思源黑体 CN Normal"/>
-                <w:color w:val="000000" w:themeColor="text1"/>
-                <w:sz w:val="17"/>
-                <w:szCs w:val="17"/>
-                <w:highlight w:val="green"/>
-              </w:rPr>
-              <w:t>sample.json</w:t>
-            </w:r>
-            <w:proofErr w:type="gramEnd"/>
-            <w:r>
-              <w:rPr>
-                <w:rFonts w:ascii="思源黑体 CN Normal" w:eastAsia="思源黑体 CN Normal" w:hAnsi="思源黑体 CN Normal"/>
-                <w:color w:val="000000" w:themeColor="text1"/>
-                <w:sz w:val="17"/>
-                <w:szCs w:val="17"/>
-                <w:highlight w:val="green"/>
-              </w:rPr>
-              <w:t>_batch_name</w:t>
-            </w:r>
-            <w:proofErr w:type="spellEnd"/>
-            <w:r>
-              <w:rPr>
-                <w:rFonts w:ascii="思源黑体 CN Normal" w:eastAsia="思源黑体 CN Normal" w:hAnsi="思源黑体 CN Normal"/>
-                <w:color w:val="000000" w:themeColor="text1"/>
-                <w:sz w:val="17"/>
-                <w:szCs w:val="17"/>
-                <w:highlight w:val="green"/>
-              </w:rPr>
-              <w:t>%}</w:t>
+              <w:t>{%p if “v1.1.0” in sample.json_batch_name%}</w:t>
             </w:r>
           </w:p>
           <w:p>
@@ -2768,10 +2474,19 @@
                 <w:sz w:val="17"/>
                 <w:szCs w:val="17"/>
               </w:rPr>
-              <w:t xml:space="preserve">%p if </w:t>
-            </w:r>
-            <w:proofErr w:type="spellStart"/>
-            <w:proofErr w:type="gramStart"/>
+              <w:t xml:space="preserve">%p if hrd.regimen </w:t>
+            </w:r>
+            <w:r>
+              <w:rPr>
+                <w:rFonts w:ascii="思源黑体 CN Normal" w:eastAsia="思源黑体 CN Normal" w:hAnsi="思源黑体 CN Normal" w:cs="思源黑体 CN Light" w:hint="eastAsia"/>
+                <w:bCs/>
+                <w:iCs/>
+                <w:color w:val="000000"/>
+                <w:sz w:val="17"/>
+                <w:szCs w:val="17"/>
+              </w:rPr>
+              <w:t>and</w:t>
+            </w:r>
             <w:r>
               <w:rPr>
                 <w:rFonts w:ascii="思源黑体 CN Normal" w:eastAsia="思源黑体 CN Normal" w:hAnsi="思源黑体 CN Normal" w:cs="思源黑体 CN Light"/>
@@ -2781,11 +2496,14 @@
                 <w:sz w:val="17"/>
                 <w:szCs w:val="17"/>
               </w:rPr>
-              <w:t>hrd.regimen</w:t>
-            </w:r>
-            <w:proofErr w:type="spellEnd"/>
-            <w:proofErr w:type="gramEnd"/>
-            <w:r>
+              <w:t xml:space="preserve"> hrd.regimen.Predictive %}</w:t>
+            </w:r>
+          </w:p>
+          <w:p>
+            <w:pPr>
+              <w:adjustRightInd w:val="0"/>
+              <w:snapToGrid w:val="0"/>
+              <w:jc w:val="center"/>
               <w:rPr>
                 <w:rFonts w:ascii="思源黑体 CN Normal" w:eastAsia="思源黑体 CN Normal" w:hAnsi="思源黑体 CN Normal" w:cs="思源黑体 CN Light"/>
                 <w:bCs/>
@@ -2794,8 +2512,7 @@
                 <w:sz w:val="17"/>
                 <w:szCs w:val="17"/>
               </w:rPr>
-              <w:t xml:space="preserve"> </w:t>
-            </w:r>
+            </w:pPr>
             <w:r>
               <w:rPr>
                 <w:rFonts w:ascii="思源黑体 CN Normal" w:eastAsia="思源黑体 CN Normal" w:hAnsi="思源黑体 CN Normal" w:cs="思源黑体 CN Light" w:hint="eastAsia"/>
@@ -2805,7 +2522,7 @@
                 <w:sz w:val="17"/>
                 <w:szCs w:val="17"/>
               </w:rPr>
-              <w:t>and</w:t>
+              <w:t>{</w:t>
             </w:r>
             <w:r>
               <w:rPr>
@@ -2816,10 +2533,14 @@
                 <w:sz w:val="17"/>
                 <w:szCs w:val="17"/>
               </w:rPr>
-              <w:t xml:space="preserve"> </w:t>
-            </w:r>
-            <w:proofErr w:type="spellStart"/>
-            <w:r>
+              <w:t>%p for a in hrd.regimen.Predictive%}</w:t>
+            </w:r>
+          </w:p>
+          <w:p>
+            <w:pPr>
+              <w:adjustRightInd w:val="0"/>
+              <w:snapToGrid w:val="0"/>
+              <w:jc w:val="center"/>
               <w:rPr>
                 <w:rFonts w:ascii="思源黑体 CN Normal" w:eastAsia="思源黑体 CN Normal" w:hAnsi="思源黑体 CN Normal" w:cs="思源黑体 CN Light"/>
                 <w:bCs/>
@@ -2828,9 +2549,7 @@
                 <w:sz w:val="17"/>
                 <w:szCs w:val="17"/>
               </w:rPr>
-              <w:t>hrd.regimen.Predictive</w:t>
-            </w:r>
-            <w:proofErr w:type="spellEnd"/>
+            </w:pPr>
             <w:r>
               <w:rPr>
                 <w:rFonts w:ascii="思源黑体 CN Normal" w:eastAsia="思源黑体 CN Normal" w:hAnsi="思源黑体 CN Normal" w:cs="思源黑体 CN Light"/>
@@ -2840,14 +2559,20 @@
                 <w:sz w:val="17"/>
                 <w:szCs w:val="17"/>
               </w:rPr>
-              <w:t xml:space="preserve"> %}</w:t>
-            </w:r>
-          </w:p>
-          <w:p>
-            <w:pPr>
-              <w:adjustRightInd w:val="0"/>
-              <w:snapToGrid w:val="0"/>
-              <w:jc w:val="center"/>
+              <w:t>{{a.regimen_name}}</w:t>
+            </w:r>
+            <w:r>
+              <w:rPr>
+                <w:rFonts w:ascii="思源黑体 CN Normal" w:eastAsia="思源黑体 CN Normal" w:hAnsi="思源黑体 CN Normal" w:cs="思源黑体 CN Light" w:hint="eastAsia"/>
+                <w:bCs/>
+                <w:iCs/>
+                <w:color w:val="000000"/>
+                <w:sz w:val="17"/>
+                <w:szCs w:val="17"/>
+              </w:rPr>
+              <w:t>（{</w:t>
+            </w:r>
+            <w:r>
               <w:rPr>
                 <w:rFonts w:ascii="思源黑体 CN Normal" w:eastAsia="思源黑体 CN Normal" w:hAnsi="思源黑体 CN Normal" w:cs="思源黑体 CN Light"/>
                 <w:bCs/>
@@ -2856,7 +2581,8 @@
                 <w:sz w:val="17"/>
                 <w:szCs w:val="17"/>
               </w:rPr>
-            </w:pPr>
+              <w:t>{a.clinical_significance_cn}}</w:t>
+            </w:r>
             <w:r>
               <w:rPr>
                 <w:rFonts w:ascii="思源黑体 CN Normal" w:eastAsia="思源黑体 CN Normal" w:hAnsi="思源黑体 CN Normal" w:cs="思源黑体 CN Light" w:hint="eastAsia"/>
@@ -2866,7 +2592,7 @@
                 <w:sz w:val="17"/>
                 <w:szCs w:val="17"/>
               </w:rPr>
-              <w:t>{</w:t>
+              <w:t>，{</w:t>
             </w:r>
             <w:r>
               <w:rPr>
@@ -2877,11 +2603,25 @@
                 <w:sz w:val="17"/>
                 <w:szCs w:val="17"/>
               </w:rPr>
-              <w:t xml:space="preserve">%p for a in </w:t>
-            </w:r>
-            <w:proofErr w:type="spellStart"/>
-            <w:proofErr w:type="gramStart"/>
-            <w:r>
+              <w:t>{a.evi_conclusion_simple</w:t>
+            </w:r>
+            <w:r>
+              <w:rPr>
+                <w:rFonts w:ascii="思源黑体 CN Normal" w:eastAsia="思源黑体 CN Normal" w:hAnsi="思源黑体 CN Normal" w:cs="思源黑体 CN Light" w:hint="eastAsia"/>
+                <w:bCs/>
+                <w:iCs/>
+                <w:color w:val="000000"/>
+                <w:sz w:val="17"/>
+                <w:szCs w:val="17"/>
+              </w:rPr>
+              <w:t>}}级）</w:t>
+            </w:r>
+          </w:p>
+          <w:p>
+            <w:pPr>
+              <w:adjustRightInd w:val="0"/>
+              <w:snapToGrid w:val="0"/>
+              <w:jc w:val="center"/>
               <w:rPr>
                 <w:rFonts w:ascii="思源黑体 CN Normal" w:eastAsia="思源黑体 CN Normal" w:hAnsi="思源黑体 CN Normal" w:cs="思源黑体 CN Light"/>
                 <w:bCs/>
@@ -2890,9 +2630,18 @@
                 <w:sz w:val="17"/>
                 <w:szCs w:val="17"/>
               </w:rPr>
-              <w:t>hrd.regimen</w:t>
-            </w:r>
-            <w:proofErr w:type="gramEnd"/>
+            </w:pPr>
+            <w:r>
+              <w:rPr>
+                <w:rFonts w:ascii="思源黑体 CN Normal" w:eastAsia="思源黑体 CN Normal" w:hAnsi="思源黑体 CN Normal" w:cs="思源黑体 CN Light" w:hint="eastAsia"/>
+                <w:bCs/>
+                <w:iCs/>
+                <w:color w:val="000000"/>
+                <w:sz w:val="17"/>
+                <w:szCs w:val="17"/>
+              </w:rPr>
+              <w:t>{%p</w:t>
+            </w:r>
             <w:r>
               <w:rPr>
                 <w:rFonts w:ascii="思源黑体 CN Normal" w:eastAsia="思源黑体 CN Normal" w:hAnsi="思源黑体 CN Normal" w:cs="思源黑体 CN Light"/>
@@ -2902,10 +2651,25 @@
                 <w:sz w:val="17"/>
                 <w:szCs w:val="17"/>
               </w:rPr>
-              <w:t>.Predictive</w:t>
-            </w:r>
-            <w:proofErr w:type="spellEnd"/>
-            <w:r>
+              <w:t xml:space="preserve"> endfor</w:t>
+            </w:r>
+            <w:r>
+              <w:rPr>
+                <w:rFonts w:ascii="思源黑体 CN Normal" w:eastAsia="思源黑体 CN Normal" w:hAnsi="思源黑体 CN Normal" w:cs="思源黑体 CN Light" w:hint="eastAsia"/>
+                <w:bCs/>
+                <w:iCs/>
+                <w:color w:val="000000"/>
+                <w:sz w:val="17"/>
+                <w:szCs w:val="17"/>
+              </w:rPr>
+              <w:t>%}</w:t>
+            </w:r>
+          </w:p>
+          <w:p>
+            <w:pPr>
+              <w:adjustRightInd w:val="0"/>
+              <w:snapToGrid w:val="0"/>
+              <w:jc w:val="center"/>
               <w:rPr>
                 <w:rFonts w:ascii="思源黑体 CN Normal" w:eastAsia="思源黑体 CN Normal" w:hAnsi="思源黑体 CN Normal" w:cs="思源黑体 CN Light"/>
                 <w:bCs/>
@@ -2914,14 +2678,19 @@
                 <w:sz w:val="17"/>
                 <w:szCs w:val="17"/>
               </w:rPr>
-              <w:t>%}</w:t>
-            </w:r>
-          </w:p>
-          <w:p>
-            <w:pPr>
-              <w:adjustRightInd w:val="0"/>
-              <w:snapToGrid w:val="0"/>
-              <w:jc w:val="center"/>
+            </w:pPr>
+            <w:r>
+              <w:rPr>
+                <w:rFonts w:ascii="思源黑体 CN Normal" w:eastAsia="思源黑体 CN Normal" w:hAnsi="思源黑体 CN Normal" w:cs="思源黑体 CN Light" w:hint="eastAsia"/>
+                <w:bCs/>
+                <w:iCs/>
+                <w:color w:val="000000"/>
+                <w:sz w:val="17"/>
+                <w:szCs w:val="17"/>
+              </w:rPr>
+              <w:t>{</w:t>
+            </w:r>
+            <w:r>
               <w:rPr>
                 <w:rFonts w:ascii="思源黑体 CN Normal" w:eastAsia="思源黑体 CN Normal" w:hAnsi="思源黑体 CN Normal" w:cs="思源黑体 CN Light"/>
                 <w:bCs/>
@@ -2930,8 +2699,14 @@
                 <w:sz w:val="17"/>
                 <w:szCs w:val="17"/>
               </w:rPr>
-            </w:pPr>
-            <w:r>
+              <w:t>%p else%}</w:t>
+            </w:r>
+          </w:p>
+          <w:p>
+            <w:pPr>
+              <w:adjustRightInd w:val="0"/>
+              <w:snapToGrid w:val="0"/>
+              <w:jc w:val="center"/>
               <w:rPr>
                 <w:rFonts w:ascii="思源黑体 CN Normal" w:eastAsia="思源黑体 CN Normal" w:hAnsi="思源黑体 CN Normal" w:cs="思源黑体 CN Light"/>
                 <w:bCs/>
@@ -2940,10 +2715,22 @@
                 <w:sz w:val="17"/>
                 <w:szCs w:val="17"/>
               </w:rPr>
-              <w:t>{{</w:t>
-            </w:r>
-            <w:proofErr w:type="spellStart"/>
-            <w:r>
+            </w:pPr>
+            <w:r>
+              <w:rPr>
+                <w:rFonts w:ascii="思源黑体 CN Normal" w:eastAsia="思源黑体 CN Normal" w:hAnsi="思源黑体 CN Normal" w:cs="思源黑体 CN Light" w:hint="eastAsia"/>
+                <w:bCs/>
+                <w:iCs/>
+                <w:color w:val="000000"/>
+                <w:sz w:val="17"/>
+                <w:szCs w:val="17"/>
+              </w:rPr>
+              <w:t>-</w:t>
+            </w:r>
+          </w:p>
+          <w:p>
+            <w:pPr>
+              <w:jc w:val="center"/>
               <w:rPr>
                 <w:rFonts w:ascii="思源黑体 CN Normal" w:eastAsia="思源黑体 CN Normal" w:hAnsi="思源黑体 CN Normal" w:cs="思源黑体 CN Light"/>
                 <w:bCs/>
@@ -2952,9 +2739,18 @@
                 <w:sz w:val="17"/>
                 <w:szCs w:val="17"/>
               </w:rPr>
-              <w:t>a.regimen_name</w:t>
-            </w:r>
-            <w:proofErr w:type="spellEnd"/>
+            </w:pPr>
+            <w:r>
+              <w:rPr>
+                <w:rFonts w:ascii="思源黑体 CN Normal" w:eastAsia="思源黑体 CN Normal" w:hAnsi="思源黑体 CN Normal" w:cs="思源黑体 CN Light" w:hint="eastAsia"/>
+                <w:bCs/>
+                <w:iCs/>
+                <w:color w:val="000000"/>
+                <w:sz w:val="17"/>
+                <w:szCs w:val="17"/>
+              </w:rPr>
+              <w:t>{</w:t>
+            </w:r>
             <w:r>
               <w:rPr>
                 <w:rFonts w:ascii="思源黑体 CN Normal" w:eastAsia="思源黑体 CN Normal" w:hAnsi="思源黑体 CN Normal" w:cs="思源黑体 CN Light"/>
@@ -2964,8 +2760,55 @@
                 <w:sz w:val="17"/>
                 <w:szCs w:val="17"/>
               </w:rPr>
-              <w:t>}}</w:t>
-            </w:r>
+              <w:t>%p endif%}</w:t>
+            </w:r>
+          </w:p>
+          <w:p>
+            <w:pPr>
+              <w:jc w:val="center"/>
+              <w:rPr>
+                <w:rFonts w:ascii="思源黑体 CN Normal" w:eastAsia="思源黑体 CN Normal" w:hAnsi="思源黑体 CN Normal"/>
+                <w:color w:val="000000" w:themeColor="text1"/>
+                <w:sz w:val="17"/>
+                <w:szCs w:val="17"/>
+                <w:highlight w:val="green"/>
+              </w:rPr>
+            </w:pPr>
+            <w:r>
+              <w:rPr>
+                <w:rFonts w:ascii="思源黑体 CN Normal" w:eastAsia="思源黑体 CN Normal" w:hAnsi="思源黑体 CN Normal" w:hint="eastAsia"/>
+                <w:color w:val="000000" w:themeColor="text1"/>
+                <w:sz w:val="17"/>
+                <w:szCs w:val="17"/>
+                <w:highlight w:val="green"/>
+              </w:rPr>
+              <w:t>{</w:t>
+            </w:r>
+            <w:r>
+              <w:rPr>
+                <w:rFonts w:ascii="思源黑体 CN Normal" w:eastAsia="思源黑体 CN Normal" w:hAnsi="思源黑体 CN Normal"/>
+                <w:color w:val="000000" w:themeColor="text1"/>
+                <w:sz w:val="17"/>
+                <w:szCs w:val="17"/>
+                <w:highlight w:val="green"/>
+              </w:rPr>
+              <w:t>%p else%}</w:t>
+            </w:r>
+          </w:p>
+          <w:p>
+            <w:pPr>
+              <w:adjustRightInd w:val="0"/>
+              <w:snapToGrid w:val="0"/>
+              <w:jc w:val="center"/>
+              <w:rPr>
+                <w:rFonts w:ascii="思源黑体 CN Normal" w:eastAsia="思源黑体 CN Normal" w:hAnsi="思源黑体 CN Normal" w:cs="思源黑体 CN Light"/>
+                <w:bCs/>
+                <w:iCs/>
+                <w:color w:val="000000"/>
+                <w:sz w:val="17"/>
+                <w:szCs w:val="17"/>
+              </w:rPr>
+            </w:pPr>
             <w:r>
               <w:rPr>
                 <w:rFonts w:ascii="思源黑体 CN Normal" w:eastAsia="思源黑体 CN Normal" w:hAnsi="思源黑体 CN Normal" w:cs="思源黑体 CN Light" w:hint="eastAsia"/>
@@ -2975,7 +2818,8 @@
                 <w:sz w:val="17"/>
                 <w:szCs w:val="17"/>
               </w:rPr>
-              <w:t>（{</w:t>
+              <w:lastRenderedPageBreak/>
+              <w:t>{</w:t>
             </w:r>
             <w:r>
               <w:rPr>
@@ -2986,9 +2830,19 @@
                 <w:sz w:val="17"/>
                 <w:szCs w:val="17"/>
               </w:rPr>
-              <w:t>{</w:t>
-            </w:r>
-            <w:proofErr w:type="spellStart"/>
+              <w:t xml:space="preserve">%p if var.gss.gss.regimen </w:t>
+            </w:r>
+            <w:r>
+              <w:rPr>
+                <w:rFonts w:ascii="思源黑体 CN Normal" w:eastAsia="思源黑体 CN Normal" w:hAnsi="思源黑体 CN Normal" w:cs="思源黑体 CN Light" w:hint="eastAsia"/>
+                <w:bCs/>
+                <w:iCs/>
+                <w:color w:val="000000"/>
+                <w:sz w:val="17"/>
+                <w:szCs w:val="17"/>
+              </w:rPr>
+              <w:t>and</w:t>
+            </w:r>
             <w:r>
               <w:rPr>
                 <w:rFonts w:ascii="思源黑体 CN Normal" w:eastAsia="思源黑体 CN Normal" w:hAnsi="思源黑体 CN Normal" w:cs="思源黑体 CN Light"/>
@@ -2998,10 +2852,14 @@
                 <w:sz w:val="17"/>
                 <w:szCs w:val="17"/>
               </w:rPr>
-              <w:t>a.clinical_significance_cn</w:t>
-            </w:r>
-            <w:proofErr w:type="spellEnd"/>
-            <w:r>
+              <w:t xml:space="preserve"> var.gss.gss.regimen.Predictive %}</w:t>
+            </w:r>
+          </w:p>
+          <w:p>
+            <w:pPr>
+              <w:adjustRightInd w:val="0"/>
+              <w:snapToGrid w:val="0"/>
+              <w:jc w:val="center"/>
               <w:rPr>
                 <w:rFonts w:ascii="思源黑体 CN Normal" w:eastAsia="思源黑体 CN Normal" w:hAnsi="思源黑体 CN Normal" w:cs="思源黑体 CN Light"/>
                 <w:bCs/>
@@ -3010,8 +2868,7 @@
                 <w:sz w:val="17"/>
                 <w:szCs w:val="17"/>
               </w:rPr>
-              <w:t>}}</w:t>
-            </w:r>
+            </w:pPr>
             <w:r>
               <w:rPr>
                 <w:rFonts w:ascii="思源黑体 CN Normal" w:eastAsia="思源黑体 CN Normal" w:hAnsi="思源黑体 CN Normal" w:cs="思源黑体 CN Light" w:hint="eastAsia"/>
@@ -3021,7 +2878,7 @@
                 <w:sz w:val="17"/>
                 <w:szCs w:val="17"/>
               </w:rPr>
-              <w:t>，{</w:t>
+              <w:t>{</w:t>
             </w:r>
             <w:r>
               <w:rPr>
@@ -3032,10 +2889,14 @@
                 <w:sz w:val="17"/>
                 <w:szCs w:val="17"/>
               </w:rPr>
-              <w:t>{</w:t>
-            </w:r>
-            <w:proofErr w:type="spellStart"/>
-            <w:r>
+              <w:t>%p for a in var.gss.gss.regimen.Predictive%}</w:t>
+            </w:r>
+          </w:p>
+          <w:p>
+            <w:pPr>
+              <w:adjustRightInd w:val="0"/>
+              <w:snapToGrid w:val="0"/>
+              <w:jc w:val="center"/>
               <w:rPr>
                 <w:rFonts w:ascii="思源黑体 CN Normal" w:eastAsia="思源黑体 CN Normal" w:hAnsi="思源黑体 CN Normal" w:cs="思源黑体 CN Light"/>
                 <w:bCs/>
@@ -3044,9 +2905,18 @@
                 <w:sz w:val="17"/>
                 <w:szCs w:val="17"/>
               </w:rPr>
-              <w:t>a.evi_conclusion_simple</w:t>
-            </w:r>
-            <w:proofErr w:type="spellEnd"/>
+            </w:pPr>
+            <w:r>
+              <w:rPr>
+                <w:rFonts w:ascii="思源黑体 CN Normal" w:eastAsia="思源黑体 CN Normal" w:hAnsi="思源黑体 CN Normal" w:cs="思源黑体 CN Light"/>
+                <w:bCs/>
+                <w:iCs/>
+                <w:color w:val="000000"/>
+                <w:sz w:val="17"/>
+                <w:szCs w:val="17"/>
+              </w:rPr>
+              <w:t>{{a.regimen_name}}</w:t>
+            </w:r>
             <w:r>
               <w:rPr>
                 <w:rFonts w:ascii="思源黑体 CN Normal" w:eastAsia="思源黑体 CN Normal" w:hAnsi="思源黑体 CN Normal" w:cs="思源黑体 CN Light" w:hint="eastAsia"/>
@@ -3056,14 +2926,9 @@
                 <w:sz w:val="17"/>
                 <w:szCs w:val="17"/>
               </w:rPr>
-              <w:t>}}级）</w:t>
-            </w:r>
-          </w:p>
-          <w:p>
-            <w:pPr>
-              <w:adjustRightInd w:val="0"/>
-              <w:snapToGrid w:val="0"/>
-              <w:jc w:val="center"/>
+              <w:t>（{</w:t>
+            </w:r>
+            <w:r>
               <w:rPr>
                 <w:rFonts w:ascii="思源黑体 CN Normal" w:eastAsia="思源黑体 CN Normal" w:hAnsi="思源黑体 CN Normal" w:cs="思源黑体 CN Light"/>
                 <w:bCs/>
@@ -3072,7 +2937,8 @@
                 <w:sz w:val="17"/>
                 <w:szCs w:val="17"/>
               </w:rPr>
-            </w:pPr>
+              <w:t>{a.clinical_significance_cn}}</w:t>
+            </w:r>
             <w:r>
               <w:rPr>
                 <w:rFonts w:ascii="思源黑体 CN Normal" w:eastAsia="思源黑体 CN Normal" w:hAnsi="思源黑体 CN Normal" w:cs="思源黑体 CN Light" w:hint="eastAsia"/>
@@ -3082,7 +2948,7 @@
                 <w:sz w:val="17"/>
                 <w:szCs w:val="17"/>
               </w:rPr>
-              <w:t>{%p</w:t>
+              <w:t>，{</w:t>
             </w:r>
             <w:r>
               <w:rPr>
@@ -3093,10 +2959,25 @@
                 <w:sz w:val="17"/>
                 <w:szCs w:val="17"/>
               </w:rPr>
-              <w:t xml:space="preserve"> </w:t>
-            </w:r>
-            <w:proofErr w:type="spellStart"/>
-            <w:r>
+              <w:t>{a.evi_conclusion_simple</w:t>
+            </w:r>
+            <w:r>
+              <w:rPr>
+                <w:rFonts w:ascii="思源黑体 CN Normal" w:eastAsia="思源黑体 CN Normal" w:hAnsi="思源黑体 CN Normal" w:cs="思源黑体 CN Light" w:hint="eastAsia"/>
+                <w:bCs/>
+                <w:iCs/>
+                <w:color w:val="000000"/>
+                <w:sz w:val="17"/>
+                <w:szCs w:val="17"/>
+              </w:rPr>
+              <w:t>}}级）</w:t>
+            </w:r>
+          </w:p>
+          <w:p>
+            <w:pPr>
+              <w:adjustRightInd w:val="0"/>
+              <w:snapToGrid w:val="0"/>
+              <w:jc w:val="center"/>
               <w:rPr>
                 <w:rFonts w:ascii="思源黑体 CN Normal" w:eastAsia="思源黑体 CN Normal" w:hAnsi="思源黑体 CN Normal" w:cs="思源黑体 CN Light"/>
                 <w:bCs/>
@@ -3105,9 +2986,7 @@
                 <w:sz w:val="17"/>
                 <w:szCs w:val="17"/>
               </w:rPr>
-              <w:t>endfor</w:t>
-            </w:r>
-            <w:proofErr w:type="spellEnd"/>
+            </w:pPr>
             <w:r>
               <w:rPr>
                 <w:rFonts w:ascii="思源黑体 CN Normal" w:eastAsia="思源黑体 CN Normal" w:hAnsi="思源黑体 CN Normal" w:cs="思源黑体 CN Light" w:hint="eastAsia"/>
@@ -3117,14 +2996,9 @@
                 <w:sz w:val="17"/>
                 <w:szCs w:val="17"/>
               </w:rPr>
-              <w:t>%}</w:t>
-            </w:r>
-          </w:p>
-          <w:p>
-            <w:pPr>
-              <w:adjustRightInd w:val="0"/>
-              <w:snapToGrid w:val="0"/>
-              <w:jc w:val="center"/>
+              <w:t>{%p</w:t>
+            </w:r>
+            <w:r>
               <w:rPr>
                 <w:rFonts w:ascii="思源黑体 CN Normal" w:eastAsia="思源黑体 CN Normal" w:hAnsi="思源黑体 CN Normal" w:cs="思源黑体 CN Light"/>
                 <w:bCs/>
@@ -3133,498 +3007,8 @@
                 <w:sz w:val="17"/>
                 <w:szCs w:val="17"/>
               </w:rPr>
-            </w:pPr>
-            <w:r>
-              <w:rPr>
-                <w:rFonts w:ascii="思源黑体 CN Normal" w:eastAsia="思源黑体 CN Normal" w:hAnsi="思源黑体 CN Normal" w:cs="思源黑体 CN Light" w:hint="eastAsia"/>
-                <w:bCs/>
-                <w:iCs/>
-                <w:color w:val="000000"/>
-                <w:sz w:val="17"/>
-                <w:szCs w:val="17"/>
-              </w:rPr>
-              <w:t>{</w:t>
-            </w:r>
-            <w:r>
-              <w:rPr>
-                <w:rFonts w:ascii="思源黑体 CN Normal" w:eastAsia="思源黑体 CN Normal" w:hAnsi="思源黑体 CN Normal" w:cs="思源黑体 CN Light"/>
-                <w:bCs/>
-                <w:iCs/>
-                <w:color w:val="000000"/>
-                <w:sz w:val="17"/>
-                <w:szCs w:val="17"/>
-              </w:rPr>
-              <w:t>%p else%}</w:t>
-            </w:r>
-          </w:p>
-          <w:p>
-            <w:pPr>
-              <w:adjustRightInd w:val="0"/>
-              <w:snapToGrid w:val="0"/>
-              <w:jc w:val="center"/>
-              <w:rPr>
-                <w:rFonts w:ascii="思源黑体 CN Normal" w:eastAsia="思源黑体 CN Normal" w:hAnsi="思源黑体 CN Normal" w:cs="思源黑体 CN Light"/>
-                <w:bCs/>
-                <w:iCs/>
-                <w:color w:val="000000"/>
-                <w:sz w:val="17"/>
-                <w:szCs w:val="17"/>
-              </w:rPr>
-            </w:pPr>
-            <w:r>
-              <w:rPr>
-                <w:rFonts w:ascii="思源黑体 CN Normal" w:eastAsia="思源黑体 CN Normal" w:hAnsi="思源黑体 CN Normal" w:cs="思源黑体 CN Light" w:hint="eastAsia"/>
-                <w:bCs/>
-                <w:iCs/>
-                <w:color w:val="000000"/>
-                <w:sz w:val="17"/>
-                <w:szCs w:val="17"/>
-              </w:rPr>
-              <w:t>-</w:t>
-            </w:r>
-          </w:p>
-          <w:p>
-            <w:pPr>
-              <w:jc w:val="center"/>
-              <w:rPr>
-                <w:rFonts w:ascii="思源黑体 CN Normal" w:eastAsia="思源黑体 CN Normal" w:hAnsi="思源黑体 CN Normal" w:cs="思源黑体 CN Light"/>
-                <w:bCs/>
-                <w:iCs/>
-                <w:color w:val="000000"/>
-                <w:sz w:val="17"/>
-                <w:szCs w:val="17"/>
-              </w:rPr>
-            </w:pPr>
-            <w:r>
-              <w:rPr>
-                <w:rFonts w:ascii="思源黑体 CN Normal" w:eastAsia="思源黑体 CN Normal" w:hAnsi="思源黑体 CN Normal" w:cs="思源黑体 CN Light" w:hint="eastAsia"/>
-                <w:bCs/>
-                <w:iCs/>
-                <w:color w:val="000000"/>
-                <w:sz w:val="17"/>
-                <w:szCs w:val="17"/>
-              </w:rPr>
-              <w:t>{</w:t>
-            </w:r>
-            <w:r>
-              <w:rPr>
-                <w:rFonts w:ascii="思源黑体 CN Normal" w:eastAsia="思源黑体 CN Normal" w:hAnsi="思源黑体 CN Normal" w:cs="思源黑体 CN Light"/>
-                <w:bCs/>
-                <w:iCs/>
-                <w:color w:val="000000"/>
-                <w:sz w:val="17"/>
-                <w:szCs w:val="17"/>
-              </w:rPr>
-              <w:t>%p endif%}</w:t>
-            </w:r>
-          </w:p>
-          <w:p>
-            <w:pPr>
-              <w:jc w:val="center"/>
-              <w:rPr>
-                <w:rFonts w:ascii="思源黑体 CN Normal" w:eastAsia="思源黑体 CN Normal" w:hAnsi="思源黑体 CN Normal"/>
-                <w:color w:val="000000" w:themeColor="text1"/>
-                <w:sz w:val="17"/>
-                <w:szCs w:val="17"/>
-                <w:highlight w:val="green"/>
-              </w:rPr>
-            </w:pPr>
-            <w:r>
-              <w:rPr>
-                <w:rFonts w:ascii="思源黑体 CN Normal" w:eastAsia="思源黑体 CN Normal" w:hAnsi="思源黑体 CN Normal" w:hint="eastAsia"/>
-                <w:color w:val="000000" w:themeColor="text1"/>
-                <w:sz w:val="17"/>
-                <w:szCs w:val="17"/>
-                <w:highlight w:val="green"/>
-              </w:rPr>
-              <w:t>{</w:t>
-            </w:r>
-            <w:r>
-              <w:rPr>
-                <w:rFonts w:ascii="思源黑体 CN Normal" w:eastAsia="思源黑体 CN Normal" w:hAnsi="思源黑体 CN Normal"/>
-                <w:color w:val="000000" w:themeColor="text1"/>
-                <w:sz w:val="17"/>
-                <w:szCs w:val="17"/>
-                <w:highlight w:val="green"/>
-              </w:rPr>
-              <w:t>%p else%}</w:t>
-            </w:r>
-          </w:p>
-          <w:p>
-            <w:pPr>
-              <w:adjustRightInd w:val="0"/>
-              <w:snapToGrid w:val="0"/>
-              <w:jc w:val="center"/>
-              <w:rPr>
-                <w:rFonts w:ascii="思源黑体 CN Normal" w:eastAsia="思源黑体 CN Normal" w:hAnsi="思源黑体 CN Normal" w:cs="思源黑体 CN Light"/>
-                <w:bCs/>
-                <w:iCs/>
-                <w:color w:val="000000"/>
-                <w:sz w:val="17"/>
-                <w:szCs w:val="17"/>
-              </w:rPr>
-            </w:pPr>
-            <w:r>
-              <w:rPr>
-                <w:rFonts w:ascii="思源黑体 CN Normal" w:eastAsia="思源黑体 CN Normal" w:hAnsi="思源黑体 CN Normal" w:cs="思源黑体 CN Light" w:hint="eastAsia"/>
-                <w:bCs/>
-                <w:iCs/>
-                <w:color w:val="000000"/>
-                <w:sz w:val="17"/>
-                <w:szCs w:val="17"/>
-              </w:rPr>
-              <w:lastRenderedPageBreak/>
-              <w:t>{</w:t>
-            </w:r>
-            <w:r>
-              <w:rPr>
-                <w:rFonts w:ascii="思源黑体 CN Normal" w:eastAsia="思源黑体 CN Normal" w:hAnsi="思源黑体 CN Normal" w:cs="思源黑体 CN Light"/>
-                <w:bCs/>
-                <w:iCs/>
-                <w:color w:val="000000"/>
-                <w:sz w:val="17"/>
-                <w:szCs w:val="17"/>
-              </w:rPr>
-              <w:t xml:space="preserve">%p if </w:t>
-            </w:r>
-            <w:proofErr w:type="spellStart"/>
-            <w:proofErr w:type="gramStart"/>
-            <w:r>
-              <w:rPr>
-                <w:rFonts w:ascii="思源黑体 CN Normal" w:eastAsia="思源黑体 CN Normal" w:hAnsi="思源黑体 CN Normal" w:cs="思源黑体 CN Light"/>
-                <w:bCs/>
-                <w:iCs/>
-                <w:color w:val="000000"/>
-                <w:sz w:val="17"/>
-                <w:szCs w:val="17"/>
-              </w:rPr>
-              <w:t>var.gss.gss.regimen</w:t>
-            </w:r>
-            <w:proofErr w:type="spellEnd"/>
-            <w:proofErr w:type="gramEnd"/>
-            <w:r>
-              <w:rPr>
-                <w:rFonts w:ascii="思源黑体 CN Normal" w:eastAsia="思源黑体 CN Normal" w:hAnsi="思源黑体 CN Normal" w:cs="思源黑体 CN Light"/>
-                <w:bCs/>
-                <w:iCs/>
-                <w:color w:val="000000"/>
-                <w:sz w:val="17"/>
-                <w:szCs w:val="17"/>
-              </w:rPr>
-              <w:t xml:space="preserve"> </w:t>
-            </w:r>
-            <w:r>
-              <w:rPr>
-                <w:rFonts w:ascii="思源黑体 CN Normal" w:eastAsia="思源黑体 CN Normal" w:hAnsi="思源黑体 CN Normal" w:cs="思源黑体 CN Light" w:hint="eastAsia"/>
-                <w:bCs/>
-                <w:iCs/>
-                <w:color w:val="000000"/>
-                <w:sz w:val="17"/>
-                <w:szCs w:val="17"/>
-              </w:rPr>
-              <w:t>and</w:t>
-            </w:r>
-            <w:r>
-              <w:rPr>
-                <w:rFonts w:ascii="思源黑体 CN Normal" w:eastAsia="思源黑体 CN Normal" w:hAnsi="思源黑体 CN Normal" w:cs="思源黑体 CN Light"/>
-                <w:bCs/>
-                <w:iCs/>
-                <w:color w:val="000000"/>
-                <w:sz w:val="17"/>
-                <w:szCs w:val="17"/>
-              </w:rPr>
-              <w:t xml:space="preserve"> </w:t>
-            </w:r>
-            <w:proofErr w:type="spellStart"/>
-            <w:r>
-              <w:rPr>
-                <w:rFonts w:ascii="思源黑体 CN Normal" w:eastAsia="思源黑体 CN Normal" w:hAnsi="思源黑体 CN Normal" w:cs="思源黑体 CN Light"/>
-                <w:bCs/>
-                <w:iCs/>
-                <w:color w:val="000000"/>
-                <w:sz w:val="17"/>
-                <w:szCs w:val="17"/>
-              </w:rPr>
-              <w:t>var.gss.gss.regimen.Predictive</w:t>
-            </w:r>
-            <w:proofErr w:type="spellEnd"/>
-            <w:r>
-              <w:rPr>
-                <w:rFonts w:ascii="思源黑体 CN Normal" w:eastAsia="思源黑体 CN Normal" w:hAnsi="思源黑体 CN Normal" w:cs="思源黑体 CN Light"/>
-                <w:bCs/>
-                <w:iCs/>
-                <w:color w:val="000000"/>
-                <w:sz w:val="17"/>
-                <w:szCs w:val="17"/>
-              </w:rPr>
-              <w:t xml:space="preserve"> %}</w:t>
-            </w:r>
-          </w:p>
-          <w:p>
-            <w:pPr>
-              <w:adjustRightInd w:val="0"/>
-              <w:snapToGrid w:val="0"/>
-              <w:jc w:val="center"/>
-              <w:rPr>
-                <w:rFonts w:ascii="思源黑体 CN Normal" w:eastAsia="思源黑体 CN Normal" w:hAnsi="思源黑体 CN Normal" w:cs="思源黑体 CN Light"/>
-                <w:bCs/>
-                <w:iCs/>
-                <w:color w:val="000000"/>
-                <w:sz w:val="17"/>
-                <w:szCs w:val="17"/>
-              </w:rPr>
-            </w:pPr>
-            <w:r>
-              <w:rPr>
-                <w:rFonts w:ascii="思源黑体 CN Normal" w:eastAsia="思源黑体 CN Normal" w:hAnsi="思源黑体 CN Normal" w:cs="思源黑体 CN Light" w:hint="eastAsia"/>
-                <w:bCs/>
-                <w:iCs/>
-                <w:color w:val="000000"/>
-                <w:sz w:val="17"/>
-                <w:szCs w:val="17"/>
-              </w:rPr>
-              <w:t>{</w:t>
-            </w:r>
-            <w:r>
-              <w:rPr>
-                <w:rFonts w:ascii="思源黑体 CN Normal" w:eastAsia="思源黑体 CN Normal" w:hAnsi="思源黑体 CN Normal" w:cs="思源黑体 CN Light"/>
-                <w:bCs/>
-                <w:iCs/>
-                <w:color w:val="000000"/>
-                <w:sz w:val="17"/>
-                <w:szCs w:val="17"/>
-              </w:rPr>
-              <w:t xml:space="preserve">%p for a in </w:t>
-            </w:r>
-            <w:proofErr w:type="spellStart"/>
-            <w:proofErr w:type="gramStart"/>
-            <w:r>
-              <w:rPr>
-                <w:rFonts w:ascii="思源黑体 CN Normal" w:eastAsia="思源黑体 CN Normal" w:hAnsi="思源黑体 CN Normal" w:cs="思源黑体 CN Light"/>
-                <w:bCs/>
-                <w:iCs/>
-                <w:color w:val="000000"/>
-                <w:sz w:val="17"/>
-                <w:szCs w:val="17"/>
-              </w:rPr>
-              <w:t>var.gss.gss.regimen</w:t>
-            </w:r>
-            <w:proofErr w:type="gramEnd"/>
-            <w:r>
-              <w:rPr>
-                <w:rFonts w:ascii="思源黑体 CN Normal" w:eastAsia="思源黑体 CN Normal" w:hAnsi="思源黑体 CN Normal" w:cs="思源黑体 CN Light"/>
-                <w:bCs/>
-                <w:iCs/>
-                <w:color w:val="000000"/>
-                <w:sz w:val="17"/>
-                <w:szCs w:val="17"/>
-              </w:rPr>
-              <w:t>.Predictive</w:t>
-            </w:r>
-            <w:proofErr w:type="spellEnd"/>
-            <w:r>
-              <w:rPr>
-                <w:rFonts w:ascii="思源黑体 CN Normal" w:eastAsia="思源黑体 CN Normal" w:hAnsi="思源黑体 CN Normal" w:cs="思源黑体 CN Light"/>
-                <w:bCs/>
-                <w:iCs/>
-                <w:color w:val="000000"/>
-                <w:sz w:val="17"/>
-                <w:szCs w:val="17"/>
-              </w:rPr>
-              <w:t>%}</w:t>
-            </w:r>
-          </w:p>
-          <w:p>
-            <w:pPr>
-              <w:adjustRightInd w:val="0"/>
-              <w:snapToGrid w:val="0"/>
-              <w:jc w:val="center"/>
-              <w:rPr>
-                <w:rFonts w:ascii="思源黑体 CN Normal" w:eastAsia="思源黑体 CN Normal" w:hAnsi="思源黑体 CN Normal" w:cs="思源黑体 CN Light"/>
-                <w:bCs/>
-                <w:iCs/>
-                <w:color w:val="000000"/>
-                <w:sz w:val="17"/>
-                <w:szCs w:val="17"/>
-              </w:rPr>
-            </w:pPr>
-            <w:r>
-              <w:rPr>
-                <w:rFonts w:ascii="思源黑体 CN Normal" w:eastAsia="思源黑体 CN Normal" w:hAnsi="思源黑体 CN Normal" w:cs="思源黑体 CN Light"/>
-                <w:bCs/>
-                <w:iCs/>
-                <w:color w:val="000000"/>
-                <w:sz w:val="17"/>
-                <w:szCs w:val="17"/>
-              </w:rPr>
-              <w:t>{{</w:t>
-            </w:r>
-            <w:proofErr w:type="spellStart"/>
-            <w:r>
-              <w:rPr>
-                <w:rFonts w:ascii="思源黑体 CN Normal" w:eastAsia="思源黑体 CN Normal" w:hAnsi="思源黑体 CN Normal" w:cs="思源黑体 CN Light"/>
-                <w:bCs/>
-                <w:iCs/>
-                <w:color w:val="000000"/>
-                <w:sz w:val="17"/>
-                <w:szCs w:val="17"/>
-              </w:rPr>
-              <w:t>a.regimen_name</w:t>
-            </w:r>
-            <w:proofErr w:type="spellEnd"/>
-            <w:r>
-              <w:rPr>
-                <w:rFonts w:ascii="思源黑体 CN Normal" w:eastAsia="思源黑体 CN Normal" w:hAnsi="思源黑体 CN Normal" w:cs="思源黑体 CN Light"/>
-                <w:bCs/>
-                <w:iCs/>
-                <w:color w:val="000000"/>
-                <w:sz w:val="17"/>
-                <w:szCs w:val="17"/>
-              </w:rPr>
-              <w:t>}}</w:t>
-            </w:r>
-            <w:r>
-              <w:rPr>
-                <w:rFonts w:ascii="思源黑体 CN Normal" w:eastAsia="思源黑体 CN Normal" w:hAnsi="思源黑体 CN Normal" w:cs="思源黑体 CN Light" w:hint="eastAsia"/>
-                <w:bCs/>
-                <w:iCs/>
-                <w:color w:val="000000"/>
-                <w:sz w:val="17"/>
-                <w:szCs w:val="17"/>
-              </w:rPr>
-              <w:t>（{</w:t>
-            </w:r>
-            <w:r>
-              <w:rPr>
-                <w:rFonts w:ascii="思源黑体 CN Normal" w:eastAsia="思源黑体 CN Normal" w:hAnsi="思源黑体 CN Normal" w:cs="思源黑体 CN Light"/>
-                <w:bCs/>
-                <w:iCs/>
-                <w:color w:val="000000"/>
-                <w:sz w:val="17"/>
-                <w:szCs w:val="17"/>
-              </w:rPr>
-              <w:t>{</w:t>
-            </w:r>
-            <w:proofErr w:type="spellStart"/>
-            <w:r>
-              <w:rPr>
-                <w:rFonts w:ascii="思源黑体 CN Normal" w:eastAsia="思源黑体 CN Normal" w:hAnsi="思源黑体 CN Normal" w:cs="思源黑体 CN Light"/>
-                <w:bCs/>
-                <w:iCs/>
-                <w:color w:val="000000"/>
-                <w:sz w:val="17"/>
-                <w:szCs w:val="17"/>
-              </w:rPr>
-              <w:t>a.clinical_significance_cn</w:t>
-            </w:r>
-            <w:proofErr w:type="spellEnd"/>
-            <w:r>
-              <w:rPr>
-                <w:rFonts w:ascii="思源黑体 CN Normal" w:eastAsia="思源黑体 CN Normal" w:hAnsi="思源黑体 CN Normal" w:cs="思源黑体 CN Light"/>
-                <w:bCs/>
-                <w:iCs/>
-                <w:color w:val="000000"/>
-                <w:sz w:val="17"/>
-                <w:szCs w:val="17"/>
-              </w:rPr>
-              <w:t>}}</w:t>
-            </w:r>
-            <w:r>
-              <w:rPr>
-                <w:rFonts w:ascii="思源黑体 CN Normal" w:eastAsia="思源黑体 CN Normal" w:hAnsi="思源黑体 CN Normal" w:cs="思源黑体 CN Light" w:hint="eastAsia"/>
-                <w:bCs/>
-                <w:iCs/>
-                <w:color w:val="000000"/>
-                <w:sz w:val="17"/>
-                <w:szCs w:val="17"/>
-              </w:rPr>
-              <w:t>，{</w:t>
-            </w:r>
-            <w:r>
-              <w:rPr>
-                <w:rFonts w:ascii="思源黑体 CN Normal" w:eastAsia="思源黑体 CN Normal" w:hAnsi="思源黑体 CN Normal" w:cs="思源黑体 CN Light"/>
-                <w:bCs/>
-                <w:iCs/>
-                <w:color w:val="000000"/>
-                <w:sz w:val="17"/>
-                <w:szCs w:val="17"/>
-              </w:rPr>
-              <w:t>{</w:t>
-            </w:r>
-            <w:proofErr w:type="spellStart"/>
-            <w:r>
-              <w:rPr>
-                <w:rFonts w:ascii="思源黑体 CN Normal" w:eastAsia="思源黑体 CN Normal" w:hAnsi="思源黑体 CN Normal" w:cs="思源黑体 CN Light"/>
-                <w:bCs/>
-                <w:iCs/>
-                <w:color w:val="000000"/>
-                <w:sz w:val="17"/>
-                <w:szCs w:val="17"/>
-              </w:rPr>
-              <w:t>a.evi_conclusion_simple</w:t>
-            </w:r>
-            <w:proofErr w:type="spellEnd"/>
-            <w:r>
-              <w:rPr>
-                <w:rFonts w:ascii="思源黑体 CN Normal" w:eastAsia="思源黑体 CN Normal" w:hAnsi="思源黑体 CN Normal" w:cs="思源黑体 CN Light" w:hint="eastAsia"/>
-                <w:bCs/>
-                <w:iCs/>
-                <w:color w:val="000000"/>
-                <w:sz w:val="17"/>
-                <w:szCs w:val="17"/>
-              </w:rPr>
-              <w:t>}}级）</w:t>
-            </w:r>
-          </w:p>
-          <w:p>
-            <w:pPr>
-              <w:adjustRightInd w:val="0"/>
-              <w:snapToGrid w:val="0"/>
-              <w:jc w:val="center"/>
-              <w:rPr>
-                <w:rFonts w:ascii="思源黑体 CN Normal" w:eastAsia="思源黑体 CN Normal" w:hAnsi="思源黑体 CN Normal" w:cs="思源黑体 CN Light"/>
-                <w:bCs/>
-                <w:iCs/>
-                <w:color w:val="000000"/>
-                <w:sz w:val="17"/>
-                <w:szCs w:val="17"/>
-              </w:rPr>
-            </w:pPr>
-            <w:r>
-              <w:rPr>
-                <w:rFonts w:ascii="思源黑体 CN Normal" w:eastAsia="思源黑体 CN Normal" w:hAnsi="思源黑体 CN Normal" w:cs="思源黑体 CN Light" w:hint="eastAsia"/>
-                <w:bCs/>
-                <w:iCs/>
-                <w:color w:val="000000"/>
-                <w:sz w:val="17"/>
-                <w:szCs w:val="17"/>
-              </w:rPr>
-              <w:t>{%p</w:t>
-            </w:r>
-            <w:r>
-              <w:rPr>
-                <w:rFonts w:ascii="思源黑体 CN Normal" w:eastAsia="思源黑体 CN Normal" w:hAnsi="思源黑体 CN Normal" w:cs="思源黑体 CN Light"/>
-                <w:bCs/>
-                <w:iCs/>
-                <w:color w:val="000000"/>
-                <w:sz w:val="17"/>
-                <w:szCs w:val="17"/>
-              </w:rPr>
-              <w:t xml:space="preserve"> </w:t>
-            </w:r>
-            <w:proofErr w:type="spellStart"/>
-            <w:r>
-              <w:rPr>
-                <w:rFonts w:ascii="思源黑体 CN Normal" w:eastAsia="思源黑体 CN Normal" w:hAnsi="思源黑体 CN Normal" w:cs="思源黑体 CN Light"/>
-                <w:bCs/>
-                <w:iCs/>
-                <w:color w:val="000000"/>
-                <w:sz w:val="17"/>
-                <w:szCs w:val="17"/>
-              </w:rPr>
-              <w:t>endfor</w:t>
-            </w:r>
-            <w:proofErr w:type="spellEnd"/>
+              <w:t xml:space="preserve"> endfor</w:t>
+            </w:r>
             <w:r>
               <w:rPr>
                 <w:rFonts w:ascii="思源黑体 CN Normal" w:eastAsia="思源黑体 CN Normal" w:hAnsi="思源黑体 CN Normal" w:cs="思源黑体 CN Light" w:hint="eastAsia"/>
@@ -3942,7 +3326,6 @@
                 <w:szCs w:val="17"/>
               </w:rPr>
             </w:pPr>
-            <w:proofErr w:type="gramStart"/>
             <w:r>
               <w:rPr>
                 <w:rFonts w:ascii="思源黑体 CN Normal" w:eastAsia="思源黑体 CN Normal" w:hAnsi="思源黑体 CN Normal" w:hint="eastAsia"/>
@@ -3959,17 +3342,7 @@
                 <w:sz w:val="17"/>
                 <w:szCs w:val="17"/>
               </w:rPr>
-              <w:t xml:space="preserve"> var.ec</w:t>
-            </w:r>
-            <w:proofErr w:type="gramEnd"/>
-            <w:r>
-              <w:rPr>
-                <w:rFonts w:ascii="思源黑体 CN Normal" w:eastAsia="思源黑体 CN Normal" w:hAnsi="思源黑体 CN Normal"/>
-                <w:color w:val="000000" w:themeColor="text1"/>
-                <w:sz w:val="17"/>
-                <w:szCs w:val="17"/>
-              </w:rPr>
-              <w:t>_type.BRCA2_level12</w:t>
+              <w:t xml:space="preserve"> var.ec_type.BRCA2_level12</w:t>
             </w:r>
             <w:r>
               <w:rPr>
@@ -4098,8 +3471,6 @@
               </w:rPr>
               <w:t xml:space="preserve">{%p if “v1.1.0” in </w:t>
             </w:r>
-            <w:proofErr w:type="spellStart"/>
-            <w:proofErr w:type="gramStart"/>
             <w:r>
               <w:rPr>
                 <w:rFonts w:ascii="思源黑体 CN Normal" w:eastAsia="思源黑体 CN Normal" w:hAnsi="思源黑体 CN Normal"/>
@@ -4109,29 +3480,7 @@
                 <w:highlight w:val="green"/>
               </w:rPr>
               <w:lastRenderedPageBreak/>
-              <w:t>sample.json</w:t>
-            </w:r>
-            <w:proofErr w:type="gramEnd"/>
-            <w:r>
-              <w:rPr>
-                <w:rFonts w:ascii="思源黑体 CN Normal" w:eastAsia="思源黑体 CN Normal" w:hAnsi="思源黑体 CN Normal"/>
-                <w:color w:val="000000" w:themeColor="text1"/>
-                <w:sz w:val="17"/>
-                <w:szCs w:val="17"/>
-                <w:highlight w:val="green"/>
-              </w:rPr>
-              <w:t>_batch_name</w:t>
-            </w:r>
-            <w:proofErr w:type="spellEnd"/>
-            <w:r>
-              <w:rPr>
-                <w:rFonts w:ascii="思源黑体 CN Normal" w:eastAsia="思源黑体 CN Normal" w:hAnsi="思源黑体 CN Normal"/>
-                <w:color w:val="000000" w:themeColor="text1"/>
-                <w:sz w:val="17"/>
-                <w:szCs w:val="17"/>
-                <w:highlight w:val="green"/>
-              </w:rPr>
-              <w:t>%}</w:t>
+              <w:t>sample.json_batch_name%}</w:t>
             </w:r>
           </w:p>
           <w:p>
@@ -4157,25 +3506,7 @@
                 <w:sz w:val="17"/>
                 <w:szCs w:val="17"/>
               </w:rPr>
-              <w:t xml:space="preserve">%p if </w:t>
-            </w:r>
-            <w:proofErr w:type="spellStart"/>
-            <w:r>
-              <w:rPr>
-                <w:rFonts w:ascii="思源黑体 CN Normal" w:eastAsia="思源黑体 CN Normal" w:hAnsi="思源黑体 CN Normal"/>
-                <w:sz w:val="17"/>
-                <w:szCs w:val="17"/>
-              </w:rPr>
-              <w:t>hrd.gs_score</w:t>
-            </w:r>
-            <w:proofErr w:type="spellEnd"/>
-            <w:r>
-              <w:rPr>
-                <w:rFonts w:ascii="思源黑体 CN Normal" w:eastAsia="思源黑体 CN Normal" w:hAnsi="思源黑体 CN Normal"/>
-                <w:sz w:val="17"/>
-                <w:szCs w:val="17"/>
-              </w:rPr>
-              <w:t>&lt;</w:t>
+              <w:t>%p if hrd.gs_score&lt;</w:t>
             </w:r>
             <w:r>
               <w:rPr>
@@ -4355,35 +3686,7 @@
                 <w:sz w:val="17"/>
                 <w:szCs w:val="17"/>
               </w:rPr>
-              <w:t xml:space="preserve">%p if </w:t>
-            </w:r>
-            <w:proofErr w:type="spellStart"/>
-            <w:proofErr w:type="gramStart"/>
-            <w:r>
-              <w:rPr>
-                <w:rFonts w:ascii="思源黑体 CN Normal" w:eastAsia="思源黑体 CN Normal" w:hAnsi="思源黑体 CN Normal"/>
-                <w:sz w:val="17"/>
-                <w:szCs w:val="17"/>
-              </w:rPr>
-              <w:t>var.gss.gss.gsscore</w:t>
-            </w:r>
-            <w:proofErr w:type="gramEnd"/>
-            <w:r>
-              <w:rPr>
-                <w:rFonts w:ascii="思源黑体 CN Normal" w:eastAsia="思源黑体 CN Normal" w:hAnsi="思源黑体 CN Normal"/>
-                <w:sz w:val="17"/>
-                <w:szCs w:val="17"/>
-              </w:rPr>
-              <w:t>|float</w:t>
-            </w:r>
-            <w:proofErr w:type="spellEnd"/>
-            <w:r>
-              <w:rPr>
-                <w:rFonts w:ascii="思源黑体 CN Normal" w:eastAsia="思源黑体 CN Normal" w:hAnsi="思源黑体 CN Normal"/>
-                <w:sz w:val="17"/>
-                <w:szCs w:val="17"/>
-              </w:rPr>
-              <w:t>&lt;</w:t>
+              <w:t>%p if var.gss.gss.gsscore|float&lt;</w:t>
             </w:r>
             <w:r>
               <w:rPr>
@@ -4604,41 +3907,7 @@
                 <w:szCs w:val="17"/>
                 <w:highlight w:val="green"/>
               </w:rPr>
-              <w:t xml:space="preserve">{%p if “v1.1.0” in </w:t>
-            </w:r>
-            <w:proofErr w:type="spellStart"/>
-            <w:proofErr w:type="gramStart"/>
-            <w:r>
-              <w:rPr>
-                <w:rFonts w:ascii="思源黑体 CN Normal" w:eastAsia="思源黑体 CN Normal" w:hAnsi="思源黑体 CN Normal"/>
-                <w:color w:val="000000" w:themeColor="text1"/>
-                <w:sz w:val="17"/>
-                <w:szCs w:val="17"/>
-                <w:highlight w:val="green"/>
-              </w:rPr>
-              <w:t>sample.json</w:t>
-            </w:r>
-            <w:proofErr w:type="gramEnd"/>
-            <w:r>
-              <w:rPr>
-                <w:rFonts w:ascii="思源黑体 CN Normal" w:eastAsia="思源黑体 CN Normal" w:hAnsi="思源黑体 CN Normal"/>
-                <w:color w:val="000000" w:themeColor="text1"/>
-                <w:sz w:val="17"/>
-                <w:szCs w:val="17"/>
-                <w:highlight w:val="green"/>
-              </w:rPr>
-              <w:t>_batch_name</w:t>
-            </w:r>
-            <w:proofErr w:type="spellEnd"/>
-            <w:r>
-              <w:rPr>
-                <w:rFonts w:ascii="思源黑体 CN Normal" w:eastAsia="思源黑体 CN Normal" w:hAnsi="思源黑体 CN Normal"/>
-                <w:color w:val="000000" w:themeColor="text1"/>
-                <w:sz w:val="17"/>
-                <w:szCs w:val="17"/>
-                <w:highlight w:val="green"/>
-              </w:rPr>
-              <w:t>%}</w:t>
+              <w:t>{%p if “v1.1.0” in sample.json_batch_name%}</w:t>
             </w:r>
           </w:p>
           <w:p>
@@ -4658,7 +3927,6 @@
               </w:rPr>
               <w:t>{{</w:t>
             </w:r>
-            <w:proofErr w:type="spellStart"/>
             <w:r>
               <w:rPr>
                 <w:rFonts w:ascii="思源黑体 CN Normal" w:eastAsia="思源黑体 CN Normal" w:hAnsi="思源黑体 CN Normal"/>
@@ -4667,7 +3935,6 @@
               </w:rPr>
               <w:t>hrd.gs_score</w:t>
             </w:r>
-            <w:proofErr w:type="spellEnd"/>
             <w:r>
               <w:rPr>
                 <w:rFonts w:ascii="思源黑体 CN Normal" w:eastAsia="思源黑体 CN Normal" w:hAnsi="思源黑体 CN Normal" w:hint="eastAsia"/>
@@ -4727,8 +3994,6 @@
               </w:rPr>
               <w:t>{{</w:t>
             </w:r>
-            <w:proofErr w:type="spellStart"/>
-            <w:proofErr w:type="gramStart"/>
             <w:r>
               <w:rPr>
                 <w:rFonts w:ascii="思源黑体 CN Normal" w:eastAsia="思源黑体 CN Normal" w:hAnsi="思源黑体 CN Normal"/>
@@ -4737,8 +4002,6 @@
               </w:rPr>
               <w:t>var.gss.gss.gsscore</w:t>
             </w:r>
-            <w:proofErr w:type="spellEnd"/>
-            <w:proofErr w:type="gramEnd"/>
             <w:r>
               <w:rPr>
                 <w:rFonts w:ascii="思源黑体 CN Normal" w:eastAsia="思源黑体 CN Normal" w:hAnsi="思源黑体 CN Normal" w:hint="eastAsia"/>
@@ -5360,25 +4623,7 @@
           <w:sz w:val="21"/>
           <w:szCs w:val="21"/>
         </w:rPr>
-        <w:t>已获批</w:t>
-      </w:r>
-      <w:r>
-        <w:rPr>
-          <w:rFonts w:ascii="思源黑体 CN Bold" w:eastAsia="思源黑体 CN Bold" w:hAnsi="思源黑体 CN Bold" w:cstheme="minorBidi" w:hint="eastAsia"/>
-          <w:color w:val="1E7648"/>
-          <w:sz w:val="21"/>
-          <w:szCs w:val="21"/>
-        </w:rPr>
-        <w:t>PARP</w:t>
-      </w:r>
-      <w:r>
-        <w:rPr>
-          <w:rFonts w:ascii="思源黑体 CN Bold" w:eastAsia="思源黑体 CN Bold" w:hAnsi="思源黑体 CN Bold" w:cstheme="minorBidi" w:hint="eastAsia"/>
-          <w:color w:val="1E7648"/>
-          <w:sz w:val="21"/>
-          <w:szCs w:val="21"/>
-        </w:rPr>
-        <w:t>抑制剂相关标志物检测结果汇总</w:t>
+        <w:t>已获批PARP抑制剂相关标志物检测结果汇总</w:t>
       </w:r>
     </w:p>
     <w:p>
@@ -5725,7 +4970,25 @@
           <w:sz w:val="16"/>
           <w:szCs w:val="16"/>
         </w:rPr>
-        <w:t>III类-临床意义不明的变异目前尚未发现可能与肿瘤发生发展相关的变异。</w:t>
+        <w:t>III类-临床意义不明</w:t>
+      </w:r>
+      <w:r>
+        <w:rPr>
+          <w:rFonts w:ascii="思源黑体 CN Normal" w:eastAsia="思源黑体 CN Normal" w:hAnsi="思源黑体 CN Normal" w:hint="eastAsia"/>
+          <w:color w:val="000000"/>
+          <w:sz w:val="16"/>
+          <w:szCs w:val="16"/>
+        </w:rPr>
+        <w:t>且</w:t>
+      </w:r>
+      <w:r>
+        <w:rPr>
+          <w:rFonts w:ascii="思源黑体 CN Normal" w:eastAsia="思源黑体 CN Normal" w:hAnsi="思源黑体 CN Normal"/>
+          <w:color w:val="000000"/>
+          <w:sz w:val="16"/>
+          <w:szCs w:val="16"/>
+        </w:rPr>
+        <w:t>目前尚未发现可能与肿瘤发生发展相关的变异。</w:t>
       </w:r>
     </w:p>
     <w:p>
@@ -5810,9 +5073,9 @@
           <w:szCs w:val="13"/>
           <w:highlight w:val="magenta"/>
         </w:rPr>
-        <w:t xml:space="preserve">{{r </w:t>
-      </w:r>
-      <w:proofErr w:type="spellStart"/>
+        <w:t>{{r page_</w:t>
+      </w:r>
+      <w:proofErr w:type="gramStart"/>
       <w:r>
         <w:rPr>
           <w:rFonts w:ascii="思源黑体 CN Light" w:eastAsia="思源黑体 CN Light" w:hAnsi="思源黑体 CN Light" w:hint="eastAsia"/>
@@ -5821,29 +5084,7 @@
           <w:szCs w:val="13"/>
           <w:highlight w:val="magenta"/>
         </w:rPr>
-        <w:t>page_</w:t>
-      </w:r>
-      <w:proofErr w:type="gramStart"/>
-      <w:r>
-        <w:rPr>
-          <w:rFonts w:ascii="思源黑体 CN Light" w:eastAsia="思源黑体 CN Light" w:hAnsi="思源黑体 CN Light" w:hint="eastAsia"/>
-          <w:color w:val="595959" w:themeColor="text1" w:themeTint="A6"/>
-          <w:sz w:val="13"/>
-          <w:szCs w:val="13"/>
-          <w:highlight w:val="magenta"/>
-        </w:rPr>
-        <w:t>break</w:t>
-      </w:r>
-      <w:proofErr w:type="spellEnd"/>
-      <w:r>
-        <w:rPr>
-          <w:rFonts w:ascii="思源黑体 CN Light" w:eastAsia="思源黑体 CN Light" w:hAnsi="思源黑体 CN Light" w:hint="eastAsia"/>
-          <w:color w:val="595959" w:themeColor="text1" w:themeTint="A6"/>
-          <w:sz w:val="13"/>
-          <w:szCs w:val="13"/>
-          <w:highlight w:val="magenta"/>
-        </w:rPr>
-        <w:t xml:space="preserve"> }</w:t>
+        <w:t>break }</w:t>
       </w:r>
       <w:proofErr w:type="gramEnd"/>
       <w:r>
@@ -5969,7 +5210,7 @@
                     </wp:anchor>
                   </w:drawing>
                 </mc:Choice>
-                <mc:Fallback xmlns:w16du="http://schemas.microsoft.com/office/word/2023/wordml/word16du" xmlns:oel="http://schemas.microsoft.com/office/2019/extlst">
+                <mc:Fallback xmlns:oel="http://schemas.microsoft.com/office/2019/extlst" xmlns:w16du="http://schemas.microsoft.com/office/word/2023/wordml/word16du">
                   <w:pict>
                     <v:shape w14:anchorId="589F92E3" id="流程图: 接点 2" o:spid="_x0000_s1026" type="#_x0000_t120" style="position:absolute;left:0;text-align:left;margin-left:170.85pt;margin-top:3.25pt;width:24.65pt;height:25.15pt;z-index:-251622400;visibility:visible;mso-wrap-style:square;mso-wrap-distance-left:9pt;mso-wrap-distance-top:0;mso-wrap-distance-right:9pt;mso-wrap-distance-bottom:0;mso-position-horizontal:absolute;mso-position-horizontal-relative:text;mso-position-vertical:absolute;mso-position-vertical-relative:text;v-text-anchor:middle" o:gfxdata="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" fillcolor="#1e7648" stroked="f" strokeweight="1pt">
                       <v:stroke joinstyle="miter"/>
@@ -6097,7 +5338,7 @@
                     </wp:anchor>
                   </w:drawing>
                 </mc:Choice>
-                <mc:Fallback xmlns:w16du="http://schemas.microsoft.com/office/word/2023/wordml/word16du" xmlns:oel="http://schemas.microsoft.com/office/2019/extlst">
+                <mc:Fallback xmlns:oel="http://schemas.microsoft.com/office/2019/extlst" xmlns:w16du="http://schemas.microsoft.com/office/word/2023/wordml/word16du">
                   <w:pict>
                     <v:roundrect w14:anchorId="32CBBD4D" id="矩形: 圆角 3" o:spid="_x0000_s1026" style="position:absolute;left:0;text-align:left;margin-left:-5.4pt;margin-top:3.45pt;width:123pt;height:25.3pt;z-index:-251623424;visibility:visible;mso-wrap-style:square;mso-wrap-distance-left:9pt;mso-wrap-distance-top:0;mso-wrap-distance-right:9pt;mso-wrap-distance-bottom:0;mso-position-horizontal:absolute;mso-position-horizontal-relative:margin;mso-position-vertical:absolute;mso-position-vertical-relative:text;v-text-anchor:middle" arcsize="10923f" o:gfxdata="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" fillcolor="#f2f2f2 [3052]" stroked="f" strokeweight="1pt">
                       <v:stroke joinstyle="miter"/>
@@ -6276,9 +5517,9 @@
           <w:szCs w:val="13"/>
           <w:highlight w:val="magenta"/>
         </w:rPr>
-        <w:t xml:space="preserve">{{r </w:t>
-      </w:r>
-      <w:proofErr w:type="spellStart"/>
+        <w:t>{{r page_</w:t>
+      </w:r>
+      <w:proofErr w:type="gramStart"/>
       <w:r>
         <w:rPr>
           <w:rFonts w:ascii="思源黑体 CN Light" w:eastAsia="思源黑体 CN Light" w:hAnsi="思源黑体 CN Light" w:hint="eastAsia"/>
@@ -6287,9 +5528,9 @@
           <w:szCs w:val="13"/>
           <w:highlight w:val="magenta"/>
         </w:rPr>
-        <w:t>page_</w:t>
-      </w:r>
-      <w:proofErr w:type="gramStart"/>
+        <w:t>break }</w:t>
+      </w:r>
+      <w:proofErr w:type="gramEnd"/>
       <w:r>
         <w:rPr>
           <w:rFonts w:ascii="思源黑体 CN Light" w:eastAsia="思源黑体 CN Light" w:hAnsi="思源黑体 CN Light" w:hint="eastAsia"/>
@@ -6298,9 +5539,153 @@
           <w:szCs w:val="13"/>
           <w:highlight w:val="magenta"/>
         </w:rPr>
-        <w:t>break</w:t>
-      </w:r>
-      <w:proofErr w:type="spellEnd"/>
+        <w:t>}</w:t>
+      </w:r>
+    </w:p>
+    <w:p>
+      <w:pPr>
+        <w:pStyle w:val="2"/>
+        <w:spacing w:before="0" w:after="0" w:line="240" w:lineRule="auto"/>
+        <w:rPr>
+          <w:rFonts w:ascii="思源黑体 CN Bold" w:eastAsia="思源黑体 CN Bold" w:hAnsi="思源黑体 CN Bold"/>
+          <w:color w:val="1E7648"/>
+          <w:sz w:val="24"/>
+          <w:szCs w:val="24"/>
+        </w:rPr>
+      </w:pPr>
+      <w:r>
+        <w:rPr>
+          <w:rFonts w:ascii="思源黑体 CN Bold" w:eastAsia="思源黑体 CN Bold" w:hAnsi="思源黑体 CN Bold"/>
+          <w:color w:val="1E7648"/>
+          <w:sz w:val="24"/>
+          <w:szCs w:val="24"/>
+        </w:rPr>
+        <w:t>&gt;</w:t>
+      </w:r>
+      <w:r>
+        <w:rPr>
+          <w:rFonts w:ascii="思源黑体 CN Bold" w:eastAsia="思源黑体 CN Bold" w:hAnsi="思源黑体 CN Bold" w:hint="eastAsia"/>
+          <w:color w:val="1E7648"/>
+          <w:sz w:val="24"/>
+          <w:szCs w:val="24"/>
+        </w:rPr>
+        <w:t xml:space="preserve">2.2 </w:t>
+      </w:r>
+      <w:r>
+        <w:rPr>
+          <w:rFonts w:ascii="思源黑体 CN Bold" w:eastAsia="思源黑体 CN Bold" w:hAnsi="思源黑体 CN Bold" w:hint="eastAsia"/>
+          <w:color w:val="1E7648"/>
+          <w:sz w:val="24"/>
+          <w:szCs w:val="24"/>
+        </w:rPr>
+        <w:t>具有临床意义的变异</w:t>
+      </w:r>
+      <w:r>
+        <w:rPr>
+          <w:rFonts w:ascii="思源黑体 CN Bold" w:eastAsia="思源黑体 CN Bold" w:hAnsi="思源黑体 CN Bold" w:hint="eastAsia"/>
+          <w:color w:val="1E7648"/>
+          <w:sz w:val="24"/>
+          <w:szCs w:val="24"/>
+        </w:rPr>
+        <w:t>详细</w:t>
+      </w:r>
+      <w:r>
+        <w:rPr>
+          <w:rFonts w:ascii="思源黑体 CN Bold" w:eastAsia="思源黑体 CN Bold" w:hAnsi="思源黑体 CN Bold" w:hint="eastAsia"/>
+          <w:color w:val="1E7648"/>
+          <w:sz w:val="24"/>
+          <w:szCs w:val="24"/>
+        </w:rPr>
+        <w:t>解读</w:t>
+      </w:r>
+    </w:p>
+    <w:p>
+      <w:pPr>
+        <w:rPr>
+          <w:rFonts w:ascii="思源黑体 CN Bold" w:eastAsia="思源黑体 CN Bold" w:hAnsi="思源黑体 CN Bold" w:cstheme="majorBidi"/>
+          <w:b/>
+          <w:bCs/>
+          <w:color w:val="1E7648"/>
+          <w:sz w:val="24"/>
+          <w:szCs w:val="24"/>
+        </w:rPr>
+      </w:pPr>
+      <w:r>
+        <w:rPr>
+          <w:rFonts w:ascii="思源黑体 CN Bold" w:eastAsia="思源黑体 CN Bold" w:hAnsi="思源黑体 CN Bold" w:cstheme="majorBidi" w:hint="eastAsia"/>
+          <w:b/>
+          <w:bCs/>
+          <w:color w:val="1E7648"/>
+          <w:sz w:val="24"/>
+          <w:szCs w:val="24"/>
+        </w:rPr>
+        <w:t>{</w:t>
+      </w:r>
+      <w:r>
+        <w:rPr>
+          <w:rFonts w:ascii="思源黑体 CN Bold" w:eastAsia="思源黑体 CN Bold" w:hAnsi="思源黑体 CN Bold" w:cstheme="majorBidi"/>
+          <w:b/>
+          <w:bCs/>
+          <w:color w:val="1E7648"/>
+          <w:sz w:val="24"/>
+          <w:szCs w:val="24"/>
+        </w:rPr>
+        <w:t xml:space="preserve">{p </w:t>
+      </w:r>
+      <w:r>
+        <w:rPr>
+          <w:rFonts w:ascii="思源黑体 CN Bold" w:eastAsia="思源黑体 CN Bold" w:hAnsi="思源黑体 CN Bold" w:cstheme="majorBidi" w:hint="eastAsia"/>
+          <w:b/>
+          <w:bCs/>
+          <w:color w:val="1E7648"/>
+          <w:sz w:val="24"/>
+          <w:szCs w:val="24"/>
+        </w:rPr>
+        <w:t>sub</w:t>
+      </w:r>
+      <w:r>
+        <w:rPr>
+          <w:rFonts w:ascii="思源黑体 CN Bold" w:eastAsia="思源黑体 CN Bold" w:hAnsi="思源黑体 CN Bold" w:cstheme="majorBidi"/>
+          <w:b/>
+          <w:bCs/>
+          <w:color w:val="1E7648"/>
+          <w:sz w:val="24"/>
+          <w:szCs w:val="24"/>
+        </w:rPr>
+        <w:t>doc.</w:t>
+      </w:r>
+      <w:r>
+        <w:rPr>
+          <w:rFonts w:ascii="思源黑体 CN Bold" w:eastAsia="思源黑体 CN Bold" w:hAnsi="思源黑体 CN Bold" w:cstheme="majorBidi"/>
+          <w:b/>
+          <w:bCs/>
+          <w:color w:val="1E7648"/>
+          <w:sz w:val="24"/>
+          <w:szCs w:val="24"/>
+        </w:rPr>
+        <w:t>dyn_2_Detailed_InterpretationSomatic_I_II</w:t>
+      </w:r>
+      <w:r>
+        <w:rPr>
+          <w:rFonts w:ascii="思源黑体 CN Bold" w:eastAsia="思源黑体 CN Bold" w:hAnsi="思源黑体 CN Bold" w:cstheme="majorBidi"/>
+          <w:b/>
+          <w:bCs/>
+          <w:color w:val="1E7648"/>
+          <w:sz w:val="24"/>
+          <w:szCs w:val="24"/>
+        </w:rPr>
+        <w:t>}}</w:t>
+      </w:r>
+    </w:p>
+    <w:p>
+      <w:pPr>
+        <w:rPr>
+          <w:rFonts w:ascii="思源黑体 CN Light" w:eastAsia="思源黑体 CN Light" w:hAnsi="思源黑体 CN Light"/>
+          <w:color w:val="595959" w:themeColor="text1" w:themeTint="A6"/>
+          <w:sz w:val="13"/>
+          <w:szCs w:val="13"/>
+        </w:rPr>
+      </w:pPr>
       <w:r>
         <w:rPr>
           <w:rFonts w:ascii="思源黑体 CN Light" w:eastAsia="思源黑体 CN Light" w:hAnsi="思源黑体 CN Light" w:hint="eastAsia"/>
@@ -6309,9 +5694,9 @@
           <w:szCs w:val="13"/>
           <w:highlight w:val="magenta"/>
         </w:rPr>
-        <w:t xml:space="preserve"> }</w:t>
-      </w:r>
-      <w:proofErr w:type="gramEnd"/>
+        <w:t>{{r page_</w:t>
+      </w:r>
+      <w:proofErr w:type="gramStart"/>
       <w:r>
         <w:rPr>
           <w:rFonts w:ascii="思源黑体 CN Light" w:eastAsia="思源黑体 CN Light" w:hAnsi="思源黑体 CN Light" w:hint="eastAsia"/>
@@ -6320,153 +5705,9 @@
           <w:szCs w:val="13"/>
           <w:highlight w:val="magenta"/>
         </w:rPr>
-        <w:t>}</w:t>
-      </w:r>
-    </w:p>
-    <w:p>
-      <w:pPr>
-        <w:pStyle w:val="2"/>
-        <w:spacing w:before="0" w:after="0" w:line="240" w:lineRule="auto"/>
-        <w:rPr>
-          <w:rFonts w:ascii="思源黑体 CN Bold" w:eastAsia="思源黑体 CN Bold" w:hAnsi="思源黑体 CN Bold"/>
-          <w:color w:val="1E7648"/>
-          <w:sz w:val="24"/>
-          <w:szCs w:val="24"/>
-        </w:rPr>
-      </w:pPr>
-      <w:r>
-        <w:rPr>
-          <w:rFonts w:ascii="思源黑体 CN Bold" w:eastAsia="思源黑体 CN Bold" w:hAnsi="思源黑体 CN Bold"/>
-          <w:color w:val="1E7648"/>
-          <w:sz w:val="24"/>
-          <w:szCs w:val="24"/>
-        </w:rPr>
-        <w:t>&gt;</w:t>
-      </w:r>
-      <w:r>
-        <w:rPr>
-          <w:rFonts w:ascii="思源黑体 CN Bold" w:eastAsia="思源黑体 CN Bold" w:hAnsi="思源黑体 CN Bold" w:hint="eastAsia"/>
-          <w:color w:val="1E7648"/>
-          <w:sz w:val="24"/>
-          <w:szCs w:val="24"/>
-        </w:rPr>
-        <w:t xml:space="preserve">2.2 </w:t>
-      </w:r>
-      <w:r>
-        <w:rPr>
-          <w:rFonts w:ascii="思源黑体 CN Bold" w:eastAsia="思源黑体 CN Bold" w:hAnsi="思源黑体 CN Bold" w:hint="eastAsia"/>
-          <w:color w:val="1E7648"/>
-          <w:sz w:val="24"/>
-          <w:szCs w:val="24"/>
-        </w:rPr>
-        <w:t>具有临床意义的变异</w:t>
-      </w:r>
-      <w:r>
-        <w:rPr>
-          <w:rFonts w:ascii="思源黑体 CN Bold" w:eastAsia="思源黑体 CN Bold" w:hAnsi="思源黑体 CN Bold" w:hint="eastAsia"/>
-          <w:color w:val="1E7648"/>
-          <w:sz w:val="24"/>
-          <w:szCs w:val="24"/>
-        </w:rPr>
-        <w:t>详细</w:t>
-      </w:r>
-      <w:r>
-        <w:rPr>
-          <w:rFonts w:ascii="思源黑体 CN Bold" w:eastAsia="思源黑体 CN Bold" w:hAnsi="思源黑体 CN Bold" w:hint="eastAsia"/>
-          <w:color w:val="1E7648"/>
-          <w:sz w:val="24"/>
-          <w:szCs w:val="24"/>
-        </w:rPr>
-        <w:t>解读</w:t>
-      </w:r>
-    </w:p>
-    <w:p>
-      <w:pPr>
-        <w:rPr>
-          <w:rFonts w:ascii="思源黑体 CN Bold" w:eastAsia="思源黑体 CN Bold" w:hAnsi="思源黑体 CN Bold" w:cstheme="majorBidi"/>
-          <w:b/>
-          <w:bCs/>
-          <w:color w:val="1E7648"/>
-          <w:sz w:val="24"/>
-          <w:szCs w:val="24"/>
-        </w:rPr>
-      </w:pPr>
-      <w:r>
-        <w:rPr>
-          <w:rFonts w:ascii="思源黑体 CN Bold" w:eastAsia="思源黑体 CN Bold" w:hAnsi="思源黑体 CN Bold" w:cstheme="majorBidi" w:hint="eastAsia"/>
-          <w:b/>
-          <w:bCs/>
-          <w:color w:val="1E7648"/>
-          <w:sz w:val="24"/>
-          <w:szCs w:val="24"/>
-        </w:rPr>
-        <w:t>{</w:t>
-      </w:r>
-      <w:r>
-        <w:rPr>
-          <w:rFonts w:ascii="思源黑体 CN Bold" w:eastAsia="思源黑体 CN Bold" w:hAnsi="思源黑体 CN Bold" w:cstheme="majorBidi"/>
-          <w:b/>
-          <w:bCs/>
-          <w:color w:val="1E7648"/>
-          <w:sz w:val="24"/>
-          <w:szCs w:val="24"/>
-        </w:rPr>
-        <w:t xml:space="preserve">{p </w:t>
-      </w:r>
-      <w:r>
-        <w:rPr>
-          <w:rFonts w:ascii="思源黑体 CN Bold" w:eastAsia="思源黑体 CN Bold" w:hAnsi="思源黑体 CN Bold" w:cstheme="majorBidi" w:hint="eastAsia"/>
-          <w:b/>
-          <w:bCs/>
-          <w:color w:val="1E7648"/>
-          <w:sz w:val="24"/>
-          <w:szCs w:val="24"/>
-        </w:rPr>
-        <w:t>sub</w:t>
-      </w:r>
-      <w:r>
-        <w:rPr>
-          <w:rFonts w:ascii="思源黑体 CN Bold" w:eastAsia="思源黑体 CN Bold" w:hAnsi="思源黑体 CN Bold" w:cstheme="majorBidi"/>
-          <w:b/>
-          <w:bCs/>
-          <w:color w:val="1E7648"/>
-          <w:sz w:val="24"/>
-          <w:szCs w:val="24"/>
-        </w:rPr>
-        <w:t>doc.</w:t>
-      </w:r>
-      <w:r>
-        <w:rPr>
-          <w:rFonts w:ascii="思源黑体 CN Bold" w:eastAsia="思源黑体 CN Bold" w:hAnsi="思源黑体 CN Bold" w:cstheme="majorBidi"/>
-          <w:b/>
-          <w:bCs/>
-          <w:color w:val="1E7648"/>
-          <w:sz w:val="24"/>
-          <w:szCs w:val="24"/>
-        </w:rPr>
-        <w:t>dyn_2_Detailed_InterpretationSomatic_I_II</w:t>
-      </w:r>
-      <w:r>
-        <w:rPr>
-          <w:rFonts w:ascii="思源黑体 CN Bold" w:eastAsia="思源黑体 CN Bold" w:hAnsi="思源黑体 CN Bold" w:cstheme="majorBidi"/>
-          <w:b/>
-          <w:bCs/>
-          <w:color w:val="1E7648"/>
-          <w:sz w:val="24"/>
-          <w:szCs w:val="24"/>
-        </w:rPr>
-        <w:t>}}</w:t>
-      </w:r>
-    </w:p>
-    <w:p>
-      <w:pPr>
-        <w:rPr>
-          <w:rFonts w:ascii="思源黑体 CN Light" w:eastAsia="思源黑体 CN Light" w:hAnsi="思源黑体 CN Light"/>
-          <w:color w:val="595959" w:themeColor="text1" w:themeTint="A6"/>
-          <w:sz w:val="13"/>
-          <w:szCs w:val="13"/>
-        </w:rPr>
-      </w:pPr>
+        <w:t>break }</w:t>
+      </w:r>
+      <w:proofErr w:type="gramEnd"/>
       <w:r>
         <w:rPr>
           <w:rFonts w:ascii="思源黑体 CN Light" w:eastAsia="思源黑体 CN Light" w:hAnsi="思源黑体 CN Light" w:hint="eastAsia"/>
@@ -6475,9 +5716,171 @@
           <w:szCs w:val="13"/>
           <w:highlight w:val="magenta"/>
         </w:rPr>
-        <w:t xml:space="preserve">{{r </w:t>
-      </w:r>
-      <w:proofErr w:type="spellStart"/>
+        <w:t>}</w:t>
+      </w:r>
+    </w:p>
+    <w:p>
+      <w:pPr>
+        <w:pStyle w:val="2"/>
+        <w:spacing w:before="0" w:after="0" w:line="240" w:lineRule="auto"/>
+        <w:rPr>
+          <w:rFonts w:ascii="思源黑体 CN Bold" w:eastAsia="思源黑体 CN Bold" w:hAnsi="思源黑体 CN Bold"/>
+          <w:color w:val="1E7648"/>
+          <w:sz w:val="24"/>
+          <w:szCs w:val="24"/>
+        </w:rPr>
+      </w:pPr>
+      <w:r>
+        <w:rPr>
+          <w:rFonts w:ascii="思源黑体 CN Bold" w:eastAsia="思源黑体 CN Bold" w:hAnsi="思源黑体 CN Bold"/>
+          <w:color w:val="1E7648"/>
+          <w:sz w:val="24"/>
+          <w:szCs w:val="24"/>
+        </w:rPr>
+        <w:t>&gt;</w:t>
+      </w:r>
+      <w:r>
+        <w:rPr>
+          <w:rFonts w:ascii="思源黑体 CN Bold" w:eastAsia="思源黑体 CN Bold" w:hAnsi="思源黑体 CN Bold" w:hint="eastAsia"/>
+          <w:color w:val="1E7648"/>
+          <w:sz w:val="24"/>
+          <w:szCs w:val="24"/>
+        </w:rPr>
+        <w:t xml:space="preserve">2.3 </w:t>
+      </w:r>
+      <w:r>
+        <w:rPr>
+          <w:rFonts w:ascii="思源黑体 CN Bold" w:eastAsia="思源黑体 CN Bold" w:hAnsi="思源黑体 CN Bold" w:hint="eastAsia"/>
+          <w:color w:val="1E7648"/>
+          <w:sz w:val="24"/>
+          <w:szCs w:val="24"/>
+        </w:rPr>
+        <w:t>可能与肿瘤发生发展相关</w:t>
+      </w:r>
+      <w:r>
+        <w:rPr>
+          <w:rFonts w:ascii="思源黑体 CN Bold" w:eastAsia="思源黑体 CN Bold" w:hAnsi="思源黑体 CN Bold" w:hint="eastAsia"/>
+          <w:color w:val="1E7648"/>
+          <w:sz w:val="24"/>
+          <w:szCs w:val="24"/>
+        </w:rPr>
+        <w:t>的</w:t>
+      </w:r>
+      <w:r>
+        <w:rPr>
+          <w:rFonts w:ascii="思源黑体 CN Bold" w:eastAsia="思源黑体 CN Bold" w:hAnsi="思源黑体 CN Bold" w:hint="eastAsia"/>
+          <w:color w:val="1E7648"/>
+          <w:sz w:val="24"/>
+          <w:szCs w:val="24"/>
+        </w:rPr>
+        <w:t>变异</w:t>
+      </w:r>
+      <w:r>
+        <w:rPr>
+          <w:rFonts w:ascii="思源黑体 CN Bold" w:eastAsia="思源黑体 CN Bold" w:hAnsi="思源黑体 CN Bold" w:hint="eastAsia"/>
+          <w:color w:val="1E7648"/>
+          <w:sz w:val="24"/>
+          <w:szCs w:val="24"/>
+        </w:rPr>
+        <w:t>详细</w:t>
+      </w:r>
+      <w:r>
+        <w:rPr>
+          <w:rFonts w:ascii="思源黑体 CN Bold" w:eastAsia="思源黑体 CN Bold" w:hAnsi="思源黑体 CN Bold" w:hint="eastAsia"/>
+          <w:color w:val="1E7648"/>
+          <w:sz w:val="24"/>
+          <w:szCs w:val="24"/>
+        </w:rPr>
+        <w:t>解读</w:t>
+      </w:r>
+    </w:p>
+    <w:p>
+      <w:pPr>
+        <w:rPr>
+          <w:rFonts w:ascii="思源黑体 CN Bold" w:eastAsia="思源黑体 CN Bold" w:hAnsi="思源黑体 CN Bold" w:cstheme="majorBidi"/>
+          <w:b/>
+          <w:bCs/>
+          <w:color w:val="1E7648"/>
+          <w:sz w:val="24"/>
+          <w:szCs w:val="24"/>
+        </w:rPr>
+      </w:pPr>
+      <w:r>
+        <w:rPr>
+          <w:rFonts w:ascii="思源黑体 CN Bold" w:eastAsia="思源黑体 CN Bold" w:hAnsi="思源黑体 CN Bold" w:cstheme="majorBidi" w:hint="eastAsia"/>
+          <w:b/>
+          <w:bCs/>
+          <w:color w:val="1E7648"/>
+          <w:sz w:val="24"/>
+          <w:szCs w:val="24"/>
+        </w:rPr>
+        <w:t>{</w:t>
+      </w:r>
+      <w:r>
+        <w:rPr>
+          <w:rFonts w:ascii="思源黑体 CN Bold" w:eastAsia="思源黑体 CN Bold" w:hAnsi="思源黑体 CN Bold" w:cstheme="majorBidi"/>
+          <w:b/>
+          <w:bCs/>
+          <w:color w:val="1E7648"/>
+          <w:sz w:val="24"/>
+          <w:szCs w:val="24"/>
+        </w:rPr>
+        <w:t xml:space="preserve">{p </w:t>
+      </w:r>
+      <w:r>
+        <w:rPr>
+          <w:rFonts w:ascii="思源黑体 CN Bold" w:eastAsia="思源黑体 CN Bold" w:hAnsi="思源黑体 CN Bold" w:cstheme="majorBidi" w:hint="eastAsia"/>
+          <w:b/>
+          <w:bCs/>
+          <w:color w:val="1E7648"/>
+          <w:sz w:val="24"/>
+          <w:szCs w:val="24"/>
+        </w:rPr>
+        <w:t>sub</w:t>
+      </w:r>
+      <w:r>
+        <w:rPr>
+          <w:rFonts w:ascii="思源黑体 CN Bold" w:eastAsia="思源黑体 CN Bold" w:hAnsi="思源黑体 CN Bold" w:cstheme="majorBidi"/>
+          <w:b/>
+          <w:bCs/>
+          <w:color w:val="1E7648"/>
+          <w:sz w:val="24"/>
+          <w:szCs w:val="24"/>
+        </w:rPr>
+        <w:t>doc.</w:t>
+      </w:r>
+      <w:r>
+        <w:rPr>
+          <w:rFonts w:ascii="思源黑体 CN Bold" w:eastAsia="思源黑体 CN Bold" w:hAnsi="思源黑体 CN Bold" w:cstheme="majorBidi"/>
+          <w:b/>
+          <w:bCs/>
+          <w:color w:val="1E7648"/>
+          <w:sz w:val="24"/>
+          <w:szCs w:val="24"/>
+        </w:rPr>
+        <w:t>dyn_2_Detailed_InterpretationSomatic_onconodrug</w:t>
+      </w:r>
+      <w:r>
+        <w:rPr>
+          <w:rFonts w:ascii="思源黑体 CN Bold" w:eastAsia="思源黑体 CN Bold" w:hAnsi="思源黑体 CN Bold" w:cstheme="majorBidi"/>
+          <w:b/>
+          <w:bCs/>
+          <w:color w:val="1E7648"/>
+          <w:sz w:val="24"/>
+          <w:szCs w:val="24"/>
+        </w:rPr>
+        <w:t>}}</w:t>
+      </w:r>
+    </w:p>
+    <w:p>
+      <w:pPr>
+        <w:rPr>
+          <w:rFonts w:ascii="思源黑体 CN Light" w:eastAsia="思源黑体 CN Light" w:hAnsi="思源黑体 CN Light"/>
+          <w:color w:val="595959" w:themeColor="text1" w:themeTint="A6"/>
+          <w:sz w:val="13"/>
+          <w:szCs w:val="13"/>
+        </w:rPr>
+      </w:pPr>
       <w:r>
         <w:rPr>
           <w:rFonts w:ascii="思源黑体 CN Light" w:eastAsia="思源黑体 CN Light" w:hAnsi="思源黑体 CN Light" w:hint="eastAsia"/>
@@ -6486,7 +5889,7 @@
           <w:szCs w:val="13"/>
           <w:highlight w:val="magenta"/>
         </w:rPr>
-        <w:t>page_</w:t>
+        <w:t>{{r page_</w:t>
       </w:r>
       <w:proofErr w:type="gramStart"/>
       <w:r>
@@ -6497,235 +5900,7 @@
           <w:szCs w:val="13"/>
           <w:highlight w:val="magenta"/>
         </w:rPr>
-        <w:t>break</w:t>
-      </w:r>
-      <w:proofErr w:type="spellEnd"/>
-      <w:r>
-        <w:rPr>
-          <w:rFonts w:ascii="思源黑体 CN Light" w:eastAsia="思源黑体 CN Light" w:hAnsi="思源黑体 CN Light" w:hint="eastAsia"/>
-          <w:color w:val="595959" w:themeColor="text1" w:themeTint="A6"/>
-          <w:sz w:val="13"/>
-          <w:szCs w:val="13"/>
-          <w:highlight w:val="magenta"/>
-        </w:rPr>
-        <w:t xml:space="preserve"> }</w:t>
-      </w:r>
-      <w:proofErr w:type="gramEnd"/>
-      <w:r>
-        <w:rPr>
-          <w:rFonts w:ascii="思源黑体 CN Light" w:eastAsia="思源黑体 CN Light" w:hAnsi="思源黑体 CN Light" w:hint="eastAsia"/>
-          <w:color w:val="595959" w:themeColor="text1" w:themeTint="A6"/>
-          <w:sz w:val="13"/>
-          <w:szCs w:val="13"/>
-          <w:highlight w:val="magenta"/>
-        </w:rPr>
-        <w:t>}</w:t>
-      </w:r>
-    </w:p>
-    <w:p>
-      <w:pPr>
-        <w:pStyle w:val="2"/>
-        <w:spacing w:before="0" w:after="0" w:line="240" w:lineRule="auto"/>
-        <w:rPr>
-          <w:rFonts w:ascii="思源黑体 CN Bold" w:eastAsia="思源黑体 CN Bold" w:hAnsi="思源黑体 CN Bold"/>
-          <w:color w:val="1E7648"/>
-          <w:sz w:val="24"/>
-          <w:szCs w:val="24"/>
-        </w:rPr>
-      </w:pPr>
-      <w:r>
-        <w:rPr>
-          <w:rFonts w:ascii="思源黑体 CN Bold" w:eastAsia="思源黑体 CN Bold" w:hAnsi="思源黑体 CN Bold"/>
-          <w:color w:val="1E7648"/>
-          <w:sz w:val="24"/>
-          <w:szCs w:val="24"/>
-        </w:rPr>
-        <w:t>&gt;</w:t>
-      </w:r>
-      <w:r>
-        <w:rPr>
-          <w:rFonts w:ascii="思源黑体 CN Bold" w:eastAsia="思源黑体 CN Bold" w:hAnsi="思源黑体 CN Bold" w:hint="eastAsia"/>
-          <w:color w:val="1E7648"/>
-          <w:sz w:val="24"/>
-          <w:szCs w:val="24"/>
-        </w:rPr>
-        <w:t xml:space="preserve">2.3 </w:t>
-      </w:r>
-      <w:r>
-        <w:rPr>
-          <w:rFonts w:ascii="思源黑体 CN Bold" w:eastAsia="思源黑体 CN Bold" w:hAnsi="思源黑体 CN Bold" w:hint="eastAsia"/>
-          <w:color w:val="1E7648"/>
-          <w:sz w:val="24"/>
-          <w:szCs w:val="24"/>
-        </w:rPr>
-        <w:t>可能与肿瘤发生发展相关</w:t>
-      </w:r>
-      <w:r>
-        <w:rPr>
-          <w:rFonts w:ascii="思源黑体 CN Bold" w:eastAsia="思源黑体 CN Bold" w:hAnsi="思源黑体 CN Bold" w:hint="eastAsia"/>
-          <w:color w:val="1E7648"/>
-          <w:sz w:val="24"/>
-          <w:szCs w:val="24"/>
-        </w:rPr>
-        <w:t>的</w:t>
-      </w:r>
-      <w:r>
-        <w:rPr>
-          <w:rFonts w:ascii="思源黑体 CN Bold" w:eastAsia="思源黑体 CN Bold" w:hAnsi="思源黑体 CN Bold" w:hint="eastAsia"/>
-          <w:color w:val="1E7648"/>
-          <w:sz w:val="24"/>
-          <w:szCs w:val="24"/>
-        </w:rPr>
-        <w:t>变异</w:t>
-      </w:r>
-      <w:r>
-        <w:rPr>
-          <w:rFonts w:ascii="思源黑体 CN Bold" w:eastAsia="思源黑体 CN Bold" w:hAnsi="思源黑体 CN Bold" w:hint="eastAsia"/>
-          <w:color w:val="1E7648"/>
-          <w:sz w:val="24"/>
-          <w:szCs w:val="24"/>
-        </w:rPr>
-        <w:t>详细</w:t>
-      </w:r>
-      <w:r>
-        <w:rPr>
-          <w:rFonts w:ascii="思源黑体 CN Bold" w:eastAsia="思源黑体 CN Bold" w:hAnsi="思源黑体 CN Bold" w:hint="eastAsia"/>
-          <w:color w:val="1E7648"/>
-          <w:sz w:val="24"/>
-          <w:szCs w:val="24"/>
-        </w:rPr>
-        <w:t>解读</w:t>
-      </w:r>
-    </w:p>
-    <w:p>
-      <w:pPr>
-        <w:rPr>
-          <w:rFonts w:ascii="思源黑体 CN Bold" w:eastAsia="思源黑体 CN Bold" w:hAnsi="思源黑体 CN Bold" w:cstheme="majorBidi"/>
-          <w:b/>
-          <w:bCs/>
-          <w:color w:val="1E7648"/>
-          <w:sz w:val="24"/>
-          <w:szCs w:val="24"/>
-        </w:rPr>
-      </w:pPr>
-      <w:r>
-        <w:rPr>
-          <w:rFonts w:ascii="思源黑体 CN Bold" w:eastAsia="思源黑体 CN Bold" w:hAnsi="思源黑体 CN Bold" w:cstheme="majorBidi" w:hint="eastAsia"/>
-          <w:b/>
-          <w:bCs/>
-          <w:color w:val="1E7648"/>
-          <w:sz w:val="24"/>
-          <w:szCs w:val="24"/>
-        </w:rPr>
-        <w:t>{</w:t>
-      </w:r>
-      <w:r>
-        <w:rPr>
-          <w:rFonts w:ascii="思源黑体 CN Bold" w:eastAsia="思源黑体 CN Bold" w:hAnsi="思源黑体 CN Bold" w:cstheme="majorBidi"/>
-          <w:b/>
-          <w:bCs/>
-          <w:color w:val="1E7648"/>
-          <w:sz w:val="24"/>
-          <w:szCs w:val="24"/>
-        </w:rPr>
-        <w:t xml:space="preserve">{p </w:t>
-      </w:r>
-      <w:r>
-        <w:rPr>
-          <w:rFonts w:ascii="思源黑体 CN Bold" w:eastAsia="思源黑体 CN Bold" w:hAnsi="思源黑体 CN Bold" w:cstheme="majorBidi" w:hint="eastAsia"/>
-          <w:b/>
-          <w:bCs/>
-          <w:color w:val="1E7648"/>
-          <w:sz w:val="24"/>
-          <w:szCs w:val="24"/>
-        </w:rPr>
-        <w:t>sub</w:t>
-      </w:r>
-      <w:r>
-        <w:rPr>
-          <w:rFonts w:ascii="思源黑体 CN Bold" w:eastAsia="思源黑体 CN Bold" w:hAnsi="思源黑体 CN Bold" w:cstheme="majorBidi"/>
-          <w:b/>
-          <w:bCs/>
-          <w:color w:val="1E7648"/>
-          <w:sz w:val="24"/>
-          <w:szCs w:val="24"/>
-        </w:rPr>
-        <w:t>doc.</w:t>
-      </w:r>
-      <w:r>
-        <w:rPr>
-          <w:rFonts w:ascii="思源黑体 CN Bold" w:eastAsia="思源黑体 CN Bold" w:hAnsi="思源黑体 CN Bold" w:cstheme="majorBidi"/>
-          <w:b/>
-          <w:bCs/>
-          <w:color w:val="1E7648"/>
-          <w:sz w:val="24"/>
-          <w:szCs w:val="24"/>
-        </w:rPr>
-        <w:t>dyn_2_Detailed_InterpretationSomatic_onconodrug</w:t>
-      </w:r>
-      <w:r>
-        <w:rPr>
-          <w:rFonts w:ascii="思源黑体 CN Bold" w:eastAsia="思源黑体 CN Bold" w:hAnsi="思源黑体 CN Bold" w:cstheme="majorBidi"/>
-          <w:b/>
-          <w:bCs/>
-          <w:color w:val="1E7648"/>
-          <w:sz w:val="24"/>
-          <w:szCs w:val="24"/>
-        </w:rPr>
-        <w:t>}}</w:t>
-      </w:r>
-    </w:p>
-    <w:p>
-      <w:pPr>
-        <w:rPr>
-          <w:rFonts w:ascii="思源黑体 CN Light" w:eastAsia="思源黑体 CN Light" w:hAnsi="思源黑体 CN Light"/>
-          <w:color w:val="595959" w:themeColor="text1" w:themeTint="A6"/>
-          <w:sz w:val="13"/>
-          <w:szCs w:val="13"/>
-        </w:rPr>
-      </w:pPr>
-      <w:r>
-        <w:rPr>
-          <w:rFonts w:ascii="思源黑体 CN Light" w:eastAsia="思源黑体 CN Light" w:hAnsi="思源黑体 CN Light" w:hint="eastAsia"/>
-          <w:color w:val="595959" w:themeColor="text1" w:themeTint="A6"/>
-          <w:sz w:val="13"/>
-          <w:szCs w:val="13"/>
-          <w:highlight w:val="magenta"/>
-        </w:rPr>
-        <w:t xml:space="preserve">{{r </w:t>
-      </w:r>
-      <w:proofErr w:type="spellStart"/>
-      <w:r>
-        <w:rPr>
-          <w:rFonts w:ascii="思源黑体 CN Light" w:eastAsia="思源黑体 CN Light" w:hAnsi="思源黑体 CN Light" w:hint="eastAsia"/>
-          <w:color w:val="595959" w:themeColor="text1" w:themeTint="A6"/>
-          <w:sz w:val="13"/>
-          <w:szCs w:val="13"/>
-          <w:highlight w:val="magenta"/>
-        </w:rPr>
-        <w:t>page_</w:t>
-      </w:r>
-      <w:proofErr w:type="gramStart"/>
-      <w:r>
-        <w:rPr>
-          <w:rFonts w:ascii="思源黑体 CN Light" w:eastAsia="思源黑体 CN Light" w:hAnsi="思源黑体 CN Light" w:hint="eastAsia"/>
-          <w:color w:val="595959" w:themeColor="text1" w:themeTint="A6"/>
-          <w:sz w:val="13"/>
-          <w:szCs w:val="13"/>
-          <w:highlight w:val="magenta"/>
-        </w:rPr>
-        <w:t>break</w:t>
-      </w:r>
-      <w:proofErr w:type="spellEnd"/>
-      <w:r>
-        <w:rPr>
-          <w:rFonts w:ascii="思源黑体 CN Light" w:eastAsia="思源黑体 CN Light" w:hAnsi="思源黑体 CN Light" w:hint="eastAsia"/>
-          <w:color w:val="595959" w:themeColor="text1" w:themeTint="A6"/>
-          <w:sz w:val="13"/>
-          <w:szCs w:val="13"/>
-          <w:highlight w:val="magenta"/>
-        </w:rPr>
-        <w:t xml:space="preserve"> }</w:t>
+        <w:t>break }</w:t>
       </w:r>
       <w:proofErr w:type="gramEnd"/>
       <w:r>
@@ -6847,7 +6022,7 @@
                     </wp:anchor>
                   </w:drawing>
                 </mc:Choice>
-                <mc:Fallback xmlns:w16du="http://schemas.microsoft.com/office/word/2023/wordml/word16du" xmlns:oel="http://schemas.microsoft.com/office/2019/extlst">
+                <mc:Fallback xmlns:oel="http://schemas.microsoft.com/office/2019/extlst" xmlns:w16du="http://schemas.microsoft.com/office/word/2023/wordml/word16du">
                   <w:pict>
                     <v:shape w14:anchorId="67380918" id="流程图: 接点 4" o:spid="_x0000_s1026" type="#_x0000_t120" style="position:absolute;left:0;text-align:left;margin-left:178.35pt;margin-top:3.25pt;width:24.65pt;height:25.15pt;z-index:-251619328;visibility:visible;mso-wrap-style:square;mso-wrap-distance-left:9pt;mso-wrap-distance-top:0;mso-wrap-distance-right:9pt;mso-wrap-distance-bottom:0;mso-position-horizontal:absolute;mso-position-horizontal-relative:text;mso-position-vertical:absolute;mso-position-vertical-relative:text;v-text-anchor:middle" o:gfxdata="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" fillcolor="#1e7648" stroked="f" strokeweight="1pt">
                       <v:stroke joinstyle="miter"/>
@@ -6967,7 +6142,7 @@
                     </wp:anchor>
                   </w:drawing>
                 </mc:Choice>
-                <mc:Fallback xmlns:w16du="http://schemas.microsoft.com/office/word/2023/wordml/word16du" xmlns:oel="http://schemas.microsoft.com/office/2019/extlst">
+                <mc:Fallback xmlns:oel="http://schemas.microsoft.com/office/2019/extlst" xmlns:w16du="http://schemas.microsoft.com/office/word/2023/wordml/word16du">
                   <w:pict>
                     <v:roundrect w14:anchorId="625F8BA5" id="矩形: 圆角 5" o:spid="_x0000_s1026" style="position:absolute;left:0;text-align:left;margin-left:-5.15pt;margin-top:3.2pt;width:109.5pt;height:25.3pt;z-index:-251620352;visibility:visible;mso-wrap-style:square;mso-wrap-distance-left:9pt;mso-wrap-distance-top:0;mso-wrap-distance-right:9pt;mso-wrap-distance-bottom:0;mso-position-horizontal:absolute;mso-position-horizontal-relative:margin;mso-position-vertical:absolute;mso-position-vertical-relative:text;v-text-anchor:middle" arcsize="10923f" o:gfxdata="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" fillcolor="#f2f2f2 [3052]" stroked="f" strokeweight="1pt">
                       <v:stroke joinstyle="miter"/>
@@ -7095,9 +6270,9 @@
           <w:szCs w:val="13"/>
           <w:highlight w:val="magenta"/>
         </w:rPr>
-        <w:t xml:space="preserve">{{r </w:t>
-      </w:r>
-      <w:proofErr w:type="spellStart"/>
+        <w:t>{{r page_</w:t>
+      </w:r>
+      <w:proofErr w:type="gramStart"/>
       <w:r>
         <w:rPr>
           <w:rFonts w:ascii="思源黑体 CN Light" w:eastAsia="思源黑体 CN Light" w:hAnsi="思源黑体 CN Light" w:hint="eastAsia"/>
@@ -7106,29 +6281,7 @@
           <w:szCs w:val="13"/>
           <w:highlight w:val="magenta"/>
         </w:rPr>
-        <w:t>page_</w:t>
-      </w:r>
-      <w:proofErr w:type="gramStart"/>
-      <w:r>
-        <w:rPr>
-          <w:rFonts w:ascii="思源黑体 CN Light" w:eastAsia="思源黑体 CN Light" w:hAnsi="思源黑体 CN Light" w:hint="eastAsia"/>
-          <w:color w:val="595959" w:themeColor="text1" w:themeTint="A6"/>
-          <w:sz w:val="13"/>
-          <w:szCs w:val="13"/>
-          <w:highlight w:val="magenta"/>
-        </w:rPr>
-        <w:t>break</w:t>
-      </w:r>
-      <w:proofErr w:type="spellEnd"/>
-      <w:r>
-        <w:rPr>
-          <w:rFonts w:ascii="思源黑体 CN Light" w:eastAsia="思源黑体 CN Light" w:hAnsi="思源黑体 CN Light" w:hint="eastAsia"/>
-          <w:color w:val="595959" w:themeColor="text1" w:themeTint="A6"/>
-          <w:sz w:val="13"/>
-          <w:szCs w:val="13"/>
-          <w:highlight w:val="magenta"/>
-        </w:rPr>
-        <w:t xml:space="preserve"> }</w:t>
+        <w:t>break }</w:t>
       </w:r>
       <w:proofErr w:type="gramEnd"/>
       <w:r>
@@ -7254,7 +6407,7 @@
                     </wp:anchor>
                   </w:drawing>
                 </mc:Choice>
-                <mc:Fallback xmlns:w16du="http://schemas.microsoft.com/office/word/2023/wordml/word16du" xmlns:oel="http://schemas.microsoft.com/office/2019/extlst">
+                <mc:Fallback xmlns:oel="http://schemas.microsoft.com/office/2019/extlst" xmlns:w16du="http://schemas.microsoft.com/office/word/2023/wordml/word16du">
                   <w:pict>
                     <v:shape w14:anchorId="5B5DDEF8" id="流程图: 接点 6" o:spid="_x0000_s1026" type="#_x0000_t120" style="position:absolute;left:0;text-align:left;margin-left:164.85pt;margin-top:3.25pt;width:24.65pt;height:25.15pt;z-index:-251616256;visibility:visible;mso-wrap-style:square;mso-wrap-distance-left:9pt;mso-wrap-distance-top:0;mso-wrap-distance-right:9pt;mso-wrap-distance-bottom:0;mso-position-horizontal:absolute;mso-position-horizontal-relative:text;mso-position-vertical:absolute;mso-position-vertical-relative:text;v-text-anchor:middle" o:gfxdata="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" fillcolor="#1e7648" stroked="f" strokeweight="1pt">
                       <v:stroke joinstyle="miter"/>
@@ -7382,7 +6535,7 @@
                     </wp:anchor>
                   </w:drawing>
                 </mc:Choice>
-                <mc:Fallback xmlns:w16du="http://schemas.microsoft.com/office/word/2023/wordml/word16du" xmlns:oel="http://schemas.microsoft.com/office/2019/extlst">
+                <mc:Fallback xmlns:oel="http://schemas.microsoft.com/office/2019/extlst" xmlns:w16du="http://schemas.microsoft.com/office/word/2023/wordml/word16du">
                   <w:pict>
                     <v:roundrect w14:anchorId="1AC0CCA9" id="矩形: 圆角 7" o:spid="_x0000_s1026" style="position:absolute;left:0;text-align:left;margin-left:-5.15pt;margin-top:3.2pt;width:138.75pt;height:25.3pt;z-index:-251617280;visibility:visible;mso-wrap-style:square;mso-wrap-distance-left:9pt;mso-wrap-distance-top:0;mso-wrap-distance-right:9pt;mso-wrap-distance-bottom:0;mso-position-horizontal:absolute;mso-position-horizontal-relative:margin;mso-position-vertical:absolute;mso-position-vertical-relative:text;v-text-anchor:middle" arcsize="10923f" o:gfxdata="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" fillcolor="#f2f2f2 [3052]" stroked="f" strokeweight="1pt">
                       <v:stroke joinstyle="miter"/>
@@ -7512,9 +6665,9 @@
           <w:szCs w:val="13"/>
           <w:highlight w:val="magenta"/>
         </w:rPr>
-        <w:t xml:space="preserve">{{r </w:t>
-      </w:r>
-      <w:proofErr w:type="spellStart"/>
+        <w:t>{{r page_</w:t>
+      </w:r>
+      <w:proofErr w:type="gramStart"/>
       <w:r>
         <w:rPr>
           <w:rFonts w:ascii="思源黑体 CN Light" w:eastAsia="思源黑体 CN Light" w:hAnsi="思源黑体 CN Light" w:hint="eastAsia"/>
@@ -7523,29 +6676,7 @@
           <w:szCs w:val="13"/>
           <w:highlight w:val="magenta"/>
         </w:rPr>
-        <w:t>page_</w:t>
-      </w:r>
-      <w:proofErr w:type="gramStart"/>
-      <w:r>
-        <w:rPr>
-          <w:rFonts w:ascii="思源黑体 CN Light" w:eastAsia="思源黑体 CN Light" w:hAnsi="思源黑体 CN Light" w:hint="eastAsia"/>
-          <w:color w:val="595959" w:themeColor="text1" w:themeTint="A6"/>
-          <w:sz w:val="13"/>
-          <w:szCs w:val="13"/>
-          <w:highlight w:val="magenta"/>
-        </w:rPr>
-        <w:t>break</w:t>
-      </w:r>
-      <w:proofErr w:type="spellEnd"/>
-      <w:r>
-        <w:rPr>
-          <w:rFonts w:ascii="思源黑体 CN Light" w:eastAsia="思源黑体 CN Light" w:hAnsi="思源黑体 CN Light" w:hint="eastAsia"/>
-          <w:color w:val="595959" w:themeColor="text1" w:themeTint="A6"/>
-          <w:sz w:val="13"/>
-          <w:szCs w:val="13"/>
-          <w:highlight w:val="magenta"/>
-        </w:rPr>
-        <w:t xml:space="preserve"> }</w:t>
+        <w:t>break }</w:t>
       </w:r>
       <w:proofErr w:type="gramEnd"/>
       <w:r>
@@ -7671,7 +6802,7 @@
                     </wp:anchor>
                   </w:drawing>
                 </mc:Choice>
-                <mc:Fallback xmlns:w16du="http://schemas.microsoft.com/office/word/2023/wordml/word16du" xmlns:oel="http://schemas.microsoft.com/office/2019/extlst">
+                <mc:Fallback xmlns:oel="http://schemas.microsoft.com/office/2019/extlst" xmlns:w16du="http://schemas.microsoft.com/office/word/2023/wordml/word16du">
                   <w:pict>
                     <v:shape w14:anchorId="30A0AA27" id="流程图: 接点 10" o:spid="_x0000_s1026" type="#_x0000_t120" style="position:absolute;left:0;text-align:left;margin-left:199.35pt;margin-top:3.25pt;width:24.65pt;height:25.15pt;z-index:-251613184;visibility:visible;mso-wrap-style:square;mso-wrap-distance-left:9pt;mso-wrap-distance-top:0;mso-wrap-distance-right:9pt;mso-wrap-distance-bottom:0;mso-position-horizontal:absolute;mso-position-horizontal-relative:text;mso-position-vertical:absolute;mso-position-vertical-relative:text;v-text-anchor:middle" o:gfxdata="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" fillcolor="#1e7648" stroked="f" strokeweight="1pt">
                       <v:stroke joinstyle="miter"/>
@@ -7810,7 +6941,7 @@
                     </wp:anchor>
                   </w:drawing>
                 </mc:Choice>
-                <mc:Fallback xmlns:w16du="http://schemas.microsoft.com/office/word/2023/wordml/word16du" xmlns:oel="http://schemas.microsoft.com/office/2019/extlst">
+                <mc:Fallback xmlns:oel="http://schemas.microsoft.com/office/2019/extlst" xmlns:w16du="http://schemas.microsoft.com/office/word/2023/wordml/word16du">
                   <w:pict>
                     <v:roundrect w14:anchorId="570EFD8E" id="矩形: 圆角 12" o:spid="_x0000_s1026" style="position:absolute;left:0;text-align:left;margin-left:-5.7pt;margin-top:3.25pt;width:71.3pt;height:25.3pt;z-index:-251614208;visibility:visible;mso-wrap-style:square;mso-wrap-distance-left:9pt;mso-wrap-distance-top:0;mso-wrap-distance-right:9pt;mso-wrap-distance-bottom:0;mso-position-horizontal:absolute;mso-position-horizontal-relative:margin;mso-position-vertical:absolute;mso-position-vertical-relative:text;v-text-anchor:middle" arcsize="10923f" o:gfxdata="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" fillcolor="#f2f2f2 [3052]" stroked="f" strokeweight="1pt">
                       <v:stroke joinstyle="miter"/>
@@ -8102,9 +7233,9 @@
                 <w:sz w:val="17"/>
                 <w:szCs w:val="17"/>
               </w:rPr>
-              <w:t xml:space="preserve">{%p if [sample, </w:t>
-            </w:r>
-            <w:proofErr w:type="spellStart"/>
+              <w:t>{%p if [sample, lib_quality_control, “tumor_content</w:t>
+            </w:r>
+            <w:proofErr w:type="gramStart"/>
             <w:r>
               <w:rPr>
                 <w:rFonts w:ascii="思源黑体 CN Normal" w:eastAsia="思源黑体 CN Normal" w:hAnsi="思源黑体 CN Normal" w:cs="思源黑体 CN Light"/>
@@ -8112,9 +7243,9 @@
                 <w:sz w:val="17"/>
                 <w:szCs w:val="17"/>
               </w:rPr>
-              <w:t>lib_quality_control</w:t>
-            </w:r>
-            <w:proofErr w:type="spellEnd"/>
+              <w:t>”]|</w:t>
+            </w:r>
+            <w:proofErr w:type="gramEnd"/>
             <w:r>
               <w:rPr>
                 <w:rFonts w:ascii="思源黑体 CN Normal" w:eastAsia="思源黑体 CN Normal" w:hAnsi="思源黑体 CN Normal" w:cs="思源黑体 CN Light"/>
@@ -8122,49 +7253,7 @@
                 <w:sz w:val="17"/>
                 <w:szCs w:val="17"/>
               </w:rPr>
-              <w:t>, “</w:t>
-            </w:r>
-            <w:proofErr w:type="spellStart"/>
-            <w:r>
-              <w:rPr>
-                <w:rFonts w:ascii="思源黑体 CN Normal" w:eastAsia="思源黑体 CN Normal" w:hAnsi="思源黑体 CN Normal" w:cs="思源黑体 CN Light"/>
-                <w:kern w:val="0"/>
-                <w:sz w:val="17"/>
-                <w:szCs w:val="17"/>
-              </w:rPr>
-              <w:t>tumor_content</w:t>
-            </w:r>
-            <w:proofErr w:type="spellEnd"/>
-            <w:proofErr w:type="gramStart"/>
-            <w:r>
-              <w:rPr>
-                <w:rFonts w:ascii="思源黑体 CN Normal" w:eastAsia="思源黑体 CN Normal" w:hAnsi="思源黑体 CN Normal" w:cs="思源黑体 CN Light"/>
-                <w:kern w:val="0"/>
-                <w:sz w:val="17"/>
-                <w:szCs w:val="17"/>
-              </w:rPr>
-              <w:t>”]|</w:t>
-            </w:r>
-            <w:proofErr w:type="spellStart"/>
-            <w:proofErr w:type="gramEnd"/>
-            <w:r>
-              <w:rPr>
-                <w:rFonts w:ascii="思源黑体 CN Normal" w:eastAsia="思源黑体 CN Normal" w:hAnsi="思源黑体 CN Normal" w:cs="思源黑体 CN Light"/>
-                <w:kern w:val="0"/>
-                <w:sz w:val="17"/>
-                <w:szCs w:val="17"/>
-              </w:rPr>
-              <w:t>get_tumor_content</w:t>
-            </w:r>
-            <w:proofErr w:type="spellEnd"/>
-            <w:r>
-              <w:rPr>
-                <w:rFonts w:ascii="思源黑体 CN Normal" w:eastAsia="思源黑体 CN Normal" w:hAnsi="思源黑体 CN Normal" w:cs="思源黑体 CN Light"/>
-                <w:kern w:val="0"/>
-                <w:sz w:val="17"/>
-                <w:szCs w:val="17"/>
-              </w:rPr>
-              <w:t>%}</w:t>
+              <w:t>get_tumor_content%}</w:t>
             </w:r>
           </w:p>
           <w:p>
@@ -8186,9 +7275,9 @@
                 <w:sz w:val="17"/>
                 <w:szCs w:val="17"/>
               </w:rPr>
-              <w:t xml:space="preserve">{{[sample, </w:t>
-            </w:r>
-            <w:proofErr w:type="spellStart"/>
+              <w:t>{{[sample, lib_quality_control, “tumor_content</w:t>
+            </w:r>
+            <w:proofErr w:type="gramStart"/>
             <w:r>
               <w:rPr>
                 <w:rFonts w:ascii="思源黑体 CN Normal" w:eastAsia="思源黑体 CN Normal" w:hAnsi="思源黑体 CN Normal" w:cs="思源黑体 CN Light"/>
@@ -8196,9 +7285,9 @@
                 <w:sz w:val="17"/>
                 <w:szCs w:val="17"/>
               </w:rPr>
-              <w:t>lib_quality_control</w:t>
-            </w:r>
-            <w:proofErr w:type="spellEnd"/>
+              <w:t>”]|</w:t>
+            </w:r>
+            <w:proofErr w:type="gramEnd"/>
             <w:r>
               <w:rPr>
                 <w:rFonts w:ascii="思源黑体 CN Normal" w:eastAsia="思源黑体 CN Normal" w:hAnsi="思源黑体 CN Normal" w:cs="思源黑体 CN Light"/>
@@ -8206,49 +7295,7 @@
                 <w:sz w:val="17"/>
                 <w:szCs w:val="17"/>
               </w:rPr>
-              <w:t>, “</w:t>
-            </w:r>
-            <w:proofErr w:type="spellStart"/>
-            <w:r>
-              <w:rPr>
-                <w:rFonts w:ascii="思源黑体 CN Normal" w:eastAsia="思源黑体 CN Normal" w:hAnsi="思源黑体 CN Normal" w:cs="思源黑体 CN Light"/>
-                <w:kern w:val="0"/>
-                <w:sz w:val="17"/>
-                <w:szCs w:val="17"/>
-              </w:rPr>
-              <w:t>tumor_content</w:t>
-            </w:r>
-            <w:proofErr w:type="spellEnd"/>
-            <w:proofErr w:type="gramStart"/>
-            <w:r>
-              <w:rPr>
-                <w:rFonts w:ascii="思源黑体 CN Normal" w:eastAsia="思源黑体 CN Normal" w:hAnsi="思源黑体 CN Normal" w:cs="思源黑体 CN Light"/>
-                <w:kern w:val="0"/>
-                <w:sz w:val="17"/>
-                <w:szCs w:val="17"/>
-              </w:rPr>
-              <w:t>”]|</w:t>
-            </w:r>
-            <w:proofErr w:type="spellStart"/>
-            <w:proofErr w:type="gramEnd"/>
-            <w:r>
-              <w:rPr>
-                <w:rFonts w:ascii="思源黑体 CN Normal" w:eastAsia="思源黑体 CN Normal" w:hAnsi="思源黑体 CN Normal" w:cs="思源黑体 CN Light"/>
-                <w:kern w:val="0"/>
-                <w:sz w:val="17"/>
-                <w:szCs w:val="17"/>
-              </w:rPr>
-              <w:t>get_tumor_content</w:t>
-            </w:r>
-            <w:proofErr w:type="spellEnd"/>
-            <w:r>
-              <w:rPr>
-                <w:rFonts w:ascii="思源黑体 CN Normal" w:eastAsia="思源黑体 CN Normal" w:hAnsi="思源黑体 CN Normal" w:cs="思源黑体 CN Light"/>
-                <w:kern w:val="0"/>
-                <w:sz w:val="17"/>
-                <w:szCs w:val="17"/>
-              </w:rPr>
-              <w:t>}}</w:t>
+              <w:t>get_tumor_content}}</w:t>
             </w:r>
           </w:p>
           <w:p>
@@ -8293,9 +7340,9 @@
                 <w:sz w:val="17"/>
                 <w:szCs w:val="17"/>
               </w:rPr>
-              <w:t xml:space="preserve">{%p if [sample, </w:t>
-            </w:r>
-            <w:proofErr w:type="spellStart"/>
+              <w:t>{%p if [sample, lib_quality_control, “tumor_content_macrodissection_performed</w:t>
+            </w:r>
+            <w:proofErr w:type="gramStart"/>
             <w:r>
               <w:rPr>
                 <w:rFonts w:ascii="思源黑体 CN Normal" w:eastAsia="思源黑体 CN Normal" w:hAnsi="思源黑体 CN Normal" w:cs="思源黑体 CN Light"/>
@@ -8303,9 +7350,9 @@
                 <w:sz w:val="17"/>
                 <w:szCs w:val="17"/>
               </w:rPr>
-              <w:t>lib_quality_control</w:t>
-            </w:r>
-            <w:proofErr w:type="spellEnd"/>
+              <w:t>”]|</w:t>
+            </w:r>
+            <w:proofErr w:type="gramEnd"/>
             <w:r>
               <w:rPr>
                 <w:rFonts w:ascii="思源黑体 CN Normal" w:eastAsia="思源黑体 CN Normal" w:hAnsi="思源黑体 CN Normal" w:cs="思源黑体 CN Light"/>
@@ -8313,49 +7360,7 @@
                 <w:sz w:val="17"/>
                 <w:szCs w:val="17"/>
               </w:rPr>
-              <w:t>, “</w:t>
-            </w:r>
-            <w:proofErr w:type="spellStart"/>
-            <w:r>
-              <w:rPr>
-                <w:rFonts w:ascii="思源黑体 CN Normal" w:eastAsia="思源黑体 CN Normal" w:hAnsi="思源黑体 CN Normal" w:cs="思源黑体 CN Light"/>
-                <w:kern w:val="0"/>
-                <w:sz w:val="17"/>
-                <w:szCs w:val="17"/>
-              </w:rPr>
-              <w:t>tumor_content_macrodissection_performed</w:t>
-            </w:r>
-            <w:proofErr w:type="spellEnd"/>
-            <w:proofErr w:type="gramStart"/>
-            <w:r>
-              <w:rPr>
-                <w:rFonts w:ascii="思源黑体 CN Normal" w:eastAsia="思源黑体 CN Normal" w:hAnsi="思源黑体 CN Normal" w:cs="思源黑体 CN Light"/>
-                <w:kern w:val="0"/>
-                <w:sz w:val="17"/>
-                <w:szCs w:val="17"/>
-              </w:rPr>
-              <w:t>”]|</w:t>
-            </w:r>
-            <w:proofErr w:type="spellStart"/>
-            <w:proofErr w:type="gramEnd"/>
-            <w:r>
-              <w:rPr>
-                <w:rFonts w:ascii="思源黑体 CN Normal" w:eastAsia="思源黑体 CN Normal" w:hAnsi="思源黑体 CN Normal" w:cs="思源黑体 CN Light"/>
-                <w:kern w:val="0"/>
-                <w:sz w:val="17"/>
-                <w:szCs w:val="17"/>
-              </w:rPr>
-              <w:t>get_tumor_content</w:t>
-            </w:r>
-            <w:proofErr w:type="spellEnd"/>
-            <w:r>
-              <w:rPr>
-                <w:rFonts w:ascii="思源黑体 CN Normal" w:eastAsia="思源黑体 CN Normal" w:hAnsi="思源黑体 CN Normal" w:cs="思源黑体 CN Light"/>
-                <w:kern w:val="0"/>
-                <w:sz w:val="17"/>
-                <w:szCs w:val="17"/>
-              </w:rPr>
-              <w:t>%}</w:t>
+              <w:t>get_tumor_content%}</w:t>
             </w:r>
           </w:p>
           <w:p>
@@ -8386,9 +7391,9 @@
                 <w:sz w:val="17"/>
                 <w:szCs w:val="17"/>
               </w:rPr>
-              <w:t xml:space="preserve">{{[sample, </w:t>
-            </w:r>
-            <w:proofErr w:type="spellStart"/>
+              <w:t>{{[sample, lib_quality_control, “tumor_content_macrodissection_performed</w:t>
+            </w:r>
+            <w:proofErr w:type="gramStart"/>
             <w:r>
               <w:rPr>
                 <w:rFonts w:ascii="思源黑体 CN Normal" w:eastAsia="思源黑体 CN Normal" w:hAnsi="思源黑体 CN Normal" w:cs="思源黑体 CN Light"/>
@@ -8396,9 +7401,9 @@
                 <w:sz w:val="17"/>
                 <w:szCs w:val="17"/>
               </w:rPr>
-              <w:t>lib_quality_control</w:t>
-            </w:r>
-            <w:proofErr w:type="spellEnd"/>
+              <w:t>”]|</w:t>
+            </w:r>
+            <w:proofErr w:type="gramEnd"/>
             <w:r>
               <w:rPr>
                 <w:rFonts w:ascii="思源黑体 CN Normal" w:eastAsia="思源黑体 CN Normal" w:hAnsi="思源黑体 CN Normal" w:cs="思源黑体 CN Light"/>
@@ -8406,49 +7411,7 @@
                 <w:sz w:val="17"/>
                 <w:szCs w:val="17"/>
               </w:rPr>
-              <w:t>, “</w:t>
-            </w:r>
-            <w:proofErr w:type="spellStart"/>
-            <w:r>
-              <w:rPr>
-                <w:rFonts w:ascii="思源黑体 CN Normal" w:eastAsia="思源黑体 CN Normal" w:hAnsi="思源黑体 CN Normal" w:cs="思源黑体 CN Light"/>
-                <w:kern w:val="0"/>
-                <w:sz w:val="17"/>
-                <w:szCs w:val="17"/>
-              </w:rPr>
-              <w:t>tumor_content_macrodissection_performed</w:t>
-            </w:r>
-            <w:proofErr w:type="spellEnd"/>
-            <w:proofErr w:type="gramStart"/>
-            <w:r>
-              <w:rPr>
-                <w:rFonts w:ascii="思源黑体 CN Normal" w:eastAsia="思源黑体 CN Normal" w:hAnsi="思源黑体 CN Normal" w:cs="思源黑体 CN Light"/>
-                <w:kern w:val="0"/>
-                <w:sz w:val="17"/>
-                <w:szCs w:val="17"/>
-              </w:rPr>
-              <w:t>”]|</w:t>
-            </w:r>
-            <w:proofErr w:type="spellStart"/>
-            <w:proofErr w:type="gramEnd"/>
-            <w:r>
-              <w:rPr>
-                <w:rFonts w:ascii="思源黑体 CN Normal" w:eastAsia="思源黑体 CN Normal" w:hAnsi="思源黑体 CN Normal" w:cs="思源黑体 CN Light"/>
-                <w:kern w:val="0"/>
-                <w:sz w:val="17"/>
-                <w:szCs w:val="17"/>
-              </w:rPr>
-              <w:t>get_tumor_content</w:t>
-            </w:r>
-            <w:proofErr w:type="spellEnd"/>
-            <w:r>
-              <w:rPr>
-                <w:rFonts w:ascii="思源黑体 CN Normal" w:eastAsia="思源黑体 CN Normal" w:hAnsi="思源黑体 CN Normal" w:cs="思源黑体 CN Light"/>
-                <w:kern w:val="0"/>
-                <w:sz w:val="17"/>
-                <w:szCs w:val="17"/>
-              </w:rPr>
-              <w:t>}}</w:t>
+              <w:t>get_tumor_content}}</w:t>
             </w:r>
           </w:p>
           <w:p>
@@ -8492,9 +7455,9 @@
                 <w:sz w:val="17"/>
                 <w:szCs w:val="17"/>
               </w:rPr>
-              <w:t xml:space="preserve">{%p if not [sample, </w:t>
-            </w:r>
-            <w:proofErr w:type="spellStart"/>
+              <w:t>{%p if not [sample, lib_quality_control, “tumor_content</w:t>
+            </w:r>
+            <w:proofErr w:type="gramStart"/>
             <w:r>
               <w:rPr>
                 <w:rFonts w:ascii="思源黑体 CN Normal" w:eastAsia="思源黑体 CN Normal" w:hAnsi="思源黑体 CN Normal" w:cs="思源黑体 CN Light"/>
@@ -8502,9 +7465,9 @@
                 <w:sz w:val="17"/>
                 <w:szCs w:val="17"/>
               </w:rPr>
-              <w:t>lib_quality_control</w:t>
-            </w:r>
-            <w:proofErr w:type="spellEnd"/>
+              <w:t>”]|</w:t>
+            </w:r>
+            <w:proofErr w:type="gramEnd"/>
             <w:r>
               <w:rPr>
                 <w:rFonts w:ascii="思源黑体 CN Normal" w:eastAsia="思源黑体 CN Normal" w:hAnsi="思源黑体 CN Normal" w:cs="思源黑体 CN Light"/>
@@ -8512,109 +7475,7 @@
                 <w:sz w:val="17"/>
                 <w:szCs w:val="17"/>
               </w:rPr>
-              <w:t>, “</w:t>
-            </w:r>
-            <w:proofErr w:type="spellStart"/>
-            <w:r>
-              <w:rPr>
-                <w:rFonts w:ascii="思源黑体 CN Normal" w:eastAsia="思源黑体 CN Normal" w:hAnsi="思源黑体 CN Normal" w:cs="思源黑体 CN Light"/>
-                <w:kern w:val="0"/>
-                <w:sz w:val="17"/>
-                <w:szCs w:val="17"/>
-              </w:rPr>
-              <w:t>tumor_content</w:t>
-            </w:r>
-            <w:proofErr w:type="spellEnd"/>
-            <w:proofErr w:type="gramStart"/>
-            <w:r>
-              <w:rPr>
-                <w:rFonts w:ascii="思源黑体 CN Normal" w:eastAsia="思源黑体 CN Normal" w:hAnsi="思源黑体 CN Normal" w:cs="思源黑体 CN Light"/>
-                <w:kern w:val="0"/>
-                <w:sz w:val="17"/>
-                <w:szCs w:val="17"/>
-              </w:rPr>
-              <w:t>”]|</w:t>
-            </w:r>
-            <w:proofErr w:type="spellStart"/>
-            <w:proofErr w:type="gramEnd"/>
-            <w:r>
-              <w:rPr>
-                <w:rFonts w:ascii="思源黑体 CN Normal" w:eastAsia="思源黑体 CN Normal" w:hAnsi="思源黑体 CN Normal" w:cs="思源黑体 CN Light"/>
-                <w:kern w:val="0"/>
-                <w:sz w:val="17"/>
-                <w:szCs w:val="17"/>
-              </w:rPr>
-              <w:t>get_tumor_content</w:t>
-            </w:r>
-            <w:proofErr w:type="spellEnd"/>
-            <w:r>
-              <w:rPr>
-                <w:rFonts w:ascii="思源黑体 CN Normal" w:eastAsia="思源黑体 CN Normal" w:hAnsi="思源黑体 CN Normal" w:cs="思源黑体 CN Light"/>
-                <w:kern w:val="0"/>
-                <w:sz w:val="17"/>
-                <w:szCs w:val="17"/>
-              </w:rPr>
-              <w:t xml:space="preserve"> and not [sample, </w:t>
-            </w:r>
-            <w:proofErr w:type="spellStart"/>
-            <w:r>
-              <w:rPr>
-                <w:rFonts w:ascii="思源黑体 CN Normal" w:eastAsia="思源黑体 CN Normal" w:hAnsi="思源黑体 CN Normal" w:cs="思源黑体 CN Light"/>
-                <w:kern w:val="0"/>
-                <w:sz w:val="17"/>
-                <w:szCs w:val="17"/>
-              </w:rPr>
-              <w:t>lib_quality_control</w:t>
-            </w:r>
-            <w:proofErr w:type="spellEnd"/>
-            <w:r>
-              <w:rPr>
-                <w:rFonts w:ascii="思源黑体 CN Normal" w:eastAsia="思源黑体 CN Normal" w:hAnsi="思源黑体 CN Normal" w:cs="思源黑体 CN Light"/>
-                <w:kern w:val="0"/>
-                <w:sz w:val="17"/>
-                <w:szCs w:val="17"/>
-              </w:rPr>
-              <w:t>, “</w:t>
-            </w:r>
-            <w:proofErr w:type="spellStart"/>
-            <w:r>
-              <w:rPr>
-                <w:rFonts w:ascii="思源黑体 CN Normal" w:eastAsia="思源黑体 CN Normal" w:hAnsi="思源黑体 CN Normal" w:cs="思源黑体 CN Light"/>
-                <w:kern w:val="0"/>
-                <w:sz w:val="17"/>
-                <w:szCs w:val="17"/>
-              </w:rPr>
-              <w:t>tumor_content_macrodissection_performed</w:t>
-            </w:r>
-            <w:proofErr w:type="spellEnd"/>
-            <w:r>
-              <w:rPr>
-                <w:rFonts w:ascii="思源黑体 CN Normal" w:eastAsia="思源黑体 CN Normal" w:hAnsi="思源黑体 CN Normal" w:cs="思源黑体 CN Light"/>
-                <w:kern w:val="0"/>
-                <w:sz w:val="17"/>
-                <w:szCs w:val="17"/>
-              </w:rPr>
-              <w:t>”]|</w:t>
-            </w:r>
-            <w:proofErr w:type="spellStart"/>
-            <w:r>
-              <w:rPr>
-                <w:rFonts w:ascii="思源黑体 CN Normal" w:eastAsia="思源黑体 CN Normal" w:hAnsi="思源黑体 CN Normal" w:cs="思源黑体 CN Light"/>
-                <w:kern w:val="0"/>
-                <w:sz w:val="17"/>
-                <w:szCs w:val="17"/>
-              </w:rPr>
-              <w:t>get_tumor_content</w:t>
-            </w:r>
-            <w:proofErr w:type="spellEnd"/>
-            <w:r>
-              <w:rPr>
-                <w:rFonts w:ascii="思源黑体 CN Normal" w:eastAsia="思源黑体 CN Normal" w:hAnsi="思源黑体 CN Normal" w:cs="思源黑体 CN Light"/>
-                <w:kern w:val="0"/>
-                <w:sz w:val="17"/>
-                <w:szCs w:val="17"/>
-              </w:rPr>
-              <w:t>%}</w:t>
+              <w:t>get_tumor_content and not [sample, lib_quality_control, “tumor_content_macrodissection_performed”]|get_tumor_content%}</w:t>
             </w:r>
           </w:p>
           <w:p>
@@ -8817,51 +7678,7 @@
                 <w:szCs w:val="17"/>
                 <w:lang w:bidi="ar"/>
               </w:rPr>
-              <w:t xml:space="preserve">{%if </w:t>
-            </w:r>
-            <w:proofErr w:type="spellStart"/>
-            <w:r>
-              <w:rPr>
-                <w:rFonts w:ascii="思源黑体 CN Normal" w:eastAsia="思源黑体 CN Normal" w:hAnsi="思源黑体 CN Normal" w:cs="思源黑体 CN Light"/>
-                <w:kern w:val="0"/>
-                <w:sz w:val="17"/>
-                <w:szCs w:val="17"/>
-                <w:lang w:bidi="ar"/>
-              </w:rPr>
-              <w:t>lib_quality_control</w:t>
-            </w:r>
-            <w:proofErr w:type="spellEnd"/>
-            <w:r>
-              <w:rPr>
-                <w:rFonts w:ascii="思源黑体 CN Normal" w:eastAsia="思源黑体 CN Normal" w:hAnsi="思源黑体 CN Normal" w:cs="思源黑体 CN Light"/>
-                <w:kern w:val="0"/>
-                <w:sz w:val="17"/>
-                <w:szCs w:val="17"/>
-                <w:lang w:bidi="ar"/>
-              </w:rPr>
-              <w:t xml:space="preserve"> and </w:t>
-            </w:r>
-            <w:proofErr w:type="spellStart"/>
-            <w:r>
-              <w:rPr>
-                <w:rFonts w:ascii="思源黑体 CN Normal" w:eastAsia="思源黑体 CN Normal" w:hAnsi="思源黑体 CN Normal" w:cs="思源黑体 CN Light"/>
-                <w:kern w:val="0"/>
-                <w:sz w:val="17"/>
-                <w:szCs w:val="17"/>
-                <w:lang w:bidi="ar"/>
-              </w:rPr>
-              <w:t>lib_quality_control.lib_dna_qc</w:t>
-            </w:r>
-            <w:proofErr w:type="spellEnd"/>
-            <w:r>
-              <w:rPr>
-                <w:rFonts w:ascii="思源黑体 CN Normal" w:eastAsia="思源黑体 CN Normal" w:hAnsi="思源黑体 CN Normal" w:cs="思源黑体 CN Light"/>
-                <w:kern w:val="0"/>
-                <w:sz w:val="17"/>
-                <w:szCs w:val="17"/>
-                <w:lang w:bidi="ar"/>
-              </w:rPr>
-              <w:t xml:space="preserve"> and lib_quality_control.lib_dna_qc.dna_qty</w:t>
+              <w:t>{%if lib_quality_control and lib_quality_control.lib_dna_qc and lib_quality_control.lib_dna_qc.dna_qty</w:t>
             </w:r>
             <w:proofErr w:type="gramStart"/>
             <w:r>
@@ -9047,51 +7864,7 @@
                 <w:szCs w:val="17"/>
                 <w:lang w:bidi="ar"/>
               </w:rPr>
-              <w:t xml:space="preserve">{%if </w:t>
-            </w:r>
-            <w:proofErr w:type="spellStart"/>
-            <w:r>
-              <w:rPr>
-                <w:rFonts w:ascii="思源黑体 CN Normal" w:eastAsia="思源黑体 CN Normal" w:hAnsi="思源黑体 CN Normal" w:cs="思源黑体 CN Light"/>
-                <w:kern w:val="0"/>
-                <w:sz w:val="17"/>
-                <w:szCs w:val="17"/>
-                <w:lang w:bidi="ar"/>
-              </w:rPr>
-              <w:t>lib_quality_control</w:t>
-            </w:r>
-            <w:proofErr w:type="spellEnd"/>
-            <w:r>
-              <w:rPr>
-                <w:rFonts w:ascii="思源黑体 CN Normal" w:eastAsia="思源黑体 CN Normal" w:hAnsi="思源黑体 CN Normal" w:cs="思源黑体 CN Light"/>
-                <w:kern w:val="0"/>
-                <w:sz w:val="17"/>
-                <w:szCs w:val="17"/>
-                <w:lang w:bidi="ar"/>
-              </w:rPr>
-              <w:t xml:space="preserve"> and </w:t>
-            </w:r>
-            <w:proofErr w:type="spellStart"/>
-            <w:r>
-              <w:rPr>
-                <w:rFonts w:ascii="思源黑体 CN Normal" w:eastAsia="思源黑体 CN Normal" w:hAnsi="思源黑体 CN Normal" w:cs="思源黑体 CN Light"/>
-                <w:kern w:val="0"/>
-                <w:sz w:val="17"/>
-                <w:szCs w:val="17"/>
-                <w:lang w:bidi="ar"/>
-              </w:rPr>
-              <w:t>lib_quality_control.lib_dna_qc</w:t>
-            </w:r>
-            <w:proofErr w:type="spellEnd"/>
-            <w:r>
-              <w:rPr>
-                <w:rFonts w:ascii="思源黑体 CN Normal" w:eastAsia="思源黑体 CN Normal" w:hAnsi="思源黑体 CN Normal" w:cs="思源黑体 CN Light"/>
-                <w:kern w:val="0"/>
-                <w:sz w:val="17"/>
-                <w:szCs w:val="17"/>
-                <w:lang w:bidi="ar"/>
-              </w:rPr>
-              <w:t xml:space="preserve"> and lib_quality_control.lib_dna_</w:t>
+              <w:t>{%if lib_quality_control and lib_quality_control.lib_dna_qc and lib_quality_control.lib_dna_</w:t>
             </w:r>
             <w:proofErr w:type="gramStart"/>
             <w:r>
@@ -9276,19 +8049,8 @@
                 <w:szCs w:val="17"/>
                 <w:highlight w:val="yellow"/>
               </w:rPr>
-              <w:t xml:space="preserve"> if </w:t>
-            </w:r>
-            <w:proofErr w:type="spellStart"/>
-            <w:r>
-              <w:rPr>
-                <w:rFonts w:ascii="思源黑体 CN Normal" w:eastAsia="思源黑体 CN Normal" w:hAnsi="思源黑体 CN Normal"/>
-                <w:sz w:val="17"/>
-                <w:szCs w:val="17"/>
-                <w:highlight w:val="yellow"/>
-              </w:rPr>
-              <w:t>qc.dna_data_qc.cds</w:t>
-            </w:r>
-            <w:proofErr w:type="spellEnd"/>
+              <w:t xml:space="preserve"> if qc.dna_data_qc.cds</w:t>
+            </w:r>
             <w:r>
               <w:rPr>
                 <w:rFonts w:ascii="思源黑体 CN Normal" w:eastAsia="思源黑体 CN Normal" w:hAnsi="思源黑体 CN Normal" w:hint="eastAsia"/>
@@ -9586,19 +8348,8 @@
                 <w:szCs w:val="17"/>
                 <w:highlight w:val="yellow"/>
               </w:rPr>
-              <w:t xml:space="preserve"> if </w:t>
-            </w:r>
-            <w:proofErr w:type="spellStart"/>
-            <w:r>
-              <w:rPr>
-                <w:rFonts w:ascii="思源黑体 CN Normal" w:eastAsia="思源黑体 CN Normal" w:hAnsi="思源黑体 CN Normal"/>
-                <w:sz w:val="17"/>
-                <w:szCs w:val="17"/>
-                <w:highlight w:val="yellow"/>
-              </w:rPr>
-              <w:t>qc.dna_data_qc.cds</w:t>
-            </w:r>
-            <w:proofErr w:type="spellEnd"/>
+              <w:t xml:space="preserve"> if qc.dna_data_qc.cds</w:t>
+            </w:r>
             <w:r>
               <w:rPr>
                 <w:rFonts w:ascii="思源黑体 CN Normal" w:eastAsia="思源黑体 CN Normal" w:hAnsi="思源黑体 CN Normal" w:hint="eastAsia"/>
@@ -9629,7 +8380,6 @@
               <w:lastRenderedPageBreak/>
               <w:t>{{</w:t>
             </w:r>
-            <w:proofErr w:type="spellStart"/>
             <w:proofErr w:type="gramStart"/>
             <w:r>
               <w:rPr>
@@ -9656,7 +8406,6 @@
               </w:rPr>
               <w:t>_cover_ratio</w:t>
             </w:r>
-            <w:proofErr w:type="spellEnd"/>
             <w:r>
               <w:rPr>
                 <w:rFonts w:ascii="思源黑体 CN Normal" w:eastAsia="思源黑体 CN Normal" w:hAnsi="思源黑体 CN Normal"/>
@@ -9704,16 +8453,7 @@
                 <w:sz w:val="17"/>
                 <w:szCs w:val="17"/>
               </w:rPr>
-              <w:t>{{</w:t>
-            </w:r>
-            <w:proofErr w:type="spellStart"/>
-            <w:r>
-              <w:rPr>
-                <w:rFonts w:ascii="思源黑体 CN Normal" w:eastAsia="思源黑体 CN Normal" w:hAnsi="思源黑体 CN Normal"/>
-                <w:sz w:val="17"/>
-                <w:szCs w:val="17"/>
-              </w:rPr>
-              <w:t>qc.dna_data_</w:t>
+              <w:t>{{qc.dna_data_</w:t>
             </w:r>
             <w:proofErr w:type="gramStart"/>
             <w:r>
@@ -9741,7 +8481,6 @@
               </w:rPr>
               <w:t>_cover_ratio</w:t>
             </w:r>
-            <w:proofErr w:type="spellEnd"/>
             <w:r>
               <w:rPr>
                 <w:rFonts w:ascii="思源黑体 CN Normal" w:eastAsia="思源黑体 CN Normal" w:hAnsi="思源黑体 CN Normal"/>
@@ -9934,19 +8673,8 @@
                 <w:szCs w:val="17"/>
                 <w:highlight w:val="yellow"/>
               </w:rPr>
-              <w:t xml:space="preserve"> if </w:t>
-            </w:r>
-            <w:proofErr w:type="spellStart"/>
-            <w:r>
-              <w:rPr>
-                <w:rFonts w:ascii="思源黑体 CN Normal" w:eastAsia="思源黑体 CN Normal" w:hAnsi="思源黑体 CN Normal"/>
-                <w:sz w:val="17"/>
-                <w:szCs w:val="17"/>
-                <w:highlight w:val="yellow"/>
-              </w:rPr>
-              <w:t>qc.dna_data_qc.cds</w:t>
-            </w:r>
-            <w:proofErr w:type="spellEnd"/>
+              <w:t xml:space="preserve"> if qc.dna_data_qc.cds</w:t>
+            </w:r>
             <w:r>
               <w:rPr>
                 <w:rFonts w:ascii="思源黑体 CN Normal" w:eastAsia="思源黑体 CN Normal" w:hAnsi="思源黑体 CN Normal" w:hint="eastAsia"/>
@@ -9976,7 +8704,6 @@
               </w:rPr>
               <w:t>{{</w:t>
             </w:r>
-            <w:proofErr w:type="spellStart"/>
             <w:proofErr w:type="gramStart"/>
             <w:r>
               <w:rPr>
@@ -10003,7 +8730,6 @@
               </w:rPr>
               <w:t>_ratio</w:t>
             </w:r>
-            <w:proofErr w:type="spellEnd"/>
             <w:r>
               <w:rPr>
                 <w:rFonts w:ascii="思源黑体 CN Normal" w:eastAsia="思源黑体 CN Normal" w:hAnsi="思源黑体 CN Normal" w:hint="eastAsia"/>
@@ -10053,7 +8779,6 @@
               </w:rPr>
               <w:t>{{</w:t>
             </w:r>
-            <w:proofErr w:type="spellStart"/>
             <w:r>
               <w:rPr>
                 <w:rFonts w:ascii="思源黑体 CN Normal" w:eastAsia="思源黑体 CN Normal" w:hAnsi="思源黑体 CN Normal"/>
@@ -10088,7 +8813,6 @@
               </w:rPr>
               <w:t>_ratio</w:t>
             </w:r>
-            <w:proofErr w:type="spellEnd"/>
             <w:r>
               <w:rPr>
                 <w:rFonts w:ascii="思源黑体 CN Normal" w:eastAsia="思源黑体 CN Normal" w:hAnsi="思源黑体 CN Normal" w:hint="eastAsia"/>
@@ -10280,19 +9004,8 @@
                 <w:szCs w:val="17"/>
                 <w:highlight w:val="yellow"/>
               </w:rPr>
-              <w:t xml:space="preserve"> if </w:t>
-            </w:r>
-            <w:proofErr w:type="spellStart"/>
-            <w:r>
-              <w:rPr>
-                <w:rFonts w:ascii="思源黑体 CN Normal" w:eastAsia="思源黑体 CN Normal" w:hAnsi="思源黑体 CN Normal"/>
-                <w:sz w:val="17"/>
-                <w:szCs w:val="17"/>
-                <w:highlight w:val="yellow"/>
-              </w:rPr>
-              <w:t>qc.dna_data_qc.cds</w:t>
-            </w:r>
-            <w:proofErr w:type="spellEnd"/>
+              <w:t xml:space="preserve"> if qc.dna_data_qc.cds</w:t>
+            </w:r>
             <w:r>
               <w:rPr>
                 <w:rFonts w:ascii="思源黑体 CN Normal" w:eastAsia="思源黑体 CN Normal" w:hAnsi="思源黑体 CN Normal" w:hint="eastAsia"/>
@@ -10322,7 +9035,6 @@
               </w:rPr>
               <w:t>{{</w:t>
             </w:r>
-            <w:proofErr w:type="spellStart"/>
             <w:r>
               <w:rPr>
                 <w:rFonts w:ascii="思源黑体 CN Normal" w:eastAsia="思源黑体 CN Normal" w:hAnsi="思源黑体 CN Normal"/>
@@ -10355,7 +9067,6 @@
               </w:rPr>
               <w:t>num</w:t>
             </w:r>
-            <w:proofErr w:type="spellEnd"/>
             <w:r>
               <w:rPr>
                 <w:rFonts w:ascii="思源黑体 CN Normal" w:eastAsia="思源黑体 CN Normal" w:hAnsi="思源黑体 CN Normal" w:hint="eastAsia"/>
@@ -10405,7 +9116,6 @@
               </w:rPr>
               <w:t>{{</w:t>
             </w:r>
-            <w:proofErr w:type="spellStart"/>
             <w:r>
               <w:rPr>
                 <w:rFonts w:ascii="思源黑体 CN Normal" w:eastAsia="思源黑体 CN Normal" w:hAnsi="思源黑体 CN Normal"/>
@@ -10438,7 +9148,6 @@
               </w:rPr>
               <w:t>num</w:t>
             </w:r>
-            <w:proofErr w:type="spellEnd"/>
             <w:r>
               <w:rPr>
                 <w:rFonts w:ascii="思源黑体 CN Normal" w:eastAsia="思源黑体 CN Normal" w:hAnsi="思源黑体 CN Normal" w:hint="eastAsia"/>
@@ -10630,19 +9339,8 @@
                 <w:szCs w:val="17"/>
                 <w:highlight w:val="yellow"/>
               </w:rPr>
-              <w:t xml:space="preserve"> if </w:t>
-            </w:r>
-            <w:proofErr w:type="spellStart"/>
-            <w:r>
-              <w:rPr>
-                <w:rFonts w:ascii="思源黑体 CN Normal" w:eastAsia="思源黑体 CN Normal" w:hAnsi="思源黑体 CN Normal"/>
-                <w:sz w:val="17"/>
-                <w:szCs w:val="17"/>
-                <w:highlight w:val="yellow"/>
-              </w:rPr>
-              <w:t>qc.dna_data_qc.cds</w:t>
-            </w:r>
-            <w:proofErr w:type="spellEnd"/>
+              <w:t xml:space="preserve"> if qc.dna_data_qc.cds</w:t>
+            </w:r>
             <w:r>
               <w:rPr>
                 <w:rFonts w:ascii="思源黑体 CN Normal" w:eastAsia="思源黑体 CN Normal" w:hAnsi="思源黑体 CN Normal" w:hint="eastAsia"/>
@@ -10672,7 +9370,6 @@
               </w:rPr>
               <w:t>{{</w:t>
             </w:r>
-            <w:proofErr w:type="spellStart"/>
             <w:proofErr w:type="gramStart"/>
             <w:r>
               <w:rPr>
@@ -10699,7 +9396,6 @@
               </w:rPr>
               <w:t>_num</w:t>
             </w:r>
-            <w:proofErr w:type="spellEnd"/>
             <w:r>
               <w:rPr>
                 <w:rFonts w:ascii="思源黑体 CN Normal" w:eastAsia="思源黑体 CN Normal" w:hAnsi="思源黑体 CN Normal" w:hint="eastAsia"/>
@@ -10749,7 +9445,6 @@
               </w:rPr>
               <w:t>{{</w:t>
             </w:r>
-            <w:proofErr w:type="spellStart"/>
             <w:r>
               <w:rPr>
                 <w:rFonts w:ascii="思源黑体 CN Normal" w:eastAsia="思源黑体 CN Normal" w:hAnsi="思源黑体 CN Normal"/>
@@ -10784,7 +9479,6 @@
               </w:rPr>
               <w:t>_num</w:t>
             </w:r>
-            <w:proofErr w:type="spellEnd"/>
             <w:r>
               <w:rPr>
                 <w:rFonts w:ascii="思源黑体 CN Normal" w:eastAsia="思源黑体 CN Normal" w:hAnsi="思源黑体 CN Normal" w:hint="eastAsia"/>
@@ -11244,27 +9938,7 @@
           <w:sz w:val="16"/>
           <w:szCs w:val="16"/>
         </w:rPr>
-        <w:t>通过所有SNP的深度比衡量异常SNP对</w:t>
-      </w:r>
-      <w:proofErr w:type="spellStart"/>
-      <w:r>
-        <w:rPr>
-          <w:rFonts w:ascii="思源黑体 CN Normal" w:eastAsia="思源黑体 CN Normal" w:hAnsi="思源黑体 CN Normal" w:hint="eastAsia"/>
-          <w:color w:val="000000"/>
-          <w:sz w:val="16"/>
-          <w:szCs w:val="16"/>
-        </w:rPr>
-        <w:t>DepthRatio</w:t>
-      </w:r>
-      <w:proofErr w:type="spellEnd"/>
-      <w:r>
-        <w:rPr>
-          <w:rFonts w:ascii="思源黑体 CN Normal" w:eastAsia="思源黑体 CN Normal" w:hAnsi="思源黑体 CN Normal" w:hint="eastAsia"/>
-          <w:color w:val="000000"/>
-          <w:sz w:val="16"/>
-          <w:szCs w:val="16"/>
-        </w:rPr>
-        <w:t>的影响</w:t>
+        <w:t>通过所有SNP的深度比衡量异常SNP对DepthRatio的影响</w:t>
       </w:r>
       <w:r>
         <w:rPr>
@@ -11810,7 +10484,7 @@
                     </wp:anchor>
                   </w:drawing>
                 </mc:Choice>
-                <mc:Fallback xmlns:w16du="http://schemas.microsoft.com/office/word/2023/wordml/word16du" xmlns:oel="http://schemas.microsoft.com/office/2019/extlst">
+                <mc:Fallback xmlns:oel="http://schemas.microsoft.com/office/2019/extlst" xmlns:w16du="http://schemas.microsoft.com/office/word/2023/wordml/word16du">
                   <w:pict>
                     <v:shape w14:anchorId="53237D61" id="流程图: 接点 10" o:spid="_x0000_s1026" type="#_x0000_t120" style="position:absolute;left:0;text-align:left;margin-left:200.1pt;margin-top:3.25pt;width:24.65pt;height:25.15pt;z-index:-251610112;visibility:visible;mso-wrap-style:square;mso-wrap-distance-left:9pt;mso-wrap-distance-top:0;mso-wrap-distance-right:9pt;mso-wrap-distance-bottom:0;mso-position-horizontal:absolute;mso-position-horizontal-relative:text;mso-position-vertical:absolute;mso-position-vertical-relative:text;v-text-anchor:middle" o:gfxdata="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" fillcolor="#1e7648" stroked="f" strokeweight="1pt">
                       <v:stroke joinstyle="miter"/>
@@ -11949,7 +10623,7 @@
                     </wp:anchor>
                   </w:drawing>
                 </mc:Choice>
-                <mc:Fallback xmlns:w16du="http://schemas.microsoft.com/office/word/2023/wordml/word16du" xmlns:oel="http://schemas.microsoft.com/office/2019/extlst">
+                <mc:Fallback xmlns:oel="http://schemas.microsoft.com/office/2019/extlst" xmlns:w16du="http://schemas.microsoft.com/office/word/2023/wordml/word16du">
                   <w:pict>
                     <v:roundrect w14:anchorId="02FD2D56" id="矩形: 圆角 12" o:spid="_x0000_s1026" style="position:absolute;left:0;text-align:left;margin-left:-5.7pt;margin-top:3.25pt;width:71.3pt;height:25.3pt;z-index:-251611136;visibility:visible;mso-wrap-style:square;mso-wrap-distance-left:9pt;mso-wrap-distance-top:0;mso-wrap-distance-right:9pt;mso-wrap-distance-bottom:0;mso-position-horizontal:absolute;mso-position-horizontal-relative:margin;mso-position-vertical:absolute;mso-position-vertical-relative:text;v-text-anchor:middle" arcsize="10923f" o:gfxdata="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" fillcolor="#f2f2f2 [3052]" stroked="f" strokeweight="1pt">
                       <v:stroke joinstyle="miter"/>
@@ -12060,9 +10734,9 @@
           <w:szCs w:val="13"/>
           <w:highlight w:val="magenta"/>
         </w:rPr>
-        <w:t xml:space="preserve">{{r </w:t>
-      </w:r>
-      <w:proofErr w:type="spellStart"/>
+        <w:t>{{r page_</w:t>
+      </w:r>
+      <w:proofErr w:type="gramStart"/>
       <w:r>
         <w:rPr>
           <w:rFonts w:ascii="思源黑体 CN Light" w:eastAsia="思源黑体 CN Light" w:hAnsi="思源黑体 CN Light" w:hint="eastAsia"/>
@@ -12071,29 +10745,7 @@
           <w:szCs w:val="13"/>
           <w:highlight w:val="magenta"/>
         </w:rPr>
-        <w:t>page_</w:t>
-      </w:r>
-      <w:proofErr w:type="gramStart"/>
-      <w:r>
-        <w:rPr>
-          <w:rFonts w:ascii="思源黑体 CN Light" w:eastAsia="思源黑体 CN Light" w:hAnsi="思源黑体 CN Light" w:hint="eastAsia"/>
-          <w:color w:val="595959" w:themeColor="text1" w:themeTint="A6"/>
-          <w:sz w:val="13"/>
-          <w:szCs w:val="13"/>
-          <w:highlight w:val="magenta"/>
-        </w:rPr>
-        <w:t>break</w:t>
-      </w:r>
-      <w:proofErr w:type="spellEnd"/>
-      <w:r>
-        <w:rPr>
-          <w:rFonts w:ascii="思源黑体 CN Light" w:eastAsia="思源黑体 CN Light" w:hAnsi="思源黑体 CN Light" w:hint="eastAsia"/>
-          <w:color w:val="595959" w:themeColor="text1" w:themeTint="A6"/>
-          <w:sz w:val="13"/>
-          <w:szCs w:val="13"/>
-          <w:highlight w:val="magenta"/>
-        </w:rPr>
-        <w:t xml:space="preserve"> }</w:t>
+        <w:t>break }</w:t>
       </w:r>
       <w:proofErr w:type="gramEnd"/>
       <w:r>
@@ -12219,7 +10871,7 @@
                     </wp:anchor>
                   </w:drawing>
                 </mc:Choice>
-                <mc:Fallback xmlns:w16du="http://schemas.microsoft.com/office/word/2023/wordml/word16du" xmlns:oel="http://schemas.microsoft.com/office/2019/extlst">
+                <mc:Fallback xmlns:oel="http://schemas.microsoft.com/office/2019/extlst" xmlns:w16du="http://schemas.microsoft.com/office/word/2023/wordml/word16du">
                   <w:pict>
                     <v:shape w14:anchorId="3EEF8A72" id="流程图: 接点 10" o:spid="_x0000_s1026" type="#_x0000_t120" style="position:absolute;left:0;text-align:left;margin-left:199.35pt;margin-top:3.25pt;width:24.65pt;height:25.15pt;z-index:-251607040;visibility:visible;mso-wrap-style:square;mso-wrap-distance-left:9pt;mso-wrap-distance-top:0;mso-wrap-distance-right:9pt;mso-wrap-distance-bottom:0;mso-position-horizontal:absolute;mso-position-horizontal-relative:text;mso-position-vertical:absolute;mso-position-vertical-relative:text;v-text-anchor:middle" o:gfxdata="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" fillcolor="#1e7648" stroked="f" strokeweight="1pt">
                       <v:stroke joinstyle="miter"/>
@@ -12358,7 +11010,7 @@
                     </wp:anchor>
                   </w:drawing>
                 </mc:Choice>
-                <mc:Fallback xmlns:w16du="http://schemas.microsoft.com/office/word/2023/wordml/word16du" xmlns:oel="http://schemas.microsoft.com/office/2019/extlst">
+                <mc:Fallback xmlns:oel="http://schemas.microsoft.com/office/2019/extlst" xmlns:w16du="http://schemas.microsoft.com/office/word/2023/wordml/word16du">
                   <w:pict>
                     <v:roundrect w14:anchorId="09AB796B" id="矩形: 圆角 12" o:spid="_x0000_s1026" style="position:absolute;left:0;text-align:left;margin-left:-5.7pt;margin-top:3.25pt;width:71.3pt;height:25.3pt;z-index:-251608064;visibility:visible;mso-wrap-style:square;mso-wrap-distance-left:9pt;mso-wrap-distance-top:0;mso-wrap-distance-right:9pt;mso-wrap-distance-bottom:0;mso-position-horizontal:absolute;mso-position-horizontal-relative:margin;mso-position-vertical:absolute;mso-position-vertical-relative:text;v-text-anchor:middle" arcsize="10923f" o:gfxdata="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" fillcolor="#f2f2f2 [3052]" stroked="f" strokeweight="1pt">
                       <v:stroke joinstyle="miter"/>
@@ -12464,25 +11116,7 @@
           <w:sz w:val="16"/>
           <w:szCs w:val="16"/>
         </w:rPr>
-        <w:t xml:space="preserve">Li MM, Datto M, </w:t>
-      </w:r>
-      <w:proofErr w:type="spellStart"/>
-      <w:r>
-        <w:rPr>
-          <w:rFonts w:ascii="思源黑体 CN Normal" w:eastAsia="思源黑体 CN Normal" w:hAnsi="思源黑体 CN Normal"/>
-          <w:sz w:val="16"/>
-          <w:szCs w:val="16"/>
-        </w:rPr>
-        <w:t>Duncavage</w:t>
-      </w:r>
-      <w:proofErr w:type="spellEnd"/>
-      <w:r>
-        <w:rPr>
-          <w:rFonts w:ascii="思源黑体 CN Normal" w:eastAsia="思源黑体 CN Normal" w:hAnsi="思源黑体 CN Normal"/>
-          <w:sz w:val="16"/>
-          <w:szCs w:val="16"/>
-        </w:rPr>
-        <w:t xml:space="preserve"> EJ, Kulkarni S, et al. (2017) Standards and Guidelines for the Interpretation and Reporting of Sequence Variants in Cancer: A Joint Consensus Recommendation of the Association for Molecular Pathology American Society of Clinical Oncology, and College of American Pathologists. J Mol Diagn. Jan;19(1):4-23. [PMID: 27993330]</w:t>
+        <w:t>Li MM, Datto M, Duncavage EJ, Kulkarni S, et al. (2017) Standards and Guidelines for the Interpretation and Reporting of Sequence Variants in Cancer: A Joint Consensus Recommendation of the Association for Molecular Pathology American Society of Clinical Oncology, and College of American Pathologists. J Mol Diagn. Jan;19(1):4-23. [PMID: 27993330]</w:t>
       </w:r>
     </w:p>
     <w:p>
@@ -12538,7 +11172,6 @@
         </w:rPr>
         <w:t>{%p for a in (</w:t>
       </w:r>
-      <w:proofErr w:type="spellStart"/>
       <w:proofErr w:type="gramStart"/>
       <w:r>
         <w:rPr>
@@ -12548,7 +11181,6 @@
         </w:rPr>
         <w:t>refer.fixed</w:t>
       </w:r>
-      <w:proofErr w:type="spellEnd"/>
       <w:proofErr w:type="gramEnd"/>
       <w:r>
         <w:rPr>
@@ -12556,34 +11188,7 @@
           <w:sz w:val="16"/>
           <w:szCs w:val="16"/>
         </w:rPr>
-        <w:t xml:space="preserve"> + refer.dynamic.s_var12 + </w:t>
-      </w:r>
-      <w:proofErr w:type="spellStart"/>
-      <w:r>
-        <w:rPr>
-          <w:rFonts w:ascii="思源黑体 CN Normal" w:eastAsia="思源黑体 CN Normal" w:hAnsi="思源黑体 CN Normal"/>
-          <w:sz w:val="16"/>
-          <w:szCs w:val="16"/>
-        </w:rPr>
-        <w:t>refer.dynamic.s_var_onco_nodrug</w:t>
-      </w:r>
-      <w:proofErr w:type="spellEnd"/>
-      <w:r>
-        <w:rPr>
-          <w:rFonts w:ascii="思源黑体 CN Normal" w:eastAsia="思源黑体 CN Normal" w:hAnsi="思源黑体 CN Normal"/>
-          <w:sz w:val="16"/>
-          <w:szCs w:val="16"/>
-        </w:rPr>
-        <w:t xml:space="preserve"> + </w:t>
-      </w:r>
-      <w:proofErr w:type="spellStart"/>
-      <w:r>
-        <w:rPr>
-          <w:rFonts w:ascii="思源黑体 CN Normal" w:eastAsia="思源黑体 CN Normal" w:hAnsi="思源黑体 CN Normal"/>
-          <w:sz w:val="16"/>
-          <w:szCs w:val="16"/>
-        </w:rPr>
-        <w:t>refer.dynamic.</w:t>
+        <w:t xml:space="preserve"> + refer.dynamic.s_var12 + refer.dynamic.s_var_onco_nodrug + refer.dynamic.</w:t>
       </w:r>
       <w:r>
         <w:rPr>
@@ -12593,7 +11198,6 @@
         </w:rPr>
         <w:t>hrd</w:t>
       </w:r>
-      <w:proofErr w:type="spellEnd"/>
       <w:r>
         <w:rPr>
           <w:rFonts w:ascii="思源黑体 CN Normal" w:eastAsia="思源黑体 CN Normal" w:hAnsi="思源黑体 CN Normal"/>
@@ -12654,18 +11258,8 @@
           <w:sz w:val="16"/>
           <w:szCs w:val="16"/>
         </w:rPr>
-        <w:t xml:space="preserve">p </w:t>
-      </w:r>
-      <w:proofErr w:type="spellStart"/>
-      <w:r>
-        <w:rPr>
-          <w:rFonts w:ascii="思源黑体 CN Normal" w:eastAsia="思源黑体 CN Normal" w:hAnsi="思源黑体 CN Normal"/>
-          <w:sz w:val="16"/>
-          <w:szCs w:val="16"/>
-        </w:rPr>
-        <w:t>endfor</w:t>
-      </w:r>
-      <w:proofErr w:type="spellEnd"/>
+        <w:t>p endfor</w:t>
+      </w:r>
       <w:r>
         <w:rPr>
           <w:rFonts w:ascii="思源黑体 CN Normal" w:eastAsia="思源黑体 CN Normal" w:hAnsi="思源黑体 CN Normal" w:hint="eastAsia"/>
@@ -12692,9 +11286,9 @@
           <w:szCs w:val="13"/>
           <w:highlight w:val="magenta"/>
         </w:rPr>
-        <w:t xml:space="preserve">{{r </w:t>
-      </w:r>
-      <w:proofErr w:type="spellStart"/>
+        <w:t>{{r page_</w:t>
+      </w:r>
+      <w:proofErr w:type="gramStart"/>
       <w:r>
         <w:rPr>
           <w:rFonts w:ascii="思源黑体 CN Light" w:eastAsia="思源黑体 CN Light" w:hAnsi="思源黑体 CN Light" w:hint="eastAsia"/>
@@ -12703,29 +11297,7 @@
           <w:szCs w:val="13"/>
           <w:highlight w:val="magenta"/>
         </w:rPr>
-        <w:t>page_</w:t>
-      </w:r>
-      <w:proofErr w:type="gramStart"/>
-      <w:r>
-        <w:rPr>
-          <w:rFonts w:ascii="思源黑体 CN Light" w:eastAsia="思源黑体 CN Light" w:hAnsi="思源黑体 CN Light" w:hint="eastAsia"/>
-          <w:color w:val="595959" w:themeColor="text1" w:themeTint="A6"/>
-          <w:sz w:val="13"/>
-          <w:szCs w:val="13"/>
-          <w:highlight w:val="magenta"/>
-        </w:rPr>
-        <w:t>break</w:t>
-      </w:r>
-      <w:proofErr w:type="spellEnd"/>
-      <w:r>
-        <w:rPr>
-          <w:rFonts w:ascii="思源黑体 CN Light" w:eastAsia="思源黑体 CN Light" w:hAnsi="思源黑体 CN Light" w:hint="eastAsia"/>
-          <w:color w:val="595959" w:themeColor="text1" w:themeTint="A6"/>
-          <w:sz w:val="13"/>
-          <w:szCs w:val="13"/>
-          <w:highlight w:val="magenta"/>
-        </w:rPr>
-        <w:t xml:space="preserve"> }</w:t>
+        <w:t>break }</w:t>
       </w:r>
       <w:proofErr w:type="gramEnd"/>
       <w:r>
@@ -12851,7 +11423,7 @@
                     </wp:anchor>
                   </w:drawing>
                 </mc:Choice>
-                <mc:Fallback xmlns:w16du="http://schemas.microsoft.com/office/word/2023/wordml/word16du" xmlns:oel="http://schemas.microsoft.com/office/2019/extlst">
+                <mc:Fallback xmlns:oel="http://schemas.microsoft.com/office/2019/extlst" xmlns:w16du="http://schemas.microsoft.com/office/word/2023/wordml/word16du">
                   <w:pict>
                     <v:shape w14:anchorId="5C74B972" id="流程图: 接点 26" o:spid="_x0000_s1026" type="#_x0000_t120" style="position:absolute;left:0;text-align:left;margin-left:200.1pt;margin-top:3.25pt;width:24.65pt;height:25.15pt;z-index:-251603968;visibility:visible;mso-wrap-style:square;mso-wrap-distance-left:9pt;mso-wrap-distance-top:0;mso-wrap-distance-right:9pt;mso-wrap-distance-bottom:0;mso-position-horizontal:absolute;mso-position-horizontal-relative:text;mso-position-vertical:absolute;mso-position-vertical-relative:text;v-text-anchor:middle" o:gfxdata="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" fillcolor="#1e7648" stroked="f" strokeweight="1pt">
                       <v:stroke joinstyle="miter"/>
@@ -13012,7 +11584,7 @@
                     </wp:anchor>
                   </w:drawing>
                 </mc:Choice>
-                <mc:Fallback xmlns:w16du="http://schemas.microsoft.com/office/word/2023/wordml/word16du" xmlns:oel="http://schemas.microsoft.com/office/2019/extlst">
+                <mc:Fallback xmlns:oel="http://schemas.microsoft.com/office/2019/extlst" xmlns:w16du="http://schemas.microsoft.com/office/word/2023/wordml/word16du">
                   <w:pict>
                     <v:roundrect w14:anchorId="7620C89F" id="矩形: 圆角 27" o:spid="_x0000_s1026" style="position:absolute;left:0;text-align:left;margin-left:-5.7pt;margin-top:3.25pt;width:71.3pt;height:25.3pt;z-index:-251604992;visibility:visible;mso-wrap-style:square;mso-wrap-distance-left:9pt;mso-wrap-distance-top:0;mso-wrap-distance-right:9pt;mso-wrap-distance-bottom:0;mso-position-horizontal:absolute;mso-position-horizontal-relative:margin;mso-position-vertical:absolute;mso-position-vertical-relative:text;v-text-anchor:middle" arcsize="10923f" o:gfxdata="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" fillcolor="#f2f2f2 [3052]" stroked="f" strokeweight="1pt">
                       <v:stroke joinstyle="miter"/>
@@ -13155,9 +11727,9 @@
           <w:szCs w:val="13"/>
           <w:highlight w:val="magenta"/>
         </w:rPr>
-        <w:t xml:space="preserve">{{r </w:t>
-      </w:r>
-      <w:proofErr w:type="spellStart"/>
+        <w:t>{{r page_</w:t>
+      </w:r>
+      <w:proofErr w:type="gramStart"/>
       <w:r>
         <w:rPr>
           <w:rFonts w:ascii="思源黑体 CN Light" w:eastAsia="思源黑体 CN Light" w:hAnsi="思源黑体 CN Light" w:hint="eastAsia"/>
@@ -13166,29 +11738,7 @@
           <w:szCs w:val="13"/>
           <w:highlight w:val="magenta"/>
         </w:rPr>
-        <w:t>page_</w:t>
-      </w:r>
-      <w:proofErr w:type="gramStart"/>
-      <w:r>
-        <w:rPr>
-          <w:rFonts w:ascii="思源黑体 CN Light" w:eastAsia="思源黑体 CN Light" w:hAnsi="思源黑体 CN Light" w:hint="eastAsia"/>
-          <w:color w:val="595959" w:themeColor="text1" w:themeTint="A6"/>
-          <w:sz w:val="13"/>
-          <w:szCs w:val="13"/>
-          <w:highlight w:val="magenta"/>
-        </w:rPr>
-        <w:t>break</w:t>
-      </w:r>
-      <w:proofErr w:type="spellEnd"/>
-      <w:r>
-        <w:rPr>
-          <w:rFonts w:ascii="思源黑体 CN Light" w:eastAsia="思源黑体 CN Light" w:hAnsi="思源黑体 CN Light" w:hint="eastAsia"/>
-          <w:color w:val="595959" w:themeColor="text1" w:themeTint="A6"/>
-          <w:sz w:val="13"/>
-          <w:szCs w:val="13"/>
-          <w:highlight w:val="magenta"/>
-        </w:rPr>
-        <w:t xml:space="preserve"> }</w:t>
+        <w:t>break }</w:t>
       </w:r>
       <w:proofErr w:type="gramEnd"/>
       <w:r>
@@ -13565,25 +12115,7 @@
         <w:sz w:val="16"/>
         <w:szCs w:val="16"/>
       </w:rPr>
-      <w:t>{{</w:t>
-    </w:r>
-    <w:proofErr w:type="spellStart"/>
-    <w:r>
-      <w:rPr>
-        <w:rFonts w:ascii="思源黑体 CN Normal" w:eastAsia="思源黑体 CN Normal" w:hAnsi="思源黑体 CN Normal"/>
-        <w:sz w:val="16"/>
-        <w:szCs w:val="16"/>
-      </w:rPr>
-      <w:t>sample.sample_parent_id</w:t>
-    </w:r>
-    <w:proofErr w:type="spellEnd"/>
-    <w:r>
-      <w:rPr>
-        <w:rFonts w:ascii="思源黑体 CN Normal" w:eastAsia="思源黑体 CN Normal" w:hAnsi="思源黑体 CN Normal"/>
-        <w:sz w:val="16"/>
-        <w:szCs w:val="16"/>
-      </w:rPr>
-      <w:t>}}</w:t>
+      <w:t>{{sample.sample_parent_id}}</w:t>
     </w:r>
     <w:r>
       <w:rPr>
@@ -13607,25 +12139,7 @@
         <w:sz w:val="16"/>
         <w:szCs w:val="16"/>
       </w:rPr>
-      <w:t>{{</w:t>
-    </w:r>
-    <w:proofErr w:type="spellStart"/>
-    <w:r>
-      <w:rPr>
-        <w:rFonts w:ascii="思源黑体 CN Normal" w:eastAsia="思源黑体 CN Normal" w:hAnsi="思源黑体 CN Normal"/>
-        <w:sz w:val="16"/>
-        <w:szCs w:val="16"/>
-      </w:rPr>
-      <w:t>sample.patient_name</w:t>
-    </w:r>
-    <w:proofErr w:type="spellEnd"/>
-    <w:r>
-      <w:rPr>
-        <w:rFonts w:ascii="思源黑体 CN Normal" w:eastAsia="思源黑体 CN Normal" w:hAnsi="思源黑体 CN Normal"/>
-        <w:sz w:val="16"/>
-        <w:szCs w:val="16"/>
-      </w:rPr>
-      <w:t>}}</w:t>
+      <w:t>{{sample.patient_name}}</w:t>
     </w:r>
     <w:r>
       <w:rPr>
@@ -13643,7 +12157,6 @@
       </w:rPr>
       <w:t>{{</w:t>
     </w:r>
-    <w:proofErr w:type="spellStart"/>
     <w:proofErr w:type="gramStart"/>
     <w:r>
       <w:rPr>
@@ -13660,16 +12173,7 @@
         <w:sz w:val="16"/>
         <w:szCs w:val="16"/>
       </w:rPr>
-      <w:t>_date</w:t>
-    </w:r>
-    <w:proofErr w:type="spellEnd"/>
-    <w:r>
-      <w:rPr>
-        <w:rFonts w:ascii="思源黑体 CN Normal" w:eastAsia="思源黑体 CN Normal" w:hAnsi="思源黑体 CN Normal"/>
-        <w:sz w:val="16"/>
-        <w:szCs w:val="16"/>
-      </w:rPr>
-      <w:t>}}</w:t>
+      <w:t>_date}}</w:t>
     </w:r>
     <w:r>
       <w:rPr>
